--- a/Assignment_2_Diabetes_Classification.docx
+++ b/Assignment_2_Diabetes_Classification.docx
@@ -14,14 +14,14 @@
       </w:pPr>
       <w:r>
         <w:rPr/>
-        <w:t xml:space="preserve">Assignment 2: Diabetes Classification</w:t>
+        <w:t xml:space="preserve">Diabetes Classification</w:t>
       </w:r>
     </w:p>
     <w:p>
       <w:pPr>
         <w:pBdr/>
         <w:pStyle w:val="Normal"/>
-        <w:spacing/>
+        <w:spacing w:after="80"/>
         <w:ind/>
         <w:jc w:val="center"/>
         <w:rPr/>
@@ -30,942 +30,129 @@
         <w:rPr>
           <w:b/>
         </w:rPr>
-        <w:t xml:space="preserve">Understanding and evaluating a classification workflow</w:t>
+        <w:t xml:space="preserve">Understanding the Dataset - a self-contained guide to meanings, values and variable types</w:t>
       </w:r>
     </w:p>
     <w:p>
       <w:pPr>
         <w:pBdr/>
-        <w:pStyle w:val="Normal"/>
+        <w:pStyle w:val="Heading 1"/>
         <w:spacing/>
         <w:ind/>
-        <w:jc w:val="center"/>
         <w:rPr/>
       </w:pPr>
       <w:r>
-        <w:rPr>
-          <w:rFonts w:ascii="Aptos" w:hAnsi="Aptos"/>
-          <w:b/>
-          <w:sz w:val="20"/>
-        </w:rPr>
-        <w:t xml:space="preserve">Group size: approximately 3 students</w:t>
+        <w:rPr/>
+        <w:t xml:space="preserve">1. What is this dataset?</w:t>
       </w:r>
     </w:p>
     <w:p>
       <w:pPr>
         <w:pBdr/>
-        <w:pStyle w:val="Heading 1"/>
-        <w:spacing/>
+        <w:pStyle w:val="Normal"/>
+        <w:spacing w:after="80"/>
         <w:ind/>
         <w:rPr/>
       </w:pPr>
       <w:r>
         <w:rPr/>
-        <w:t xml:space="preserve">1. Purpose</w:t>
+        <w:t xml:space="preserve">The supplied file contains 253,680 survey responses and 22 columns: 21 possible input features (X) and one target (y). The data come from health-related survey variables. Each row represents one survey respondent.</w:t>
       </w:r>
     </w:p>
     <w:p>
       <w:pPr>
         <w:pBdr/>
         <w:pStyle w:val="Normal"/>
-        <w:spacing/>
+        <w:spacing w:after="80"/>
+        <w:ind/>
+        <w:rPr/>
+      </w:pPr>
+    </w:p>
+    <w:p>
+      <w:pPr>
+        <w:pBdr/>
+        <w:pStyle w:val="Normal"/>
+        <w:spacing w:after="80"/>
         <w:ind/>
         <w:rPr/>
       </w:pPr>
       <w:r>
         <w:rPr/>
-        <w:t xml:space="preserve">Use the supplied diabetes_binary_classification_data.csv to practise an end-to-end classification workflow. The goal is not to obtain the highest possible accuracy. The focus is on understanding the data, using EDA to answer useful questions, keeping TEST protected, fitting Logistic Regression correctly, and interpreting classification predictions and errors.</w:t>
+        <w:t xml:space="preserve">Source context: the assignment describes these variables as coming from the CDC Behavioral Risk Factor Surveillance System (BRFSS), a health-related telephone survey covering health-risk behaviours, chronic health conditions and use of preventive services. Variables may come directly from survey questions or from variables calculated from participant responses.</w:t>
       </w:r>
     </w:p>
     <w:p>
       <w:pPr>
         <w:pBdr/>
         <w:pStyle w:val="Normal"/>
-        <w:spacing/>
-        <w:ind/>
-        <w:jc w:val="center"/>
+        <w:spacing w:after="80"/>
+        <w:ind/>
+        <w:rPr/>
+      </w:pPr>
+    </w:p>
+    <w:p>
+      <w:pPr>
+        <w:pBdr/>
+        <w:pStyle w:val="Normal"/>
+        <w:spacing w:after="80"/>
+        <w:ind/>
         <w:rPr/>
       </w:pPr>
       <w:r>
-        <w:rPr>
-          <w:b/>
-        </w:rPr>
-        <w:t xml:space="preserve">UNDERSTAND -&gt; EDA -&gt; SPLIT -&gt; PREPARE -&gt; FIT -&gt; PREDICT -&gt; EVALUATE -&gt; INTERPRET</w:t>
+        <w:rPr/>
+        <w:t xml:space="preserve">Why diabetes prediction matters: diabetes is a chronic condition involving impaired regulation of blood glucose. The assignment notes that early identification can support lifestyle changes and treatment, which motivates studying whether survey information can help predict diabetes risk.</w:t>
       </w:r>
     </w:p>
     <w:p>
       <w:pPr>
         <w:pBdr/>
-        <w:pStyle w:val="Heading 1"/>
-        <w:spacing/>
+        <w:pStyle w:val="Normal"/>
+        <w:spacing w:after="80"/>
         <w:ind/>
         <w:rPr/>
       </w:pPr>
       <w:r>
         <w:rPr/>
-        <w:t xml:space="preserve">2. Group work</w:t>
+        <w:t xml:space="preserve">Target: Diabetes_binary. In the supplied binary-classification CSV, 0 = no diabetes and 1 = prediabetes or diabetes. This is a binary classification problem. The older assignment handout also contains a line listing 0 = no diabetes, 1 = prediabetes and 2 = diabetes; that description belongs to a three-level coding and conflicts with the binary file description. For this course, use the values actually present in the supplied binary CSV: 0 and 1.</w:t>
       </w:r>
     </w:p>
     <w:p>
       <w:pPr>
         <w:pBdr/>
         <w:pStyle w:val="Normal"/>
-        <w:spacing/>
+        <w:spacing w:after="80"/>
         <w:ind/>
         <w:rPr/>
       </w:pPr>
       <w:r>
         <w:rPr/>
-        <w:t xml:space="preserve">Complete the assignment in groups of approximately 3 students. You may divide implementation tasks, but every group member must understand the complete solution.</w:t>
+        <w:t xml:space="preserve">The classes are not balanced: 218,334 rows are class 0 and 35,346 rows are class 1 (13.9% class 1). There are no missing values in the supplied CSV.</w:t>
       </w:r>
     </w:p>
     <w:p>
       <w:pPr>
         <w:pBdr/>
-        <w:pStyle w:val="Normal"/>
+        <w:pStyle w:val="Heading 1"/>
         <w:spacing/>
         <w:ind/>
         <w:rPr/>
       </w:pPr>
       <w:r>
         <w:rPr/>
-        <w:t xml:space="preserve">During the feedback discussion, any group member may be asked to explain an important part of the workflow, including a part implemented by another member.</w:t>
+        <w:t xml:space="preserve">2. How to use this guide</w:t>
       </w:r>
     </w:p>
     <w:p>
       <w:pPr>
         <w:pBdr/>
-        <w:pStyle w:val="Heading 1"/>
-        <w:spacing/>
+        <w:pStyle w:val="Normal"/>
+        <w:spacing w:after="80"/>
         <w:ind/>
         <w:rPr/>
       </w:pPr>
       <w:r>
         <w:rPr/>
-        <w:t xml:space="preserve">3. Files</w:t>
-      </w:r>
-    </w:p>
-    <w:p>
-      <w:pPr>
-        <w:pBdr/>
-        <w:pStyle w:val="List Bullet"/>
-        <w:spacing w:after="20"/>
-        <w:ind/>
-        <w:rPr/>
-      </w:pPr>
-      <w:r>
-        <w:rPr/>
-        <w:t xml:space="preserve">diabetes_binary_classification_data.csv</w:t>
-      </w:r>
-    </w:p>
-    <w:p>
-      <w:pPr>
-        <w:pBdr/>
-        <w:pStyle w:val="List Bullet"/>
-        <w:spacing w:after="20"/>
-        <w:ind/>
-        <w:rPr/>
-      </w:pPr>
-      <w:r>
-        <w:rPr/>
-        <w:t xml:space="preserve">Diabetes Classification - Understanding the Dataset</w:t>
-      </w:r>
-    </w:p>
-    <w:p>
-      <w:pPr>
-        <w:pBdr/>
-        <w:pStyle w:val="Normal"/>
-        <w:spacing/>
-        <w:ind/>
-        <w:rPr/>
-      </w:pPr>
-      <w:r>
-        <w:rPr/>
-        <w:t xml:space="preserve">Use the Understanding the Dataset guide when you need the meaning, values, or variable type of a feature. You are not expected to know the health-variable codes from memory.</w:t>
-      </w:r>
-    </w:p>
-    <w:p>
-      <w:pPr>
-        <w:pBdr/>
-        <w:pStyle w:val="Heading 1"/>
-        <w:spacing/>
-        <w:ind/>
-        <w:rPr/>
-      </w:pPr>
-      <w:r>
-        <w:rPr/>
-        <w:t xml:space="preserve">4. What your notebook should show</w:t>
-      </w:r>
-    </w:p>
-    <w:p>
-      <w:pPr>
-        <w:pBdr/>
-        <w:pStyle w:val="Normal"/>
-        <w:spacing/>
-        <w:ind/>
-        <w:rPr/>
-      </w:pPr>
-      <w:r>
-        <w:rPr/>
-        <w:t xml:space="preserve">Include code, useful outputs and short explanations. For the important parts of your analysis, think in terms of:</w:t>
-      </w:r>
-    </w:p>
-    <w:p>
-      <w:pPr>
-        <w:pBdr/>
-        <w:pStyle w:val="Normal"/>
-        <w:spacing/>
-        <w:ind/>
-        <w:jc w:val="center"/>
-        <w:rPr/>
-      </w:pPr>
-      <w:r>
-        <w:rPr>
-          <w:b/>
-        </w:rPr>
-        <w:t xml:space="preserve">QUESTION -&gt; EVIDENCE -&gt; DECISION</w:t>
-      </w:r>
-    </w:p>
-    <w:p>
-      <w:pPr>
-        <w:pBdr/>
-        <w:pStyle w:val="Heading 2"/>
-        <w:spacing/>
-        <w:ind/>
-        <w:rPr/>
-      </w:pPr>
-      <w:r>
-        <w:rPr/>
-        <w:t xml:space="preserve">Step 1 - Understand the data</w:t>
-      </w:r>
-    </w:p>
-    <w:p>
-      <w:pPr>
-        <w:pBdr/>
-        <w:pStyle w:val="List Bullet"/>
-        <w:spacing w:after="20"/>
-        <w:ind/>
-        <w:rPr/>
-      </w:pPr>
-      <w:r>
-        <w:rPr/>
-        <w:t xml:space="preserve">Identify the input features X and the target y.</w:t>
-      </w:r>
-    </w:p>
-    <w:p>
-      <w:pPr>
-        <w:pBdr/>
-        <w:pStyle w:val="List Bullet"/>
-        <w:spacing w:after="20"/>
-        <w:ind/>
-        <w:rPr/>
-      </w:pPr>
-      <w:r>
-        <w:rPr/>
-        <w:t xml:space="preserve">Explain what class 0 and class 1 mean.</w:t>
-      </w:r>
-    </w:p>
-    <w:p>
-      <w:pPr>
-        <w:pBdr/>
-        <w:pStyle w:val="List Bullet"/>
-        <w:spacing w:after="20"/>
-        <w:ind/>
-        <w:rPr/>
-      </w:pPr>
-      <w:r>
-        <w:rPr/>
-        <w:t xml:space="preserve">Check the number and proportion of observations in each class.</w:t>
-      </w:r>
-    </w:p>
-    <w:p>
-      <w:pPr>
-        <w:pBdr/>
-        <w:pStyle w:val="List Bullet"/>
-        <w:spacing w:after="20"/>
-        <w:ind/>
-        <w:rPr/>
-      </w:pPr>
-      <w:r>
-        <w:rPr/>
-        <w:t xml:space="preserve">Choose three features of different types and briefly explain what their values mean. Use the Understanding the Dataset guide.</w:t>
-      </w:r>
-    </w:p>
-    <w:p>
-      <w:pPr>
-        <w:pBdr/>
-        <w:pStyle w:val="Heading 2"/>
-        <w:spacing/>
-        <w:ind/>
-        <w:rPr/>
-      </w:pPr>
-      <w:r>
-        <w:rPr/>
-        <w:t xml:space="preserve">Step 2 - Explore the data</w:t>
-      </w:r>
-    </w:p>
-    <w:p>
-      <w:pPr>
-        <w:pBdr/>
-        <w:pStyle w:val="Normal"/>
-        <w:spacing/>
-        <w:ind/>
-        <w:rPr/>
-      </w:pPr>
-      <w:r>
-        <w:rPr/>
-        <w:t xml:space="preserve">Use EDA to investigate all input features and their relationships with Diabetes_binary. Choose plots or tables that are appropriate for each type of feature:</w:t>
-      </w:r>
-    </w:p>
-    <w:p>
-      <w:pPr>
-        <w:pBdr/>
-        <w:pStyle w:val="List Bullet"/>
-        <w:spacing w:after="20"/>
-        <w:ind/>
-        <w:rPr/>
-      </w:pPr>
-      <w:r>
-        <w:rPr/>
-        <w:t xml:space="preserve">for numerical features, examine their distributions and compare them between the two target classes;</w:t>
-      </w:r>
-    </w:p>
-    <w:p>
-      <w:pPr>
-        <w:pBdr/>
-        <w:pStyle w:val="List Bullet"/>
-        <w:spacing w:after="20"/>
-        <w:ind/>
-        <w:rPr/>
-      </w:pPr>
-      <w:r>
-        <w:rPr/>
-        <w:t xml:space="preserve">for binary categorical features, examine counts/proportions and compare the proportion of Diabetes_binary across the two categories;</w:t>
-      </w:r>
-    </w:p>
-    <w:p>
-      <w:pPr>
-        <w:pBdr/>
-        <w:pStyle w:val="List Bullet"/>
-        <w:spacing w:after="20"/>
-        <w:ind/>
-        <w:rPr/>
-      </w:pPr>
-      <w:r>
-        <w:rPr/>
-        <w:t xml:space="preserve">for ordered categorical features, examine how the distribution or proportion of Diabetes_binary changes across the ordered categories.</w:t>
-      </w:r>
-    </w:p>
-    <w:p>
-      <w:pPr>
-        <w:pBdr/>
-        <w:pStyle w:val="Normal"/>
-        <w:spacing/>
-        <w:ind/>
-        <w:rPr/>
-      </w:pPr>
-      <w:r>
-        <w:rPr/>
-        <w:t xml:space="preserve">Explore all input features, but focus your detailed interpretation on the most informative or interesting results. You may use loops or functions where appropriate rather than repeating essentially identical code. For the results you discuss in detail, state the question, show appropriate evidence, explain what you observe, and explain what the evidence allows you to conclude and what it does not. Look for patterns such as differences between the two target classes, changes in the proportion of class 1 across categories, unusual distributions, and features that appear to have little relationship with the target. Remember: EDA describes associations and patterns in the observed data; an association does not show that one variable causes diabetes.</w:t>
-      </w:r>
-    </w:p>
-    <w:p>
-      <w:pPr>
-        <w:pBdr/>
-        <w:pStyle w:val="Heading 2"/>
-        <w:spacing/>
-        <w:ind/>
-        <w:rPr/>
-      </w:pPr>
-      <w:r>
-        <w:rPr/>
-        <w:t xml:space="preserve">Step 3 - Create TRAIN and TEST</w:t>
-      </w:r>
-    </w:p>
-    <w:p>
-      <w:pPr>
-        <w:pBdr/>
-        <w:pStyle w:val="List Bullet"/>
-        <w:spacing w:after="20"/>
-        <w:ind/>
-        <w:rPr/>
-      </w:pPr>
-      <w:r>
-        <w:rPr/>
-        <w:t xml:space="preserve">Split X and y into TRAIN and TEST.</w:t>
-      </w:r>
-    </w:p>
-    <w:p>
-      <w:pPr>
-        <w:pBdr/>
-        <w:pStyle w:val="List Bullet"/>
-        <w:spacing w:after="20"/>
-        <w:ind/>
-        <w:rPr/>
-      </w:pPr>
-      <w:r>
-        <w:rPr/>
-        <w:t xml:space="preserve">Use stratify=y so that TRAIN and TEST have approximately the same proportion of class 0 and class 1.</w:t>
-      </w:r>
-    </w:p>
-    <w:p>
-      <w:pPr>
-        <w:pBdr/>
-        <w:pStyle w:val="List Bullet"/>
-        <w:spacing w:after="20"/>
-        <w:ind/>
-        <w:rPr/>
-      </w:pPr>
-      <w:r>
-        <w:rPr/>
-        <w:t xml:space="preserve">Keep TEST separate until evaluation. Do not balance or resample TEST.</w:t>
-      </w:r>
-    </w:p>
-    <w:p>
-      <w:pPr>
-        <w:pBdr/>
-        <w:pStyle w:val="Heading 2"/>
-        <w:spacing/>
-        <w:ind/>
-        <w:rPr/>
-      </w:pPr>
-      <w:r>
-        <w:rPr/>
-        <w:t xml:space="preserve">Step 4 - Prepare the features</w:t>
-      </w:r>
-    </w:p>
-    <w:p>
-      <w:pPr>
-        <w:pBdr/>
-        <w:pStyle w:val="Normal"/>
-        <w:spacing/>
-        <w:ind/>
-        <w:rPr/>
-      </w:pPr>
-      <w:r>
-        <w:rPr/>
-        <w:t xml:space="preserve">Prepare the input features using the information in the Understanding the Dataset guide and the preprocessing methods introduced in the course. Your preprocessing choice should reflect whether a feature is numerical, binary categorical, or ordered categorical. Briefly justify how you represent each type. There are no missing values in this dataset, so missing-value imputation is not required.</w:t>
-      </w:r>
-    </w:p>
-    <w:p>
-      <w:pPr>
-        <w:pBdr/>
-        <w:pStyle w:val="List Bullet"/>
-        <w:spacing w:after="20"/>
-        <w:ind/>
-        <w:rPr/>
-      </w:pPr>
-      <w:r>
-        <w:rPr/>
-        <w:t xml:space="preserve">Use a Pipeline/ColumnTransformer where appropriate.</w:t>
-      </w:r>
-    </w:p>
-    <w:p>
-      <w:pPr>
-        <w:pBdr/>
-        <w:pStyle w:val="List Bullet"/>
-        <w:spacing w:after="20"/>
-        <w:ind/>
-        <w:rPr/>
-      </w:pPr>
-      <w:r>
-        <w:rPr/>
-        <w:t xml:space="preserve">Anything learned from the data during preprocessing must be learned from TRAIN only and then applied to TEST.</w:t>
-      </w:r>
-    </w:p>
-    <w:p>
-      <w:pPr>
-        <w:pBdr/>
-        <w:pStyle w:val="Heading 2"/>
-        <w:spacing/>
-        <w:ind/>
-        <w:rPr/>
-      </w:pPr>
-      <w:r>
-        <w:rPr/>
-        <w:t xml:space="preserve">Step 5 - Train Logistic Regression</w:t>
-      </w:r>
-    </w:p>
-    <w:p>
-      <w:pPr>
-        <w:pBdr/>
-        <w:pStyle w:val="Normal"/>
-        <w:spacing/>
-        <w:ind/>
-        <w:rPr/>
-      </w:pPr>
-      <w:r>
-        <w:rPr/>
-        <w:t xml:space="preserve">Use Logistic Regression, as introduced in the classification lecture. Fit the complete Pipeline using TRAIN.</w:t>
-      </w:r>
-    </w:p>
-    <w:p>
-      <w:pPr>
-        <w:pBdr/>
-        <w:pStyle w:val="List Bullet"/>
-        <w:spacing w:after="20"/>
-        <w:ind/>
-        <w:rPr/>
-      </w:pPr>
-      <w:r>
-        <w:rPr/>
-        <w:t xml:space="preserve">Use model.predict(X_test) to obtain predicted classes.</w:t>
-      </w:r>
-    </w:p>
-    <w:p>
-      <w:pPr>
-        <w:pBdr/>
-        <w:pStyle w:val="List Bullet"/>
-        <w:spacing w:after="20"/>
-        <w:ind/>
-        <w:rPr/>
-      </w:pPr>
-      <w:r>
-        <w:rPr/>
-        <w:t xml:space="preserve">Use model.predict_proba(X_test)[:, 1] to obtain predicted probabilities for class 1.</w:t>
-      </w:r>
-    </w:p>
-    <w:p>
-      <w:pPr>
-        <w:pBdr/>
-        <w:pStyle w:val="Heading 2"/>
-        <w:spacing/>
-        <w:ind/>
-        <w:rPr/>
-      </w:pPr>
-      <w:r>
-        <w:rPr/>
-        <w:t xml:space="preserve">Step 6 - Evaluate the model</w:t>
-      </w:r>
-    </w:p>
-    <w:p>
-      <w:pPr>
-        <w:pBdr/>
-        <w:pStyle w:val="Normal"/>
-        <w:spacing/>
-        <w:ind/>
-        <w:rPr/>
-      </w:pPr>
-      <w:r>
-        <w:rPr/>
-        <w:t xml:space="preserve">Evaluate the Logistic Regression model on TEST using:</w:t>
-      </w:r>
-    </w:p>
-    <w:p>
-      <w:pPr>
-        <w:pBdr/>
-        <w:pStyle w:val="List Bullet"/>
-        <w:spacing w:after="20"/>
-        <w:ind/>
-        <w:rPr/>
-      </w:pPr>
-      <w:r>
-        <w:rPr/>
-        <w:t xml:space="preserve">confusion matrix;</w:t>
-      </w:r>
-    </w:p>
-    <w:p>
-      <w:pPr>
-        <w:pBdr/>
-        <w:pStyle w:val="List Bullet"/>
-        <w:spacing w:after="20"/>
-        <w:ind/>
-        <w:rPr/>
-      </w:pPr>
-      <w:r>
-        <w:rPr/>
-        <w:t xml:space="preserve">accuracy;</w:t>
-      </w:r>
-    </w:p>
-    <w:p>
-      <w:pPr>
-        <w:pBdr/>
-        <w:pStyle w:val="List Bullet"/>
-        <w:spacing w:after="20"/>
-        <w:ind/>
-        <w:rPr/>
-      </w:pPr>
-      <w:r>
-        <w:rPr/>
-        <w:t xml:space="preserve">precision;</w:t>
-      </w:r>
-    </w:p>
-    <w:p>
-      <w:pPr>
-        <w:pBdr/>
-        <w:pStyle w:val="List Bullet"/>
-        <w:spacing w:after="20"/>
-        <w:ind/>
-        <w:rPr/>
-      </w:pPr>
-      <w:r>
-        <w:rPr/>
-        <w:t xml:space="preserve">recall;</w:t>
-      </w:r>
-    </w:p>
-    <w:p>
-      <w:pPr>
-        <w:pBdr/>
-        <w:pStyle w:val="List Bullet"/>
-        <w:spacing w:after="20"/>
-        <w:ind/>
-        <w:rPr/>
-      </w:pPr>
-      <w:r>
-        <w:rPr/>
-        <w:t xml:space="preserve">F1 score.</w:t>
-      </w:r>
-    </w:p>
-    <w:p>
-      <w:pPr>
-        <w:pBdr/>
-        <w:pStyle w:val="Normal"/>
-        <w:spacing/>
-        <w:ind/>
-        <w:rPr/>
-      </w:pPr>
-      <w:r>
-        <w:rPr/>
-        <w:t xml:space="preserve">Explain what a false positive and a false negative mean for this diabetes classification problem. Do not judge the model from accuracy alone.</w:t>
-      </w:r>
-    </w:p>
-    <w:p>
-      <w:pPr>
-        <w:pBdr/>
-        <w:pStyle w:val="Heading 2"/>
-        <w:spacing/>
-        <w:ind/>
-        <w:rPr/>
-      </w:pPr>
-      <w:r>
-        <w:rPr/>
-        <w:t xml:space="preserve">Step 7 - Probability and threshold</w:t>
-      </w:r>
-    </w:p>
-    <w:p>
-      <w:pPr>
-        <w:pBdr/>
-        <w:pStyle w:val="Normal"/>
-        <w:spacing/>
-        <w:ind/>
-        <w:rPr/>
-      </w:pPr>
-      <w:r>
-        <w:rPr/>
-        <w:t xml:space="preserve">Use the predicted probabilities from Logistic Regression to compare two decision thresholds:</w:t>
-      </w:r>
-    </w:p>
-    <w:p>
-      <w:pPr>
-        <w:pBdr/>
-        <w:pStyle w:val="List Bullet"/>
-        <w:spacing w:after="20"/>
-        <w:ind/>
-        <w:rPr/>
-      </w:pPr>
-      <w:r>
-        <w:rPr/>
-        <w:t xml:space="preserve">Threshold 0.50</w:t>
-      </w:r>
-    </w:p>
-    <w:p>
-      <w:pPr>
-        <w:pBdr/>
-        <w:pStyle w:val="List Bullet"/>
-        <w:spacing w:after="20"/>
-        <w:ind/>
-        <w:rPr/>
-      </w:pPr>
-      <w:r>
-        <w:rPr/>
-        <w:t xml:space="preserve">Threshold 0.40</w:t>
-      </w:r>
-    </w:p>
-    <w:p>
-      <w:pPr>
-        <w:pBdr/>
-        <w:pStyle w:val="Normal"/>
-        <w:spacing/>
-        <w:ind/>
-        <w:rPr/>
-      </w:pPr>
-      <w:r>
-        <w:rPr/>
-        <w:t xml:space="preserve">For each threshold, calculate the confusion matrix, precision and recall. Compare the results. Explain what happened to false positives, false negatives, precision and recall. Also explain what did NOT change when you changed only the threshold.</w:t>
-      </w:r>
-    </w:p>
-    <w:p>
-      <w:pPr>
-        <w:pBdr/>
-        <w:pStyle w:val="Heading 2"/>
-        <w:spacing/>
-        <w:ind/>
-        <w:rPr/>
-      </w:pPr>
-      <w:r>
-        <w:rPr/>
-        <w:t xml:space="preserve">Step 8 - Conclusion</w:t>
-      </w:r>
-    </w:p>
-    <w:p>
-      <w:pPr>
-        <w:pBdr/>
-        <w:pStyle w:val="List Bullet"/>
-        <w:spacing w:after="20"/>
-        <w:ind/>
-        <w:rPr/>
-      </w:pPr>
-      <w:r>
-        <w:rPr/>
-        <w:t xml:space="preserve">Summarize the most important things you learned from the EDA and the Logistic Regression results.</w:t>
-      </w:r>
-    </w:p>
-    <w:p>
-      <w:pPr>
-        <w:pBdr/>
-        <w:pStyle w:val="List Bullet"/>
-        <w:spacing w:after="20"/>
-        <w:ind/>
-        <w:rPr/>
-      </w:pPr>
-      <w:r>
-        <w:rPr/>
-        <w:t xml:space="preserve">Give at least two limitations of this analysis.</w:t>
-      </w:r>
-    </w:p>
-    <w:p>
-      <w:pPr>
-        <w:pBdr/>
-        <w:pStyle w:val="List Bullet"/>
-        <w:spacing w:after="20"/>
-        <w:ind/>
-        <w:rPr/>
-      </w:pPr>
-      <w:r>
-        <w:rPr/>
-        <w:t xml:space="preserve">Do not interpret an association as evidence that one feature causes diabetes.</w:t>
-      </w:r>
-    </w:p>
-    <w:p>
-      <w:pPr>
-        <w:pBdr/>
-        <w:pStyle w:val="Heading 1"/>
-        <w:spacing/>
-        <w:ind/>
-        <w:rPr/>
-      </w:pPr>
-      <w:r>
-        <w:rPr/>
-        <w:t xml:space="preserve">5. Questions you must answer</w:t>
-      </w:r>
-    </w:p>
-    <w:p>
-      <w:pPr>
-        <w:pBdr/>
-        <w:pStyle w:val="Normal"/>
-        <w:spacing w:after="20"/>
-        <w:ind/>
-        <w:rPr/>
-      </w:pPr>
-      <w:r>
-        <w:rPr>
-          <w:b/>
-        </w:rPr>
-        <w:t xml:space="preserve">Q1. Understanding the data</w:t>
-      </w:r>
-    </w:p>
-    <w:p>
-      <w:pPr>
-        <w:pBdr/>
-        <w:pStyle w:val="Normal"/>
-        <w:spacing w:after="100"/>
-        <w:ind/>
-        <w:rPr/>
-      </w:pPr>
-      <w:r>
-        <w:rPr/>
-        <w:t xml:space="preserve">What do class 0 and class 1 mean? Is the target balanced? Why does the class distribution matter when evaluating the model?</w:t>
-      </w:r>
-    </w:p>
-    <w:p>
-      <w:pPr>
-        <w:pBdr/>
-        <w:pStyle w:val="Normal"/>
-        <w:spacing w:after="20"/>
-        <w:ind/>
-        <w:rPr/>
-      </w:pPr>
-      <w:r>
-        <w:rPr>
-          <w:b/>
-        </w:rPr>
-        <w:t xml:space="preserve">Q2. Understanding the features</w:t>
-      </w:r>
-    </w:p>
-    <w:p>
-      <w:pPr>
-        <w:pBdr/>
-        <w:pStyle w:val="Normal"/>
-        <w:spacing w:after="100"/>
-        <w:ind/>
-        <w:rPr/>
-      </w:pPr>
-      <w:r>
-        <w:rPr/>
-        <w:t xml:space="preserve">Choose three features of different types. What do their values mean? Why is looking only at the numbers stored in the CSV not enough to understand a feature?</w:t>
-      </w:r>
-    </w:p>
-    <w:p>
-      <w:pPr>
-        <w:pBdr/>
-        <w:pStyle w:val="Normal"/>
-        <w:spacing w:after="20"/>
-        <w:ind/>
-        <w:rPr/>
-      </w:pPr>
-      <w:r>
-        <w:rPr>
-          <w:b/>
-        </w:rPr>
-        <w:t xml:space="preserve">Q3. EDA</w:t>
-      </w:r>
-    </w:p>
-    <w:p>
-      <w:pPr>
-        <w:pBdr/>
-        <w:pStyle w:val="Normal"/>
-        <w:spacing w:after="100"/>
-        <w:ind/>
-        <w:rPr/>
-      </w:pPr>
-      <w:r>
-        <w:rPr/>
-        <w:t xml:space="preserve">You explored all input features. Which three to five findings were most informative or interesting? What did you observe? What can you conclude from these results, and what can you not conclude?</w:t>
-      </w:r>
-    </w:p>
-    <w:p>
-      <w:pPr>
-        <w:pBdr/>
-        <w:pStyle w:val="Normal"/>
-        <w:spacing w:after="20"/>
-        <w:ind/>
-        <w:rPr/>
-      </w:pPr>
-      <w:r>
-        <w:rPr>
-          <w:b/>
-        </w:rPr>
-        <w:t xml:space="preserve">Q4. TRAIN and TEST</w:t>
-      </w:r>
-    </w:p>
-    <w:p>
-      <w:pPr>
-        <w:pBdr/>
-        <w:pStyle w:val="Normal"/>
-        <w:spacing w:after="100"/>
-        <w:ind/>
-        <w:rPr/>
-      </w:pPr>
-      <w:r>
-        <w:rPr/>
-        <w:t xml:space="preserve">Why must TEST remain separate while preprocessing and the model are fitted?</w:t>
-      </w:r>
-    </w:p>
-    <w:p>
-      <w:pPr>
-        <w:pBdr/>
-        <w:pStyle w:val="Normal"/>
-        <w:spacing w:after="20"/>
-        <w:ind/>
-        <w:rPr/>
-      </w:pPr>
-      <w:r>
-        <w:rPr>
-          <w:b/>
-        </w:rPr>
-        <w:t xml:space="preserve">Q5. Classification errors and metrics</w:t>
-      </w:r>
-    </w:p>
-    <w:p>
-      <w:pPr>
-        <w:pBdr/>
-        <w:pStyle w:val="Normal"/>
-        <w:spacing w:after="100"/>
-        <w:ind/>
-        <w:rPr/>
-      </w:pPr>
-      <w:r>
-        <w:rPr/>
-        <w:t xml:space="preserve">Using your confusion matrix, explain false positives and false negatives for this diabetes problem. What do accuracy, precision and recall tell you? Why is accuracy alone not enough?</w:t>
-      </w:r>
-    </w:p>
-    <w:p>
-      <w:pPr>
-        <w:pBdr/>
-        <w:pStyle w:val="Normal"/>
-        <w:spacing w:after="20"/>
-        <w:ind/>
-        <w:rPr/>
-      </w:pPr>
-      <w:r>
-        <w:rPr>
-          <w:b/>
-        </w:rPr>
-        <w:t xml:space="preserve">Q6. Probability and threshold</w:t>
-      </w:r>
-    </w:p>
-    <w:p>
-      <w:pPr>
-        <w:pBdr/>
-        <w:pStyle w:val="Normal"/>
-        <w:spacing w:after="100"/>
-        <w:ind/>
-        <w:rPr/>
-      </w:pPr>
-      <w:r>
-        <w:rPr/>
-        <w:t xml:space="preserve">Compare thresholds 0.50 and 0.40. What happened to false positives, false negatives, precision and recall? What did not change when you changed only the threshold?</w:t>
-      </w:r>
-    </w:p>
-    <w:p>
-      <w:pPr>
-        <w:pBdr/>
-        <w:pStyle w:val="Normal"/>
-        <w:spacing w:after="20"/>
-        <w:ind/>
-        <w:rPr/>
-      </w:pPr>
-      <w:r>
-        <w:rPr>
-          <w:b/>
-        </w:rPr>
-        <w:t xml:space="preserve">Q7. Conclusion</w:t>
-      </w:r>
-    </w:p>
-    <w:p>
-      <w:pPr>
-        <w:pBdr/>
-        <w:pStyle w:val="Normal"/>
-        <w:spacing w:after="100"/>
-        <w:ind/>
-        <w:rPr/>
-      </w:pPr>
-      <w:r>
-        <w:rPr/>
-        <w:t xml:space="preserve">What did you learn from the data and the Logistic Regression model? Give at least two limitations of this analysis.</w:t>
-      </w:r>
-    </w:p>
-    <w:p>
-      <w:pPr>
-        <w:pBdr/>
-        <w:pStyle w:val="Heading 1"/>
-        <w:spacing/>
-        <w:ind/>
-        <w:rPr/>
-      </w:pPr>
-      <w:r>
-        <w:rPr/>
-        <w:t xml:space="preserve">6. Threshold comparison table</w:t>
+        <w:t xml:space="preserve">Do not decide how to analyse or preprocess a feature only from the number stored in the CSV. First ask what the value means. A value can be a measured amount, a count, a yes/no category, or an ordered category code.</w:t>
       </w:r>
     </w:p>
     <w:tbl>
@@ -991,13 +178,9 @@
         <w:shd w:fill="auto" w:color="auto"/>
       </w:tblPr>
       <w:tblGrid>
-        <w:gridCol w:w="1481"/>
-        <w:gridCol w:w="1481"/>
-        <w:gridCol w:w="1481"/>
-        <w:gridCol w:w="1481"/>
-        <w:gridCol w:w="1481"/>
-        <w:gridCol w:w="1481"/>
-        <w:gridCol w:w="1481"/>
+        <w:gridCol w:w="3456"/>
+        <w:gridCol w:w="3456"/>
+        <w:gridCol w:w="3456"/>
       </w:tblGrid>
       <w:tr>
         <w:tblPrEx>
@@ -1005,10 +188,12 @@
         </w:tblPrEx>
         <w:trPr>
           <w:trHeight w:hRule="atLeast" w:val="20"/>
+          <w:cantSplit/>
+          <w:tblHeader/>
         </w:trPr>
         <w:tc>
           <w:tcPr>
-            <w:tcW w:w="1481" w:type="dxa"/>
+            <w:tcW w:w="3456" w:type="dxa"/>
             <w:tcBorders/>
             <w:shd w:fill="D9EAF7" w:color="auto" w:val="clear"/>
             <w:vAlign w:val="center"/>
@@ -1017,7 +202,7 @@
             <w:pPr>
               <w:pBdr/>
               <w:pStyle w:val="Normal"/>
-              <w:spacing w:after="0" w:line="240" w:lineRule="auto"/>
+              <w:spacing w:before="0" w:after="0" w:line="240" w:lineRule="auto"/>
               <w:ind/>
               <w:rPr/>
             </w:pPr>
@@ -1025,15 +210,15 @@
               <w:rPr>
                 <w:rFonts w:ascii="Aptos" w:hAnsi="Aptos"/>
                 <w:b/>
-                <w:sz w:val="17"/>
-              </w:rPr>
-              <w:t xml:space="preserve">Threshold</w:t>
-            </w:r>
-          </w:p>
-        </w:tc>
-        <w:tc>
-          <w:tcPr>
-            <w:tcW w:w="1481" w:type="dxa"/>
+                <w:sz w:val="16"/>
+              </w:rPr>
+              <w:t xml:space="preserve">Example</w:t>
+            </w:r>
+          </w:p>
+        </w:tc>
+        <w:tc>
+          <w:tcPr>
+            <w:tcW w:w="3456" w:type="dxa"/>
             <w:tcBorders/>
             <w:shd w:fill="D9EAF7" w:color="auto" w:val="clear"/>
             <w:vAlign w:val="center"/>
@@ -1042,7 +227,7 @@
             <w:pPr>
               <w:pBdr/>
               <w:pStyle w:val="Normal"/>
-              <w:spacing w:after="0" w:line="240" w:lineRule="auto"/>
+              <w:spacing w:before="0" w:after="0" w:line="240" w:lineRule="auto"/>
               <w:ind/>
               <w:rPr/>
             </w:pPr>
@@ -1050,15 +235,15 @@
               <w:rPr>
                 <w:rFonts w:ascii="Aptos" w:hAnsi="Aptos"/>
                 <w:b/>
-                <w:sz w:val="17"/>
-              </w:rPr>
-              <w:t xml:space="preserve">Accuracy</w:t>
-            </w:r>
-          </w:p>
-        </w:tc>
-        <w:tc>
-          <w:tcPr>
-            <w:tcW w:w="1481" w:type="dxa"/>
+                <w:sz w:val="16"/>
+              </w:rPr>
+              <w:t xml:space="preserve">What the number means</w:t>
+            </w:r>
+          </w:p>
+        </w:tc>
+        <w:tc>
+          <w:tcPr>
+            <w:tcW w:w="3456" w:type="dxa"/>
             <w:tcBorders/>
             <w:shd w:fill="D9EAF7" w:color="auto" w:val="clear"/>
             <w:vAlign w:val="center"/>
@@ -1067,7 +252,7 @@
             <w:pPr>
               <w:pBdr/>
               <w:pStyle w:val="Normal"/>
-              <w:spacing w:after="0" w:line="240" w:lineRule="auto"/>
+              <w:spacing w:before="0" w:after="0" w:line="240" w:lineRule="auto"/>
               <w:ind/>
               <w:rPr/>
             </w:pPr>
@@ -1075,109 +260,9 @@
               <w:rPr>
                 <w:rFonts w:ascii="Aptos" w:hAnsi="Aptos"/>
                 <w:b/>
-                <w:sz w:val="17"/>
-              </w:rPr>
-              <w:t xml:space="preserve">Precision</w:t>
-            </w:r>
-          </w:p>
-        </w:tc>
-        <w:tc>
-          <w:tcPr>
-            <w:tcW w:w="1481" w:type="dxa"/>
-            <w:tcBorders/>
-            <w:shd w:fill="D9EAF7" w:color="auto" w:val="clear"/>
-            <w:vAlign w:val="center"/>
-          </w:tcPr>
-          <w:p>
-            <w:pPr>
-              <w:pBdr/>
-              <w:pStyle w:val="Normal"/>
-              <w:spacing w:after="0" w:line="240" w:lineRule="auto"/>
-              <w:ind/>
-              <w:rPr/>
-            </w:pPr>
-            <w:r>
-              <w:rPr>
-                <w:rFonts w:ascii="Aptos" w:hAnsi="Aptos"/>
-                <w:b/>
-                <w:sz w:val="17"/>
-              </w:rPr>
-              <w:t xml:space="preserve">Recall</w:t>
-            </w:r>
-          </w:p>
-        </w:tc>
-        <w:tc>
-          <w:tcPr>
-            <w:tcW w:w="1481" w:type="dxa"/>
-            <w:tcBorders/>
-            <w:shd w:fill="D9EAF7" w:color="auto" w:val="clear"/>
-            <w:vAlign w:val="center"/>
-          </w:tcPr>
-          <w:p>
-            <w:pPr>
-              <w:pBdr/>
-              <w:pStyle w:val="Normal"/>
-              <w:spacing w:after="0" w:line="240" w:lineRule="auto"/>
-              <w:ind/>
-              <w:rPr/>
-            </w:pPr>
-            <w:r>
-              <w:rPr>
-                <w:rFonts w:ascii="Aptos" w:hAnsi="Aptos"/>
-                <w:b/>
-                <w:sz w:val="17"/>
-              </w:rPr>
-              <w:t xml:space="preserve">F1</w:t>
-            </w:r>
-          </w:p>
-        </w:tc>
-        <w:tc>
-          <w:tcPr>
-            <w:tcW w:w="1481" w:type="dxa"/>
-            <w:tcBorders/>
-            <w:shd w:fill="D9EAF7" w:color="auto" w:val="clear"/>
-            <w:vAlign w:val="center"/>
-          </w:tcPr>
-          <w:p>
-            <w:pPr>
-              <w:pBdr/>
-              <w:pStyle w:val="Normal"/>
-              <w:spacing w:after="0" w:line="240" w:lineRule="auto"/>
-              <w:ind/>
-              <w:rPr/>
-            </w:pPr>
-            <w:r>
-              <w:rPr>
-                <w:rFonts w:ascii="Aptos" w:hAnsi="Aptos"/>
-                <w:b/>
-                <w:sz w:val="17"/>
-              </w:rPr>
-              <w:t xml:space="preserve">False positives</w:t>
-            </w:r>
-          </w:p>
-        </w:tc>
-        <w:tc>
-          <w:tcPr>
-            <w:tcW w:w="1481" w:type="dxa"/>
-            <w:tcBorders/>
-            <w:shd w:fill="D9EAF7" w:color="auto" w:val="clear"/>
-            <w:vAlign w:val="center"/>
-          </w:tcPr>
-          <w:p>
-            <w:pPr>
-              <w:pBdr/>
-              <w:pStyle w:val="Normal"/>
-              <w:spacing w:after="0" w:line="240" w:lineRule="auto"/>
-              <w:ind/>
-              <w:rPr/>
-            </w:pPr>
-            <w:r>
-              <w:rPr>
-                <w:rFonts w:ascii="Aptos" w:hAnsi="Aptos"/>
-                <w:b/>
-                <w:sz w:val="17"/>
-              </w:rPr>
-              <w:t xml:space="preserve">False negatives</w:t>
+                <w:sz w:val="16"/>
+              </w:rPr>
+              <w:t xml:space="preserve">Type</w:t>
             </w:r>
           </w:p>
         </w:tc>
@@ -1188,132 +273,81 @@
         </w:tblPrEx>
         <w:trPr>
           <w:trHeight w:hRule="atLeast" w:val="20"/>
+          <w:cantSplit/>
         </w:trPr>
         <w:tc>
           <w:tcPr>
-            <w:tcW w:w="1481" w:type="dxa"/>
-            <w:tcBorders/>
-            <w:shd w:fill="auto" w:color="auto"/>
-            <w:vAlign w:val="center"/>
-          </w:tcPr>
-          <w:p>
-            <w:pPr>
-              <w:pBdr/>
-              <w:pStyle w:val="Normal"/>
-              <w:spacing w:after="0" w:line="240" w:lineRule="auto"/>
-              <w:ind/>
-              <w:rPr/>
-            </w:pPr>
-            <w:r>
-              <w:rPr>
-                <w:rFonts w:ascii="Aptos" w:hAnsi="Aptos"/>
-                <w:b w:val="0"/>
-                <w:sz w:val="17"/>
-              </w:rPr>
-              <w:t xml:space="preserve">0.50</w:t>
-            </w:r>
-          </w:p>
-        </w:tc>
-        <w:tc>
-          <w:tcPr>
-            <w:tcW w:w="1481" w:type="dxa"/>
-            <w:tcBorders/>
-            <w:shd w:fill="auto" w:color="auto"/>
-            <w:vAlign w:val="center"/>
-          </w:tcPr>
-          <w:p>
-            <w:pPr>
-              <w:pBdr/>
-              <w:pStyle w:val="Normal"/>
-              <w:spacing w:after="0" w:line="240" w:lineRule="auto"/>
-              <w:ind/>
-              <w:rPr/>
-            </w:pPr>
-          </w:p>
-        </w:tc>
-        <w:tc>
-          <w:tcPr>
-            <w:tcW w:w="1481" w:type="dxa"/>
-            <w:tcBorders/>
-            <w:shd w:fill="auto" w:color="auto"/>
-            <w:vAlign w:val="center"/>
-          </w:tcPr>
-          <w:p>
-            <w:pPr>
-              <w:pBdr/>
-              <w:pStyle w:val="Normal"/>
-              <w:spacing w:after="0" w:line="240" w:lineRule="auto"/>
-              <w:ind/>
-              <w:rPr/>
-            </w:pPr>
-          </w:p>
-        </w:tc>
-        <w:tc>
-          <w:tcPr>
-            <w:tcW w:w="1481" w:type="dxa"/>
-            <w:tcBorders/>
-            <w:shd w:fill="auto" w:color="auto"/>
-            <w:vAlign w:val="center"/>
-          </w:tcPr>
-          <w:p>
-            <w:pPr>
-              <w:pBdr/>
-              <w:pStyle w:val="Normal"/>
-              <w:spacing w:after="0" w:line="240" w:lineRule="auto"/>
-              <w:ind/>
-              <w:rPr/>
-            </w:pPr>
-          </w:p>
-        </w:tc>
-        <w:tc>
-          <w:tcPr>
-            <w:tcW w:w="1481" w:type="dxa"/>
-            <w:tcBorders/>
-            <w:shd w:fill="auto" w:color="auto"/>
-            <w:vAlign w:val="center"/>
-          </w:tcPr>
-          <w:p>
-            <w:pPr>
-              <w:pBdr/>
-              <w:pStyle w:val="Normal"/>
-              <w:spacing w:after="0" w:line="240" w:lineRule="auto"/>
-              <w:ind/>
-              <w:rPr/>
-            </w:pPr>
-          </w:p>
-        </w:tc>
-        <w:tc>
-          <w:tcPr>
-            <w:tcW w:w="1481" w:type="dxa"/>
-            <w:tcBorders/>
-            <w:shd w:fill="auto" w:color="auto"/>
-            <w:vAlign w:val="center"/>
-          </w:tcPr>
-          <w:p>
-            <w:pPr>
-              <w:pBdr/>
-              <w:pStyle w:val="Normal"/>
-              <w:spacing w:after="0" w:line="240" w:lineRule="auto"/>
-              <w:ind/>
-              <w:rPr/>
-            </w:pPr>
-          </w:p>
-        </w:tc>
-        <w:tc>
-          <w:tcPr>
-            <w:tcW w:w="1481" w:type="dxa"/>
-            <w:tcBorders/>
-            <w:shd w:fill="auto" w:color="auto"/>
-            <w:vAlign w:val="center"/>
-          </w:tcPr>
-          <w:p>
-            <w:pPr>
-              <w:pBdr/>
-              <w:pStyle w:val="Normal"/>
-              <w:spacing w:after="0" w:line="240" w:lineRule="auto"/>
-              <w:ind/>
-              <w:rPr/>
-            </w:pPr>
+            <w:tcW w:w="3456" w:type="dxa"/>
+            <w:tcBorders/>
+            <w:shd w:fill="auto" w:color="auto"/>
+            <w:vAlign w:val="center"/>
+          </w:tcPr>
+          <w:p>
+            <w:pPr>
+              <w:pBdr/>
+              <w:pStyle w:val="Normal"/>
+              <w:spacing w:before="0" w:after="0" w:line="240" w:lineRule="auto"/>
+              <w:ind/>
+              <w:rPr/>
+            </w:pPr>
+            <w:r>
+              <w:rPr>
+                <w:rFonts w:ascii="Aptos" w:hAnsi="Aptos"/>
+                <w:b w:val="0"/>
+                <w:sz w:val="16"/>
+              </w:rPr>
+              <w:t xml:space="preserve">BMI = 30</w:t>
+            </w:r>
+          </w:p>
+        </w:tc>
+        <w:tc>
+          <w:tcPr>
+            <w:tcW w:w="3456" w:type="dxa"/>
+            <w:tcBorders/>
+            <w:shd w:fill="auto" w:color="auto"/>
+            <w:vAlign w:val="center"/>
+          </w:tcPr>
+          <w:p>
+            <w:pPr>
+              <w:pBdr/>
+              <w:pStyle w:val="Normal"/>
+              <w:spacing w:before="0" w:after="0" w:line="240" w:lineRule="auto"/>
+              <w:ind/>
+              <w:rPr/>
+            </w:pPr>
+            <w:r>
+              <w:rPr>
+                <w:rFonts w:ascii="Aptos" w:hAnsi="Aptos"/>
+                <w:b w:val="0"/>
+                <w:sz w:val="16"/>
+              </w:rPr>
+              <w:t xml:space="preserve">A measured BMI value</w:t>
+            </w:r>
+          </w:p>
+        </w:tc>
+        <w:tc>
+          <w:tcPr>
+            <w:tcW w:w="3456" w:type="dxa"/>
+            <w:tcBorders/>
+            <w:shd w:fill="auto" w:color="auto"/>
+            <w:vAlign w:val="center"/>
+          </w:tcPr>
+          <w:p>
+            <w:pPr>
+              <w:pBdr/>
+              <w:pStyle w:val="Normal"/>
+              <w:spacing w:before="0" w:after="0" w:line="240" w:lineRule="auto"/>
+              <w:ind/>
+              <w:rPr/>
+            </w:pPr>
+            <w:r>
+              <w:rPr>
+                <w:rFonts w:ascii="Aptos" w:hAnsi="Aptos"/>
+                <w:b w:val="0"/>
+                <w:sz w:val="16"/>
+              </w:rPr>
+              <w:t xml:space="preserve">Numerical measurement</w:t>
+            </w:r>
           </w:p>
         </w:tc>
       </w:tr>
@@ -1323,132 +357,333 @@
         </w:tblPrEx>
         <w:trPr>
           <w:trHeight w:hRule="atLeast" w:val="20"/>
+          <w:cantSplit/>
         </w:trPr>
         <w:tc>
           <w:tcPr>
-            <w:tcW w:w="1481" w:type="dxa"/>
-            <w:tcBorders/>
-            <w:shd w:fill="auto" w:color="auto"/>
-            <w:vAlign w:val="center"/>
-          </w:tcPr>
-          <w:p>
-            <w:pPr>
-              <w:pBdr/>
-              <w:pStyle w:val="Normal"/>
-              <w:spacing w:after="0" w:line="240" w:lineRule="auto"/>
-              <w:ind/>
-              <w:rPr/>
-            </w:pPr>
-            <w:r>
-              <w:rPr>
-                <w:rFonts w:ascii="Aptos" w:hAnsi="Aptos"/>
-                <w:b w:val="0"/>
-                <w:sz w:val="17"/>
-              </w:rPr>
-              <w:t xml:space="preserve">0.40</w:t>
-            </w:r>
-          </w:p>
-        </w:tc>
-        <w:tc>
-          <w:tcPr>
-            <w:tcW w:w="1481" w:type="dxa"/>
-            <w:tcBorders/>
-            <w:shd w:fill="auto" w:color="auto"/>
-            <w:vAlign w:val="center"/>
-          </w:tcPr>
-          <w:p>
-            <w:pPr>
-              <w:pBdr/>
-              <w:pStyle w:val="Normal"/>
-              <w:spacing w:after="0" w:line="240" w:lineRule="auto"/>
-              <w:ind/>
-              <w:rPr/>
-            </w:pPr>
-          </w:p>
-        </w:tc>
-        <w:tc>
-          <w:tcPr>
-            <w:tcW w:w="1481" w:type="dxa"/>
-            <w:tcBorders/>
-            <w:shd w:fill="auto" w:color="auto"/>
-            <w:vAlign w:val="center"/>
-          </w:tcPr>
-          <w:p>
-            <w:pPr>
-              <w:pBdr/>
-              <w:pStyle w:val="Normal"/>
-              <w:spacing w:after="0" w:line="240" w:lineRule="auto"/>
-              <w:ind/>
-              <w:rPr/>
-            </w:pPr>
-          </w:p>
-        </w:tc>
-        <w:tc>
-          <w:tcPr>
-            <w:tcW w:w="1481" w:type="dxa"/>
-            <w:tcBorders/>
-            <w:shd w:fill="auto" w:color="auto"/>
-            <w:vAlign w:val="center"/>
-          </w:tcPr>
-          <w:p>
-            <w:pPr>
-              <w:pBdr/>
-              <w:pStyle w:val="Normal"/>
-              <w:spacing w:after="0" w:line="240" w:lineRule="auto"/>
-              <w:ind/>
-              <w:rPr/>
-            </w:pPr>
-          </w:p>
-        </w:tc>
-        <w:tc>
-          <w:tcPr>
-            <w:tcW w:w="1481" w:type="dxa"/>
-            <w:tcBorders/>
-            <w:shd w:fill="auto" w:color="auto"/>
-            <w:vAlign w:val="center"/>
-          </w:tcPr>
-          <w:p>
-            <w:pPr>
-              <w:pBdr/>
-              <w:pStyle w:val="Normal"/>
-              <w:spacing w:after="0" w:line="240" w:lineRule="auto"/>
-              <w:ind/>
-              <w:rPr/>
-            </w:pPr>
-          </w:p>
-        </w:tc>
-        <w:tc>
-          <w:tcPr>
-            <w:tcW w:w="1481" w:type="dxa"/>
-            <w:tcBorders/>
-            <w:shd w:fill="auto" w:color="auto"/>
-            <w:vAlign w:val="center"/>
-          </w:tcPr>
-          <w:p>
-            <w:pPr>
-              <w:pBdr/>
-              <w:pStyle w:val="Normal"/>
-              <w:spacing w:after="0" w:line="240" w:lineRule="auto"/>
-              <w:ind/>
-              <w:rPr/>
-            </w:pPr>
-          </w:p>
-        </w:tc>
-        <w:tc>
-          <w:tcPr>
-            <w:tcW w:w="1481" w:type="dxa"/>
-            <w:tcBorders/>
-            <w:shd w:fill="auto" w:color="auto"/>
-            <w:vAlign w:val="center"/>
-          </w:tcPr>
-          <w:p>
-            <w:pPr>
-              <w:pBdr/>
-              <w:pStyle w:val="Normal"/>
-              <w:spacing w:after="0" w:line="240" w:lineRule="auto"/>
-              <w:ind/>
-              <w:rPr/>
-            </w:pPr>
+            <w:tcW w:w="3456" w:type="dxa"/>
+            <w:tcBorders/>
+            <w:shd w:fill="auto" w:color="auto"/>
+            <w:vAlign w:val="center"/>
+          </w:tcPr>
+          <w:p>
+            <w:pPr>
+              <w:pBdr/>
+              <w:pStyle w:val="Normal"/>
+              <w:spacing w:before="0" w:after="0" w:line="240" w:lineRule="auto"/>
+              <w:ind/>
+              <w:rPr/>
+            </w:pPr>
+            <w:r>
+              <w:rPr>
+                <w:rFonts w:ascii="Aptos" w:hAnsi="Aptos"/>
+                <w:b w:val="0"/>
+                <w:sz w:val="16"/>
+              </w:rPr>
+              <w:t xml:space="preserve">PhysHlth = 10</w:t>
+            </w:r>
+          </w:p>
+        </w:tc>
+        <w:tc>
+          <w:tcPr>
+            <w:tcW w:w="3456" w:type="dxa"/>
+            <w:tcBorders/>
+            <w:shd w:fill="auto" w:color="auto"/>
+            <w:vAlign w:val="center"/>
+          </w:tcPr>
+          <w:p>
+            <w:pPr>
+              <w:pBdr/>
+              <w:pStyle w:val="Normal"/>
+              <w:spacing w:before="0" w:after="0" w:line="240" w:lineRule="auto"/>
+              <w:ind/>
+              <w:rPr/>
+            </w:pPr>
+            <w:r>
+              <w:rPr>
+                <w:rFonts w:ascii="Aptos" w:hAnsi="Aptos"/>
+                <w:b w:val="0"/>
+                <w:sz w:val="16"/>
+              </w:rPr>
+              <w:t xml:space="preserve">10 days of poor physical health in the past 30 days</w:t>
+            </w:r>
+          </w:p>
+        </w:tc>
+        <w:tc>
+          <w:tcPr>
+            <w:tcW w:w="3456" w:type="dxa"/>
+            <w:tcBorders/>
+            <w:shd w:fill="auto" w:color="auto"/>
+            <w:vAlign w:val="center"/>
+          </w:tcPr>
+          <w:p>
+            <w:pPr>
+              <w:pBdr/>
+              <w:pStyle w:val="Normal"/>
+              <w:spacing w:before="0" w:after="0" w:line="240" w:lineRule="auto"/>
+              <w:ind/>
+              <w:rPr/>
+            </w:pPr>
+            <w:r>
+              <w:rPr>
+                <w:rFonts w:ascii="Aptos" w:hAnsi="Aptos"/>
+                <w:b w:val="0"/>
+                <w:sz w:val="16"/>
+              </w:rPr>
+              <w:t xml:space="preserve">Numerical - discrete/count</w:t>
+            </w:r>
+          </w:p>
+        </w:tc>
+      </w:tr>
+      <w:tr>
+        <w:tblPrEx>
+          <w:tblBorders/>
+        </w:tblPrEx>
+        <w:trPr>
+          <w:trHeight w:hRule="atLeast" w:val="20"/>
+          <w:cantSplit/>
+        </w:trPr>
+        <w:tc>
+          <w:tcPr>
+            <w:tcW w:w="3456" w:type="dxa"/>
+            <w:tcBorders/>
+            <w:shd w:fill="auto" w:color="auto"/>
+            <w:vAlign w:val="center"/>
+          </w:tcPr>
+          <w:p>
+            <w:pPr>
+              <w:pBdr/>
+              <w:pStyle w:val="Normal"/>
+              <w:spacing w:before="0" w:after="0" w:line="240" w:lineRule="auto"/>
+              <w:ind/>
+              <w:rPr/>
+            </w:pPr>
+            <w:r>
+              <w:rPr>
+                <w:rFonts w:ascii="Aptos" w:hAnsi="Aptos"/>
+                <w:b w:val="0"/>
+                <w:sz w:val="16"/>
+              </w:rPr>
+              <w:t xml:space="preserve">HighBP = 1</w:t>
+            </w:r>
+          </w:p>
+        </w:tc>
+        <w:tc>
+          <w:tcPr>
+            <w:tcW w:w="3456" w:type="dxa"/>
+            <w:tcBorders/>
+            <w:shd w:fill="auto" w:color="auto"/>
+            <w:vAlign w:val="center"/>
+          </w:tcPr>
+          <w:p>
+            <w:pPr>
+              <w:pBdr/>
+              <w:pStyle w:val="Normal"/>
+              <w:spacing w:before="0" w:after="0" w:line="240" w:lineRule="auto"/>
+              <w:ind/>
+              <w:rPr/>
+            </w:pPr>
+            <w:r>
+              <w:rPr>
+                <w:rFonts w:ascii="Aptos" w:hAnsi="Aptos"/>
+                <w:b w:val="0"/>
+                <w:sz w:val="16"/>
+              </w:rPr>
+              <w:t xml:space="preserve">Yes: respondent has high blood pressure</w:t>
+            </w:r>
+          </w:p>
+        </w:tc>
+        <w:tc>
+          <w:tcPr>
+            <w:tcW w:w="3456" w:type="dxa"/>
+            <w:tcBorders/>
+            <w:shd w:fill="auto" w:color="auto"/>
+            <w:vAlign w:val="center"/>
+          </w:tcPr>
+          <w:p>
+            <w:pPr>
+              <w:pBdr/>
+              <w:pStyle w:val="Normal"/>
+              <w:spacing w:before="0" w:after="0" w:line="240" w:lineRule="auto"/>
+              <w:ind/>
+              <w:rPr/>
+            </w:pPr>
+            <w:r>
+              <w:rPr>
+                <w:rFonts w:ascii="Aptos" w:hAnsi="Aptos"/>
+                <w:b w:val="0"/>
+                <w:sz w:val="16"/>
+              </w:rPr>
+              <w:t xml:space="preserve">Categorical - binary</w:t>
+            </w:r>
+          </w:p>
+        </w:tc>
+      </w:tr>
+      <w:tr>
+        <w:tblPrEx>
+          <w:tblBorders/>
+        </w:tblPrEx>
+        <w:trPr>
+          <w:trHeight w:hRule="atLeast" w:val="20"/>
+          <w:cantSplit/>
+        </w:trPr>
+        <w:tc>
+          <w:tcPr>
+            <w:tcW w:w="3456" w:type="dxa"/>
+            <w:tcBorders/>
+            <w:shd w:fill="auto" w:color="auto"/>
+            <w:vAlign w:val="center"/>
+          </w:tcPr>
+          <w:p>
+            <w:pPr>
+              <w:pBdr/>
+              <w:pStyle w:val="Normal"/>
+              <w:spacing w:before="0" w:after="0" w:line="240" w:lineRule="auto"/>
+              <w:ind/>
+              <w:rPr/>
+            </w:pPr>
+            <w:r>
+              <w:rPr>
+                <w:rFonts w:ascii="Aptos" w:hAnsi="Aptos"/>
+                <w:b w:val="0"/>
+                <w:sz w:val="16"/>
+              </w:rPr>
+              <w:t xml:space="preserve">GenHlth = 4</w:t>
+            </w:r>
+          </w:p>
+        </w:tc>
+        <w:tc>
+          <w:tcPr>
+            <w:tcW w:w="3456" w:type="dxa"/>
+            <w:tcBorders/>
+            <w:shd w:fill="auto" w:color="auto"/>
+            <w:vAlign w:val="center"/>
+          </w:tcPr>
+          <w:p>
+            <w:pPr>
+              <w:pBdr/>
+              <w:pStyle w:val="Normal"/>
+              <w:spacing w:before="0" w:after="0" w:line="240" w:lineRule="auto"/>
+              <w:ind/>
+              <w:rPr/>
+            </w:pPr>
+            <w:r>
+              <w:rPr>
+                <w:rFonts w:ascii="Aptos" w:hAnsi="Aptos"/>
+                <w:b w:val="0"/>
+                <w:sz w:val="16"/>
+              </w:rPr>
+              <w:t xml:space="preserve">Fair general health; 1-5 has an order</w:t>
+            </w:r>
+          </w:p>
+        </w:tc>
+        <w:tc>
+          <w:tcPr>
+            <w:tcW w:w="3456" w:type="dxa"/>
+            <w:tcBorders/>
+            <w:shd w:fill="auto" w:color="auto"/>
+            <w:vAlign w:val="center"/>
+          </w:tcPr>
+          <w:p>
+            <w:pPr>
+              <w:pBdr/>
+              <w:pStyle w:val="Normal"/>
+              <w:spacing w:before="0" w:after="0" w:line="240" w:lineRule="auto"/>
+              <w:ind/>
+              <w:rPr/>
+            </w:pPr>
+            <w:r>
+              <w:rPr>
+                <w:rFonts w:ascii="Aptos" w:hAnsi="Aptos"/>
+                <w:b w:val="0"/>
+                <w:sz w:val="16"/>
+              </w:rPr>
+              <w:t xml:space="preserve">Categorical - ordinal</w:t>
+            </w:r>
+          </w:p>
+        </w:tc>
+      </w:tr>
+      <w:tr>
+        <w:tblPrEx>
+          <w:tblBorders/>
+        </w:tblPrEx>
+        <w:trPr>
+          <w:trHeight w:hRule="atLeast" w:val="20"/>
+          <w:cantSplit/>
+        </w:trPr>
+        <w:tc>
+          <w:tcPr>
+            <w:tcW w:w="3456" w:type="dxa"/>
+            <w:tcBorders/>
+            <w:shd w:fill="auto" w:color="auto"/>
+            <w:vAlign w:val="center"/>
+          </w:tcPr>
+          <w:p>
+            <w:pPr>
+              <w:pBdr/>
+              <w:pStyle w:val="Normal"/>
+              <w:spacing w:before="0" w:after="0" w:line="240" w:lineRule="auto"/>
+              <w:ind/>
+              <w:rPr/>
+            </w:pPr>
+            <w:r>
+              <w:rPr>
+                <w:rFonts w:ascii="Aptos" w:hAnsi="Aptos"/>
+                <w:b w:val="0"/>
+                <w:sz w:val="16"/>
+              </w:rPr>
+              <w:t xml:space="preserve">Age = 9</w:t>
+            </w:r>
+          </w:p>
+        </w:tc>
+        <w:tc>
+          <w:tcPr>
+            <w:tcW w:w="3456" w:type="dxa"/>
+            <w:tcBorders/>
+            <w:shd w:fill="auto" w:color="auto"/>
+            <w:vAlign w:val="center"/>
+          </w:tcPr>
+          <w:p>
+            <w:pPr>
+              <w:pBdr/>
+              <w:pStyle w:val="Normal"/>
+              <w:spacing w:before="0" w:after="0" w:line="240" w:lineRule="auto"/>
+              <w:ind/>
+              <w:rPr/>
+            </w:pPr>
+            <w:r>
+              <w:rPr>
+                <w:rFonts w:ascii="Aptos" w:hAnsi="Aptos"/>
+                <w:b w:val="0"/>
+                <w:sz w:val="16"/>
+              </w:rPr>
+              <w:t xml:space="preserve">Age group 60-64; 9 is a category code, not age 9</w:t>
+            </w:r>
+          </w:p>
+        </w:tc>
+        <w:tc>
+          <w:tcPr>
+            <w:tcW w:w="3456" w:type="dxa"/>
+            <w:tcBorders/>
+            <w:shd w:fill="auto" w:color="auto"/>
+            <w:vAlign w:val="center"/>
+          </w:tcPr>
+          <w:p>
+            <w:pPr>
+              <w:pBdr/>
+              <w:pStyle w:val="Normal"/>
+              <w:spacing w:before="0" w:after="0" w:line="240" w:lineRule="auto"/>
+              <w:ind/>
+              <w:rPr/>
+            </w:pPr>
+            <w:r>
+              <w:rPr>
+                <w:rFonts w:ascii="Aptos" w:hAnsi="Aptos"/>
+                <w:b w:val="0"/>
+                <w:sz w:val="16"/>
+              </w:rPr>
+              <w:t xml:space="preserve">Categorical - ordinal</w:t>
+            </w:r>
           </w:p>
         </w:tc>
       </w:tr>
@@ -1463,140 +698,4106 @@
       </w:pPr>
       <w:r>
         <w:rPr/>
-        <w:t xml:space="preserve">7. Focus of model evaluation</w:t>
+        <w:t xml:space="preserve">3. Complete feature guide</w:t>
+      </w:r>
+    </w:p>
+    <w:tbl>
+      <w:tblPr>
+        <w:tblStyle w:val="Table Grid"/>
+        <w:tblW w:w="0" w:type="auto"/>
+        <w:jc w:val="center"/>
+        <w:tblInd w:w="0" w:type="dxa"/>
+        <w:tblCellMar>
+          <w:top w:w="0" w:type="dxa"/>
+          <w:left w:w="108" w:type="dxa"/>
+          <w:bottom w:w="0" w:type="dxa"/>
+          <w:right w:w="108" w:type="dxa"/>
+        </w:tblCellMar>
+        <w:tblBorders>
+          <w:top w:val="single" w:color="000000" w:sz="4" w:space="0"/>
+          <w:left w:val="single" w:color="000000" w:sz="4" w:space="0"/>
+          <w:bottom w:val="single" w:color="000000" w:sz="4" w:space="0"/>
+          <w:right w:val="single" w:color="000000" w:sz="4" w:space="0"/>
+          <w:insideH w:val="single" w:color="000000" w:sz="4" w:space="0"/>
+          <w:insideV w:val="single" w:color="000000" w:sz="4" w:space="0"/>
+        </w:tblBorders>
+        <w:shd w:fill="auto" w:color="auto"/>
+      </w:tblPr>
+      <w:tblGrid>
+        <w:gridCol w:w="2074"/>
+        <w:gridCol w:w="2074"/>
+        <w:gridCol w:w="2074"/>
+        <w:gridCol w:w="2074"/>
+        <w:gridCol w:w="2074"/>
+      </w:tblGrid>
+      <w:tr>
+        <w:tblPrEx>
+          <w:tblBorders/>
+        </w:tblPrEx>
+        <w:trPr>
+          <w:trHeight w:hRule="atLeast" w:val="20"/>
+          <w:cantSplit/>
+          <w:tblHeader/>
+        </w:trPr>
+        <w:tc>
+          <w:tcPr>
+            <w:tcW w:w="2074" w:type="dxa"/>
+            <w:tcBorders/>
+            <w:shd w:fill="D9EAF7" w:color="auto" w:val="clear"/>
+            <w:vAlign w:val="center"/>
+          </w:tcPr>
+          <w:p>
+            <w:pPr>
+              <w:pBdr/>
+              <w:pStyle w:val="Normal"/>
+              <w:spacing w:before="0" w:after="0" w:line="240" w:lineRule="auto"/>
+              <w:ind/>
+              <w:rPr/>
+            </w:pPr>
+            <w:r>
+              <w:rPr>
+                <w:rFonts w:ascii="Aptos" w:hAnsi="Aptos"/>
+                <w:b/>
+                <w:sz w:val="16"/>
+              </w:rPr>
+              <w:t xml:space="preserve">Feature</w:t>
+            </w:r>
+          </w:p>
+        </w:tc>
+        <w:tc>
+          <w:tcPr>
+            <w:tcW w:w="2074" w:type="dxa"/>
+            <w:tcBorders/>
+            <w:shd w:fill="D9EAF7" w:color="auto" w:val="clear"/>
+            <w:vAlign w:val="center"/>
+          </w:tcPr>
+          <w:p>
+            <w:pPr>
+              <w:pBdr/>
+              <w:pStyle w:val="Normal"/>
+              <w:spacing w:before="0" w:after="0" w:line="240" w:lineRule="auto"/>
+              <w:ind/>
+              <w:rPr/>
+            </w:pPr>
+            <w:r>
+              <w:rPr>
+                <w:rFonts w:ascii="Aptos" w:hAnsi="Aptos"/>
+                <w:b/>
+                <w:sz w:val="16"/>
+              </w:rPr>
+              <w:t xml:space="preserve">Plain-English meaning</w:t>
+            </w:r>
+          </w:p>
+        </w:tc>
+        <w:tc>
+          <w:tcPr>
+            <w:tcW w:w="2074" w:type="dxa"/>
+            <w:tcBorders/>
+            <w:shd w:fill="D9EAF7" w:color="auto" w:val="clear"/>
+            <w:vAlign w:val="center"/>
+          </w:tcPr>
+          <w:p>
+            <w:pPr>
+              <w:pBdr/>
+              <w:pStyle w:val="Normal"/>
+              <w:spacing w:before="0" w:after="0" w:line="240" w:lineRule="auto"/>
+              <w:ind/>
+              <w:rPr/>
+            </w:pPr>
+            <w:r>
+              <w:rPr>
+                <w:rFonts w:ascii="Aptos" w:hAnsi="Aptos"/>
+                <w:b/>
+                <w:sz w:val="16"/>
+              </w:rPr>
+              <w:t xml:space="preserve">Values / categories</w:t>
+            </w:r>
+          </w:p>
+        </w:tc>
+        <w:tc>
+          <w:tcPr>
+            <w:tcW w:w="2074" w:type="dxa"/>
+            <w:tcBorders/>
+            <w:shd w:fill="D9EAF7" w:color="auto" w:val="clear"/>
+            <w:vAlign w:val="center"/>
+          </w:tcPr>
+          <w:p>
+            <w:pPr>
+              <w:pBdr/>
+              <w:pStyle w:val="Normal"/>
+              <w:spacing w:before="0" w:after="0" w:line="240" w:lineRule="auto"/>
+              <w:ind/>
+              <w:rPr/>
+            </w:pPr>
+            <w:r>
+              <w:rPr>
+                <w:rFonts w:ascii="Aptos" w:hAnsi="Aptos"/>
+                <w:b/>
+                <w:sz w:val="16"/>
+              </w:rPr>
+              <w:t xml:space="preserve">How to read the values</w:t>
+            </w:r>
+          </w:p>
+        </w:tc>
+        <w:tc>
+          <w:tcPr>
+            <w:tcW w:w="2074" w:type="dxa"/>
+            <w:tcBorders/>
+            <w:shd w:fill="D9EAF7" w:color="auto" w:val="clear"/>
+            <w:vAlign w:val="center"/>
+          </w:tcPr>
+          <w:p>
+            <w:pPr>
+              <w:pBdr/>
+              <w:pStyle w:val="Normal"/>
+              <w:spacing w:before="0" w:after="0" w:line="240" w:lineRule="auto"/>
+              <w:ind/>
+              <w:rPr/>
+            </w:pPr>
+            <w:r>
+              <w:rPr>
+                <w:rFonts w:ascii="Aptos" w:hAnsi="Aptos"/>
+                <w:b/>
+                <w:sz w:val="16"/>
+              </w:rPr>
+              <w:t xml:space="preserve">Variable type</w:t>
+            </w:r>
+          </w:p>
+        </w:tc>
+      </w:tr>
+      <w:tr>
+        <w:tblPrEx>
+          <w:tblBorders/>
+        </w:tblPrEx>
+        <w:trPr>
+          <w:trHeight w:hRule="atLeast" w:val="20"/>
+          <w:cantSplit/>
+        </w:trPr>
+        <w:tc>
+          <w:tcPr>
+            <w:tcW w:w="2074" w:type="dxa"/>
+            <w:tcBorders/>
+            <w:shd w:fill="auto" w:color="auto"/>
+            <w:vAlign w:val="center"/>
+          </w:tcPr>
+          <w:p>
+            <w:pPr>
+              <w:pBdr/>
+              <w:pStyle w:val="Normal"/>
+              <w:spacing w:before="0" w:after="0" w:line="240" w:lineRule="auto"/>
+              <w:ind/>
+              <w:rPr/>
+            </w:pPr>
+            <w:r>
+              <w:rPr>
+                <w:rFonts w:ascii="Aptos" w:hAnsi="Aptos"/>
+                <w:b w:val="0"/>
+                <w:sz w:val="16"/>
+              </w:rPr>
+              <w:t xml:space="preserve">Diabetes_binary</w:t>
+            </w:r>
+          </w:p>
+        </w:tc>
+        <w:tc>
+          <w:tcPr>
+            <w:tcW w:w="2074" w:type="dxa"/>
+            <w:tcBorders/>
+            <w:shd w:fill="auto" w:color="auto"/>
+            <w:vAlign w:val="center"/>
+          </w:tcPr>
+          <w:p>
+            <w:pPr>
+              <w:pBdr/>
+              <w:pStyle w:val="Normal"/>
+              <w:spacing w:before="0" w:after="0" w:line="240" w:lineRule="auto"/>
+              <w:ind/>
+              <w:rPr/>
+            </w:pPr>
+            <w:r>
+              <w:rPr>
+                <w:rFonts w:ascii="Aptos" w:hAnsi="Aptos"/>
+                <w:b w:val="0"/>
+                <w:sz w:val="16"/>
+              </w:rPr>
+              <w:t xml:space="preserve">Target: diabetes status</w:t>
+            </w:r>
+          </w:p>
+        </w:tc>
+        <w:tc>
+          <w:tcPr>
+            <w:tcW w:w="2074" w:type="dxa"/>
+            <w:tcBorders/>
+            <w:shd w:fill="auto" w:color="auto"/>
+            <w:vAlign w:val="center"/>
+          </w:tcPr>
+          <w:p>
+            <w:pPr>
+              <w:pBdr/>
+              <w:pStyle w:val="Normal"/>
+              <w:spacing w:before="0" w:after="0" w:line="240" w:lineRule="auto"/>
+              <w:ind/>
+              <w:rPr/>
+            </w:pPr>
+            <w:r>
+              <w:rPr>
+                <w:rFonts w:ascii="Aptos" w:hAnsi="Aptos"/>
+                <w:b w:val="0"/>
+                <w:sz w:val="16"/>
+              </w:rPr>
+              <w:t xml:space="preserve">0 = no diabetes; 1 = prediabetes or diabetes</w:t>
+            </w:r>
+          </w:p>
+        </w:tc>
+        <w:tc>
+          <w:tcPr>
+            <w:tcW w:w="2074" w:type="dxa"/>
+            <w:tcBorders/>
+            <w:shd w:fill="auto" w:color="auto"/>
+            <w:vAlign w:val="center"/>
+          </w:tcPr>
+          <w:p>
+            <w:pPr>
+              <w:pBdr/>
+              <w:pStyle w:val="Normal"/>
+              <w:spacing w:before="0" w:after="0" w:line="240" w:lineRule="auto"/>
+              <w:ind/>
+              <w:rPr/>
+            </w:pPr>
+            <w:r>
+              <w:rPr>
+                <w:rFonts w:ascii="Aptos" w:hAnsi="Aptos"/>
+                <w:b w:val="0"/>
+                <w:sz w:val="16"/>
+              </w:rPr>
+              <w:t xml:space="preserve">Two outcome classes</w:t>
+            </w:r>
+          </w:p>
+        </w:tc>
+        <w:tc>
+          <w:tcPr>
+            <w:tcW w:w="2074" w:type="dxa"/>
+            <w:tcBorders/>
+            <w:shd w:fill="auto" w:color="auto"/>
+            <w:vAlign w:val="center"/>
+          </w:tcPr>
+          <w:p>
+            <w:pPr>
+              <w:pBdr/>
+              <w:pStyle w:val="Normal"/>
+              <w:spacing w:before="0" w:after="0" w:line="240" w:lineRule="auto"/>
+              <w:ind/>
+              <w:rPr/>
+            </w:pPr>
+            <w:r>
+              <w:rPr>
+                <w:rFonts w:ascii="Aptos" w:hAnsi="Aptos"/>
+                <w:b w:val="0"/>
+                <w:sz w:val="16"/>
+              </w:rPr>
+              <w:t xml:space="preserve">Binary target y</w:t>
+            </w:r>
+          </w:p>
+        </w:tc>
+      </w:tr>
+      <w:tr>
+        <w:tblPrEx>
+          <w:tblBorders/>
+        </w:tblPrEx>
+        <w:trPr>
+          <w:trHeight w:hRule="atLeast" w:val="20"/>
+          <w:cantSplit/>
+        </w:trPr>
+        <w:tc>
+          <w:tcPr>
+            <w:tcW w:w="2074" w:type="dxa"/>
+            <w:tcBorders/>
+            <w:shd w:fill="auto" w:color="auto"/>
+            <w:vAlign w:val="center"/>
+          </w:tcPr>
+          <w:p>
+            <w:pPr>
+              <w:pBdr/>
+              <w:pStyle w:val="Normal"/>
+              <w:spacing w:before="0" w:after="0" w:line="240" w:lineRule="auto"/>
+              <w:ind/>
+              <w:rPr/>
+            </w:pPr>
+            <w:r>
+              <w:rPr>
+                <w:rFonts w:ascii="Aptos" w:hAnsi="Aptos"/>
+                <w:b w:val="0"/>
+                <w:sz w:val="16"/>
+              </w:rPr>
+              <w:t xml:space="preserve">HighBP</w:t>
+            </w:r>
+          </w:p>
+        </w:tc>
+        <w:tc>
+          <w:tcPr>
+            <w:tcW w:w="2074" w:type="dxa"/>
+            <w:tcBorders/>
+            <w:shd w:fill="auto" w:color="auto"/>
+            <w:vAlign w:val="center"/>
+          </w:tcPr>
+          <w:p>
+            <w:pPr>
+              <w:pBdr/>
+              <w:pStyle w:val="Normal"/>
+              <w:spacing w:before="0" w:after="0" w:line="240" w:lineRule="auto"/>
+              <w:ind/>
+              <w:rPr/>
+            </w:pPr>
+            <w:r>
+              <w:rPr>
+                <w:rFonts w:ascii="Aptos" w:hAnsi="Aptos"/>
+                <w:b w:val="0"/>
+                <w:sz w:val="16"/>
+              </w:rPr>
+              <w:t xml:space="preserve">Whether respondent has high blood pressure</w:t>
+            </w:r>
+          </w:p>
+        </w:tc>
+        <w:tc>
+          <w:tcPr>
+            <w:tcW w:w="2074" w:type="dxa"/>
+            <w:tcBorders/>
+            <w:shd w:fill="auto" w:color="auto"/>
+            <w:vAlign w:val="center"/>
+          </w:tcPr>
+          <w:p>
+            <w:pPr>
+              <w:pBdr/>
+              <w:pStyle w:val="Normal"/>
+              <w:spacing w:before="0" w:after="0" w:line="240" w:lineRule="auto"/>
+              <w:ind/>
+              <w:rPr/>
+            </w:pPr>
+            <w:r>
+              <w:rPr>
+                <w:rFonts w:ascii="Aptos" w:hAnsi="Aptos"/>
+                <w:b w:val="0"/>
+                <w:sz w:val="16"/>
+              </w:rPr>
+              <w:t xml:space="preserve">0 = no; 1 = yes</w:t>
+            </w:r>
+          </w:p>
+        </w:tc>
+        <w:tc>
+          <w:tcPr>
+            <w:tcW w:w="2074" w:type="dxa"/>
+            <w:tcBorders/>
+            <w:shd w:fill="auto" w:color="auto"/>
+            <w:vAlign w:val="center"/>
+          </w:tcPr>
+          <w:p>
+            <w:pPr>
+              <w:pBdr/>
+              <w:pStyle w:val="Normal"/>
+              <w:spacing w:before="0" w:after="0" w:line="240" w:lineRule="auto"/>
+              <w:ind/>
+              <w:rPr/>
+            </w:pPr>
+            <w:r>
+              <w:rPr>
+                <w:rFonts w:ascii="Aptos" w:hAnsi="Aptos"/>
+                <w:b w:val="0"/>
+                <w:sz w:val="16"/>
+              </w:rPr>
+              <w:t xml:space="preserve">Yes/no category</w:t>
+            </w:r>
+          </w:p>
+        </w:tc>
+        <w:tc>
+          <w:tcPr>
+            <w:tcW w:w="2074" w:type="dxa"/>
+            <w:tcBorders/>
+            <w:shd w:fill="auto" w:color="auto"/>
+            <w:vAlign w:val="center"/>
+          </w:tcPr>
+          <w:p>
+            <w:pPr>
+              <w:pBdr/>
+              <w:pStyle w:val="Normal"/>
+              <w:spacing w:before="0" w:after="0" w:line="240" w:lineRule="auto"/>
+              <w:ind/>
+              <w:rPr/>
+            </w:pPr>
+            <w:r>
+              <w:rPr>
+                <w:rFonts w:ascii="Aptos" w:hAnsi="Aptos"/>
+                <w:b w:val="0"/>
+                <w:sz w:val="16"/>
+              </w:rPr>
+              <w:t xml:space="preserve">Categorical - binary</w:t>
+            </w:r>
+          </w:p>
+        </w:tc>
+      </w:tr>
+      <w:tr>
+        <w:tblPrEx>
+          <w:tblBorders/>
+        </w:tblPrEx>
+        <w:trPr>
+          <w:trHeight w:hRule="atLeast" w:val="20"/>
+          <w:cantSplit/>
+        </w:trPr>
+        <w:tc>
+          <w:tcPr>
+            <w:tcW w:w="2074" w:type="dxa"/>
+            <w:tcBorders/>
+            <w:shd w:fill="auto" w:color="auto"/>
+            <w:vAlign w:val="center"/>
+          </w:tcPr>
+          <w:p>
+            <w:pPr>
+              <w:pBdr/>
+              <w:pStyle w:val="Normal"/>
+              <w:spacing w:before="0" w:after="0" w:line="240" w:lineRule="auto"/>
+              <w:ind/>
+              <w:rPr/>
+            </w:pPr>
+            <w:r>
+              <w:rPr>
+                <w:rFonts w:ascii="Aptos" w:hAnsi="Aptos"/>
+                <w:b w:val="0"/>
+                <w:sz w:val="16"/>
+              </w:rPr>
+              <w:t xml:space="preserve">HighChol</w:t>
+            </w:r>
+          </w:p>
+        </w:tc>
+        <w:tc>
+          <w:tcPr>
+            <w:tcW w:w="2074" w:type="dxa"/>
+            <w:tcBorders/>
+            <w:shd w:fill="auto" w:color="auto"/>
+            <w:vAlign w:val="center"/>
+          </w:tcPr>
+          <w:p>
+            <w:pPr>
+              <w:pBdr/>
+              <w:pStyle w:val="Normal"/>
+              <w:spacing w:before="0" w:after="0" w:line="240" w:lineRule="auto"/>
+              <w:ind/>
+              <w:rPr/>
+            </w:pPr>
+            <w:r>
+              <w:rPr>
+                <w:rFonts w:ascii="Aptos" w:hAnsi="Aptos"/>
+                <w:b w:val="0"/>
+                <w:sz w:val="16"/>
+              </w:rPr>
+              <w:t xml:space="preserve">Whether respondent has high cholesterol</w:t>
+            </w:r>
+          </w:p>
+        </w:tc>
+        <w:tc>
+          <w:tcPr>
+            <w:tcW w:w="2074" w:type="dxa"/>
+            <w:tcBorders/>
+            <w:shd w:fill="auto" w:color="auto"/>
+            <w:vAlign w:val="center"/>
+          </w:tcPr>
+          <w:p>
+            <w:pPr>
+              <w:pBdr/>
+              <w:pStyle w:val="Normal"/>
+              <w:spacing w:before="0" w:after="0" w:line="240" w:lineRule="auto"/>
+              <w:ind/>
+              <w:rPr/>
+            </w:pPr>
+            <w:r>
+              <w:rPr>
+                <w:rFonts w:ascii="Aptos" w:hAnsi="Aptos"/>
+                <w:b w:val="0"/>
+                <w:sz w:val="16"/>
+              </w:rPr>
+              <w:t xml:space="preserve">0 = no; 1 = yes</w:t>
+            </w:r>
+          </w:p>
+        </w:tc>
+        <w:tc>
+          <w:tcPr>
+            <w:tcW w:w="2074" w:type="dxa"/>
+            <w:tcBorders/>
+            <w:shd w:fill="auto" w:color="auto"/>
+            <w:vAlign w:val="center"/>
+          </w:tcPr>
+          <w:p>
+            <w:pPr>
+              <w:pBdr/>
+              <w:pStyle w:val="Normal"/>
+              <w:spacing w:before="0" w:after="0" w:line="240" w:lineRule="auto"/>
+              <w:ind/>
+              <w:rPr/>
+            </w:pPr>
+            <w:r>
+              <w:rPr>
+                <w:rFonts w:ascii="Aptos" w:hAnsi="Aptos"/>
+                <w:b w:val="0"/>
+                <w:sz w:val="16"/>
+              </w:rPr>
+              <w:t xml:space="preserve">Yes/no category</w:t>
+            </w:r>
+          </w:p>
+        </w:tc>
+        <w:tc>
+          <w:tcPr>
+            <w:tcW w:w="2074" w:type="dxa"/>
+            <w:tcBorders/>
+            <w:shd w:fill="auto" w:color="auto"/>
+            <w:vAlign w:val="center"/>
+          </w:tcPr>
+          <w:p>
+            <w:pPr>
+              <w:pBdr/>
+              <w:pStyle w:val="Normal"/>
+              <w:spacing w:before="0" w:after="0" w:line="240" w:lineRule="auto"/>
+              <w:ind/>
+              <w:rPr/>
+            </w:pPr>
+            <w:r>
+              <w:rPr>
+                <w:rFonts w:ascii="Aptos" w:hAnsi="Aptos"/>
+                <w:b w:val="0"/>
+                <w:sz w:val="16"/>
+              </w:rPr>
+              <w:t xml:space="preserve">Categorical - binary</w:t>
+            </w:r>
+          </w:p>
+        </w:tc>
+      </w:tr>
+      <w:tr>
+        <w:tblPrEx>
+          <w:tblBorders/>
+        </w:tblPrEx>
+        <w:trPr>
+          <w:trHeight w:hRule="atLeast" w:val="20"/>
+          <w:cantSplit/>
+        </w:trPr>
+        <w:tc>
+          <w:tcPr>
+            <w:tcW w:w="2074" w:type="dxa"/>
+            <w:tcBorders/>
+            <w:shd w:fill="auto" w:color="auto"/>
+            <w:vAlign w:val="center"/>
+          </w:tcPr>
+          <w:p>
+            <w:pPr>
+              <w:pBdr/>
+              <w:pStyle w:val="Normal"/>
+              <w:spacing w:before="0" w:after="0" w:line="240" w:lineRule="auto"/>
+              <w:ind/>
+              <w:rPr/>
+            </w:pPr>
+            <w:r>
+              <w:rPr>
+                <w:rFonts w:ascii="Aptos" w:hAnsi="Aptos"/>
+                <w:b w:val="0"/>
+                <w:sz w:val="16"/>
+              </w:rPr>
+              <w:t xml:space="preserve">CholCheck</w:t>
+            </w:r>
+          </w:p>
+        </w:tc>
+        <w:tc>
+          <w:tcPr>
+            <w:tcW w:w="2074" w:type="dxa"/>
+            <w:tcBorders/>
+            <w:shd w:fill="auto" w:color="auto"/>
+            <w:vAlign w:val="center"/>
+          </w:tcPr>
+          <w:p>
+            <w:pPr>
+              <w:pBdr/>
+              <w:pStyle w:val="Normal"/>
+              <w:spacing w:before="0" w:after="0" w:line="240" w:lineRule="auto"/>
+              <w:ind/>
+              <w:rPr/>
+            </w:pPr>
+            <w:r>
+              <w:rPr>
+                <w:rFonts w:ascii="Aptos" w:hAnsi="Aptos"/>
+                <w:b w:val="0"/>
+                <w:sz w:val="16"/>
+              </w:rPr>
+              <w:t xml:space="preserve">Cholesterol checked within past 5 years</w:t>
+            </w:r>
+          </w:p>
+        </w:tc>
+        <w:tc>
+          <w:tcPr>
+            <w:tcW w:w="2074" w:type="dxa"/>
+            <w:tcBorders/>
+            <w:shd w:fill="auto" w:color="auto"/>
+            <w:vAlign w:val="center"/>
+          </w:tcPr>
+          <w:p>
+            <w:pPr>
+              <w:pBdr/>
+              <w:pStyle w:val="Normal"/>
+              <w:spacing w:before="0" w:after="0" w:line="240" w:lineRule="auto"/>
+              <w:ind/>
+              <w:rPr/>
+            </w:pPr>
+            <w:r>
+              <w:rPr>
+                <w:rFonts w:ascii="Aptos" w:hAnsi="Aptos"/>
+                <w:b w:val="0"/>
+                <w:sz w:val="16"/>
+              </w:rPr>
+              <w:t xml:space="preserve">0 = no; 1 = yes</w:t>
+            </w:r>
+          </w:p>
+        </w:tc>
+        <w:tc>
+          <w:tcPr>
+            <w:tcW w:w="2074" w:type="dxa"/>
+            <w:tcBorders/>
+            <w:shd w:fill="auto" w:color="auto"/>
+            <w:vAlign w:val="center"/>
+          </w:tcPr>
+          <w:p>
+            <w:pPr>
+              <w:pBdr/>
+              <w:pStyle w:val="Normal"/>
+              <w:spacing w:before="0" w:after="0" w:line="240" w:lineRule="auto"/>
+              <w:ind/>
+              <w:rPr/>
+            </w:pPr>
+            <w:r>
+              <w:rPr>
+                <w:rFonts w:ascii="Aptos" w:hAnsi="Aptos"/>
+                <w:b w:val="0"/>
+                <w:sz w:val="16"/>
+              </w:rPr>
+              <w:t xml:space="preserve">Yes/no category</w:t>
+            </w:r>
+          </w:p>
+        </w:tc>
+        <w:tc>
+          <w:tcPr>
+            <w:tcW w:w="2074" w:type="dxa"/>
+            <w:tcBorders/>
+            <w:shd w:fill="auto" w:color="auto"/>
+            <w:vAlign w:val="center"/>
+          </w:tcPr>
+          <w:p>
+            <w:pPr>
+              <w:pBdr/>
+              <w:pStyle w:val="Normal"/>
+              <w:spacing w:before="0" w:after="0" w:line="240" w:lineRule="auto"/>
+              <w:ind/>
+              <w:rPr/>
+            </w:pPr>
+            <w:r>
+              <w:rPr>
+                <w:rFonts w:ascii="Aptos" w:hAnsi="Aptos"/>
+                <w:b w:val="0"/>
+                <w:sz w:val="16"/>
+              </w:rPr>
+              <w:t xml:space="preserve">Categorical - binary</w:t>
+            </w:r>
+          </w:p>
+        </w:tc>
+      </w:tr>
+      <w:tr>
+        <w:tblPrEx>
+          <w:tblBorders/>
+        </w:tblPrEx>
+        <w:trPr>
+          <w:trHeight w:hRule="atLeast" w:val="20"/>
+          <w:cantSplit/>
+        </w:trPr>
+        <w:tc>
+          <w:tcPr>
+            <w:tcW w:w="2074" w:type="dxa"/>
+            <w:tcBorders/>
+            <w:shd w:fill="auto" w:color="auto"/>
+            <w:vAlign w:val="center"/>
+          </w:tcPr>
+          <w:p>
+            <w:pPr>
+              <w:pBdr/>
+              <w:pStyle w:val="Normal"/>
+              <w:spacing w:before="0" w:after="0" w:line="240" w:lineRule="auto"/>
+              <w:ind/>
+              <w:rPr/>
+            </w:pPr>
+            <w:r>
+              <w:rPr>
+                <w:rFonts w:ascii="Aptos" w:hAnsi="Aptos"/>
+                <w:b w:val="0"/>
+                <w:sz w:val="16"/>
+              </w:rPr>
+              <w:t xml:space="preserve">BMI</w:t>
+            </w:r>
+          </w:p>
+        </w:tc>
+        <w:tc>
+          <w:tcPr>
+            <w:tcW w:w="2074" w:type="dxa"/>
+            <w:tcBorders/>
+            <w:shd w:fill="auto" w:color="auto"/>
+            <w:vAlign w:val="center"/>
+          </w:tcPr>
+          <w:p>
+            <w:pPr>
+              <w:pBdr/>
+              <w:pStyle w:val="Normal"/>
+              <w:spacing w:before="0" w:after="0" w:line="240" w:lineRule="auto"/>
+              <w:ind/>
+              <w:rPr/>
+            </w:pPr>
+            <w:r>
+              <w:rPr>
+                <w:rFonts w:ascii="Aptos" w:hAnsi="Aptos"/>
+                <w:b w:val="0"/>
+                <w:sz w:val="16"/>
+              </w:rPr>
+              <w:t xml:space="preserve">Body Mass Index</w:t>
+            </w:r>
+          </w:p>
+        </w:tc>
+        <w:tc>
+          <w:tcPr>
+            <w:tcW w:w="2074" w:type="dxa"/>
+            <w:tcBorders/>
+            <w:shd w:fill="auto" w:color="auto"/>
+            <w:vAlign w:val="center"/>
+          </w:tcPr>
+          <w:p>
+            <w:pPr>
+              <w:pBdr/>
+              <w:pStyle w:val="Normal"/>
+              <w:spacing w:before="0" w:after="0" w:line="240" w:lineRule="auto"/>
+              <w:ind/>
+              <w:rPr/>
+            </w:pPr>
+            <w:r>
+              <w:rPr>
+                <w:rFonts w:ascii="Aptos" w:hAnsi="Aptos"/>
+                <w:b w:val="0"/>
+                <w:sz w:val="16"/>
+              </w:rPr>
+              <w:t xml:space="preserve">12-98 in supplied CSV</w:t>
+            </w:r>
+          </w:p>
+        </w:tc>
+        <w:tc>
+          <w:tcPr>
+            <w:tcW w:w="2074" w:type="dxa"/>
+            <w:tcBorders/>
+            <w:shd w:fill="auto" w:color="auto"/>
+            <w:vAlign w:val="center"/>
+          </w:tcPr>
+          <w:p>
+            <w:pPr>
+              <w:pBdr/>
+              <w:pStyle w:val="Normal"/>
+              <w:spacing w:before="0" w:after="0" w:line="240" w:lineRule="auto"/>
+              <w:ind/>
+              <w:rPr/>
+            </w:pPr>
+            <w:r>
+              <w:rPr>
+                <w:rFonts w:ascii="Aptos" w:hAnsi="Aptos"/>
+                <w:b w:val="0"/>
+                <w:sz w:val="16"/>
+              </w:rPr>
+              <w:t xml:space="preserve">Measured numerical value</w:t>
+            </w:r>
+          </w:p>
+        </w:tc>
+        <w:tc>
+          <w:tcPr>
+            <w:tcW w:w="2074" w:type="dxa"/>
+            <w:tcBorders/>
+            <w:shd w:fill="auto" w:color="auto"/>
+            <w:vAlign w:val="center"/>
+          </w:tcPr>
+          <w:p>
+            <w:pPr>
+              <w:pBdr/>
+              <w:pStyle w:val="Normal"/>
+              <w:spacing w:before="0" w:after="0" w:line="240" w:lineRule="auto"/>
+              <w:ind/>
+              <w:rPr/>
+            </w:pPr>
+            <w:r>
+              <w:rPr>
+                <w:rFonts w:ascii="Aptos" w:hAnsi="Aptos"/>
+                <w:b w:val="0"/>
+                <w:sz w:val="16"/>
+              </w:rPr>
+              <w:t xml:space="preserve">Numerical measurement</w:t>
+            </w:r>
+          </w:p>
+        </w:tc>
+      </w:tr>
+      <w:tr>
+        <w:tblPrEx>
+          <w:tblBorders/>
+        </w:tblPrEx>
+        <w:trPr>
+          <w:trHeight w:hRule="atLeast" w:val="20"/>
+          <w:cantSplit/>
+        </w:trPr>
+        <w:tc>
+          <w:tcPr>
+            <w:tcW w:w="2074" w:type="dxa"/>
+            <w:tcBorders/>
+            <w:shd w:fill="auto" w:color="auto"/>
+            <w:vAlign w:val="center"/>
+          </w:tcPr>
+          <w:p>
+            <w:pPr>
+              <w:pBdr/>
+              <w:pStyle w:val="Normal"/>
+              <w:spacing w:before="0" w:after="0" w:line="240" w:lineRule="auto"/>
+              <w:ind/>
+              <w:rPr/>
+            </w:pPr>
+            <w:r>
+              <w:rPr>
+                <w:sz w:val="16"/>
+              </w:rPr>
+              <w:t xml:space="preserve">Smoker</w:t>
+            </w:r>
+          </w:p>
+        </w:tc>
+        <w:tc>
+          <w:tcPr>
+            <w:tcW w:w="2074" w:type="dxa"/>
+            <w:tcBorders/>
+            <w:shd w:fill="auto" w:color="auto"/>
+            <w:vAlign w:val="center"/>
+          </w:tcPr>
+          <w:p>
+            <w:pPr>
+              <w:pBdr/>
+              <w:pStyle w:val="Normal"/>
+              <w:spacing w:before="0" w:after="0" w:line="240" w:lineRule="auto"/>
+              <w:ind/>
+              <w:rPr/>
+            </w:pPr>
+            <w:r>
+              <w:rPr>
+                <w:sz w:val="16"/>
+              </w:rPr>
+              <w:t xml:space="preserve">Whether respondent has smoked at least 100 cigarettes in entire life</w:t>
+            </w:r>
+          </w:p>
+        </w:tc>
+        <w:tc>
+          <w:tcPr>
+            <w:tcW w:w="2074" w:type="dxa"/>
+            <w:tcBorders/>
+            <w:shd w:fill="auto" w:color="auto"/>
+            <w:vAlign w:val="center"/>
+          </w:tcPr>
+          <w:p>
+            <w:pPr>
+              <w:pBdr/>
+              <w:pStyle w:val="Normal"/>
+              <w:spacing w:before="0" w:after="0" w:line="240" w:lineRule="auto"/>
+              <w:ind/>
+              <w:rPr/>
+            </w:pPr>
+            <w:r>
+              <w:rPr>
+                <w:sz w:val="16"/>
+              </w:rPr>
+              <w:t xml:space="preserve">0 = no; 1 = yes</w:t>
+            </w:r>
+          </w:p>
+        </w:tc>
+        <w:tc>
+          <w:tcPr>
+            <w:tcW w:w="2074" w:type="dxa"/>
+            <w:tcBorders/>
+            <w:shd w:fill="auto" w:color="auto"/>
+            <w:vAlign w:val="center"/>
+          </w:tcPr>
+          <w:p>
+            <w:pPr>
+              <w:pBdr/>
+              <w:pStyle w:val="Normal"/>
+              <w:spacing w:before="0" w:after="0" w:line="240" w:lineRule="auto"/>
+              <w:ind/>
+              <w:rPr/>
+            </w:pPr>
+            <w:r>
+              <w:rPr>
+                <w:sz w:val="16"/>
+              </w:rPr>
+              <w:t xml:space="preserve">100 cigarettes is approximately 5 packs; yes/no category</w:t>
+            </w:r>
+          </w:p>
+        </w:tc>
+        <w:tc>
+          <w:tcPr>
+            <w:tcW w:w="2074" w:type="dxa"/>
+            <w:tcBorders/>
+            <w:shd w:fill="auto" w:color="auto"/>
+            <w:vAlign w:val="center"/>
+          </w:tcPr>
+          <w:p>
+            <w:pPr>
+              <w:pBdr/>
+              <w:pStyle w:val="Normal"/>
+              <w:spacing w:before="0" w:after="0" w:line="240" w:lineRule="auto"/>
+              <w:ind/>
+              <w:rPr/>
+            </w:pPr>
+            <w:r>
+              <w:rPr>
+                <w:sz w:val="16"/>
+              </w:rPr>
+              <w:t xml:space="preserve">Categorical - binary</w:t>
+            </w:r>
+          </w:p>
+        </w:tc>
+      </w:tr>
+      <w:tr>
+        <w:tblPrEx>
+          <w:tblBorders/>
+        </w:tblPrEx>
+        <w:trPr>
+          <w:trHeight w:hRule="atLeast" w:val="20"/>
+          <w:cantSplit/>
+        </w:trPr>
+        <w:tc>
+          <w:tcPr>
+            <w:tcW w:w="2074" w:type="dxa"/>
+            <w:tcBorders/>
+            <w:shd w:fill="auto" w:color="auto"/>
+            <w:vAlign w:val="center"/>
+          </w:tcPr>
+          <w:p>
+            <w:pPr>
+              <w:pBdr/>
+              <w:pStyle w:val="Normal"/>
+              <w:spacing w:before="0" w:after="0" w:line="240" w:lineRule="auto"/>
+              <w:ind/>
+              <w:rPr/>
+            </w:pPr>
+            <w:r>
+              <w:rPr>
+                <w:rFonts w:ascii="Aptos" w:hAnsi="Aptos"/>
+                <w:b w:val="0"/>
+                <w:sz w:val="16"/>
+              </w:rPr>
+              <w:t xml:space="preserve">Stroke</w:t>
+            </w:r>
+          </w:p>
+        </w:tc>
+        <w:tc>
+          <w:tcPr>
+            <w:tcW w:w="2074" w:type="dxa"/>
+            <w:tcBorders/>
+            <w:shd w:fill="auto" w:color="auto"/>
+            <w:vAlign w:val="center"/>
+          </w:tcPr>
+          <w:p>
+            <w:pPr>
+              <w:pBdr/>
+              <w:pStyle w:val="Normal"/>
+              <w:spacing w:before="0" w:after="0" w:line="240" w:lineRule="auto"/>
+              <w:ind/>
+              <w:rPr/>
+            </w:pPr>
+            <w:r>
+              <w:rPr>
+                <w:rFonts w:ascii="Aptos" w:hAnsi="Aptos"/>
+                <w:b w:val="0"/>
+                <w:sz w:val="16"/>
+              </w:rPr>
+              <w:t xml:space="preserve">Ever told that respondent had a stroke</w:t>
+            </w:r>
+          </w:p>
+        </w:tc>
+        <w:tc>
+          <w:tcPr>
+            <w:tcW w:w="2074" w:type="dxa"/>
+            <w:tcBorders/>
+            <w:shd w:fill="auto" w:color="auto"/>
+            <w:vAlign w:val="center"/>
+          </w:tcPr>
+          <w:p>
+            <w:pPr>
+              <w:pBdr/>
+              <w:pStyle w:val="Normal"/>
+              <w:spacing w:before="0" w:after="0" w:line="240" w:lineRule="auto"/>
+              <w:ind/>
+              <w:rPr/>
+            </w:pPr>
+            <w:r>
+              <w:rPr>
+                <w:rFonts w:ascii="Aptos" w:hAnsi="Aptos"/>
+                <w:b w:val="0"/>
+                <w:sz w:val="16"/>
+              </w:rPr>
+              <w:t xml:space="preserve">0 = no; 1 = yes</w:t>
+            </w:r>
+          </w:p>
+        </w:tc>
+        <w:tc>
+          <w:tcPr>
+            <w:tcW w:w="2074" w:type="dxa"/>
+            <w:tcBorders/>
+            <w:shd w:fill="auto" w:color="auto"/>
+            <w:vAlign w:val="center"/>
+          </w:tcPr>
+          <w:p>
+            <w:pPr>
+              <w:pBdr/>
+              <w:pStyle w:val="Normal"/>
+              <w:spacing w:before="0" w:after="0" w:line="240" w:lineRule="auto"/>
+              <w:ind/>
+              <w:rPr/>
+            </w:pPr>
+            <w:r>
+              <w:rPr>
+                <w:rFonts w:ascii="Aptos" w:hAnsi="Aptos"/>
+                <w:b w:val="0"/>
+                <w:sz w:val="16"/>
+              </w:rPr>
+              <w:t xml:space="preserve">Yes/no category</w:t>
+            </w:r>
+          </w:p>
+        </w:tc>
+        <w:tc>
+          <w:tcPr>
+            <w:tcW w:w="2074" w:type="dxa"/>
+            <w:tcBorders/>
+            <w:shd w:fill="auto" w:color="auto"/>
+            <w:vAlign w:val="center"/>
+          </w:tcPr>
+          <w:p>
+            <w:pPr>
+              <w:pBdr/>
+              <w:pStyle w:val="Normal"/>
+              <w:spacing w:before="0" w:after="0" w:line="240" w:lineRule="auto"/>
+              <w:ind/>
+              <w:rPr/>
+            </w:pPr>
+            <w:r>
+              <w:rPr>
+                <w:rFonts w:ascii="Aptos" w:hAnsi="Aptos"/>
+                <w:b w:val="0"/>
+                <w:sz w:val="16"/>
+              </w:rPr>
+              <w:t xml:space="preserve">Categorical - binary</w:t>
+            </w:r>
+          </w:p>
+        </w:tc>
+      </w:tr>
+      <w:tr>
+        <w:tblPrEx>
+          <w:tblBorders/>
+        </w:tblPrEx>
+        <w:trPr>
+          <w:trHeight w:hRule="atLeast" w:val="20"/>
+          <w:cantSplit/>
+        </w:trPr>
+        <w:tc>
+          <w:tcPr>
+            <w:tcW w:w="2074" w:type="dxa"/>
+            <w:tcBorders/>
+            <w:shd w:fill="auto" w:color="auto"/>
+            <w:vAlign w:val="center"/>
+          </w:tcPr>
+          <w:p>
+            <w:pPr>
+              <w:pBdr/>
+              <w:pStyle w:val="Normal"/>
+              <w:spacing w:before="0" w:after="0" w:line="240" w:lineRule="auto"/>
+              <w:ind/>
+              <w:rPr/>
+            </w:pPr>
+            <w:r>
+              <w:rPr>
+                <w:sz w:val="16"/>
+              </w:rPr>
+              <w:t xml:space="preserve">HeartDiseaseorAttack</w:t>
+            </w:r>
+          </w:p>
+        </w:tc>
+        <w:tc>
+          <w:tcPr>
+            <w:tcW w:w="2074" w:type="dxa"/>
+            <w:tcBorders/>
+            <w:shd w:fill="auto" w:color="auto"/>
+            <w:vAlign w:val="center"/>
+          </w:tcPr>
+          <w:p>
+            <w:pPr>
+              <w:pBdr/>
+              <w:pStyle w:val="Normal"/>
+              <w:spacing w:before="0" w:after="0" w:line="240" w:lineRule="auto"/>
+              <w:ind/>
+              <w:rPr/>
+            </w:pPr>
+            <w:r>
+              <w:rPr>
+                <w:sz w:val="16"/>
+              </w:rPr>
+              <w:t xml:space="preserve">Whether respondent has coronary heart disease (CHD) or myocardial infarction (MI)</w:t>
+            </w:r>
+          </w:p>
+        </w:tc>
+        <w:tc>
+          <w:tcPr>
+            <w:tcW w:w="2074" w:type="dxa"/>
+            <w:tcBorders/>
+            <w:shd w:fill="auto" w:color="auto"/>
+            <w:vAlign w:val="center"/>
+          </w:tcPr>
+          <w:p>
+            <w:pPr>
+              <w:pBdr/>
+              <w:pStyle w:val="Normal"/>
+              <w:spacing w:before="0" w:after="0" w:line="240" w:lineRule="auto"/>
+              <w:ind/>
+              <w:rPr/>
+            </w:pPr>
+            <w:r>
+              <w:rPr>
+                <w:sz w:val="16"/>
+              </w:rPr>
+              <w:t xml:space="preserve">0 = no; 1 = yes</w:t>
+            </w:r>
+          </w:p>
+        </w:tc>
+        <w:tc>
+          <w:tcPr>
+            <w:tcW w:w="2074" w:type="dxa"/>
+            <w:tcBorders/>
+            <w:shd w:fill="auto" w:color="auto"/>
+            <w:vAlign w:val="center"/>
+          </w:tcPr>
+          <w:p>
+            <w:pPr>
+              <w:pBdr/>
+              <w:pStyle w:val="Normal"/>
+              <w:spacing w:before="0" w:after="0" w:line="240" w:lineRule="auto"/>
+              <w:ind/>
+              <w:rPr/>
+            </w:pPr>
+            <w:r>
+              <w:rPr>
+                <w:sz w:val="16"/>
+              </w:rPr>
+              <w:t xml:space="preserve">Yes/no category</w:t>
+            </w:r>
+          </w:p>
+        </w:tc>
+        <w:tc>
+          <w:tcPr>
+            <w:tcW w:w="2074" w:type="dxa"/>
+            <w:tcBorders/>
+            <w:shd w:fill="auto" w:color="auto"/>
+            <w:vAlign w:val="center"/>
+          </w:tcPr>
+          <w:p>
+            <w:pPr>
+              <w:pBdr/>
+              <w:pStyle w:val="Normal"/>
+              <w:spacing w:before="0" w:after="0" w:line="240" w:lineRule="auto"/>
+              <w:ind/>
+              <w:rPr/>
+            </w:pPr>
+            <w:r>
+              <w:rPr>
+                <w:sz w:val="16"/>
+              </w:rPr>
+              <w:t xml:space="preserve">Categorical - binary</w:t>
+            </w:r>
+          </w:p>
+        </w:tc>
+      </w:tr>
+      <w:tr>
+        <w:tblPrEx>
+          <w:tblBorders/>
+        </w:tblPrEx>
+        <w:trPr>
+          <w:trHeight w:hRule="atLeast" w:val="20"/>
+          <w:cantSplit/>
+        </w:trPr>
+        <w:tc>
+          <w:tcPr>
+            <w:tcW w:w="2074" w:type="dxa"/>
+            <w:tcBorders/>
+            <w:shd w:fill="auto" w:color="auto"/>
+            <w:vAlign w:val="center"/>
+          </w:tcPr>
+          <w:p>
+            <w:pPr>
+              <w:pBdr/>
+              <w:pStyle w:val="Normal"/>
+              <w:spacing w:before="0" w:after="0" w:line="240" w:lineRule="auto"/>
+              <w:ind/>
+              <w:rPr/>
+            </w:pPr>
+            <w:r>
+              <w:rPr>
+                <w:sz w:val="16"/>
+              </w:rPr>
+              <w:t xml:space="preserve">PhysActivity</w:t>
+            </w:r>
+          </w:p>
+        </w:tc>
+        <w:tc>
+          <w:tcPr>
+            <w:tcW w:w="2074" w:type="dxa"/>
+            <w:tcBorders/>
+            <w:shd w:fill="auto" w:color="auto"/>
+            <w:vAlign w:val="center"/>
+          </w:tcPr>
+          <w:p>
+            <w:pPr>
+              <w:pBdr/>
+              <w:pStyle w:val="Normal"/>
+              <w:spacing w:before="0" w:after="0" w:line="240" w:lineRule="auto"/>
+              <w:ind/>
+              <w:rPr/>
+            </w:pPr>
+            <w:r>
+              <w:rPr>
+                <w:sz w:val="16"/>
+              </w:rPr>
+              <w:t xml:space="preserve">Physical activity in past 30 days, excluding activity done as part of a job</w:t>
+            </w:r>
+          </w:p>
+        </w:tc>
+        <w:tc>
+          <w:tcPr>
+            <w:tcW w:w="2074" w:type="dxa"/>
+            <w:tcBorders/>
+            <w:shd w:fill="auto" w:color="auto"/>
+            <w:vAlign w:val="center"/>
+          </w:tcPr>
+          <w:p>
+            <w:pPr>
+              <w:pBdr/>
+              <w:pStyle w:val="Normal"/>
+              <w:spacing w:before="0" w:after="0" w:line="240" w:lineRule="auto"/>
+              <w:ind/>
+              <w:rPr/>
+            </w:pPr>
+            <w:r>
+              <w:rPr>
+                <w:sz w:val="16"/>
+              </w:rPr>
+              <w:t xml:space="preserve">0 = no; 1 = yes</w:t>
+            </w:r>
+          </w:p>
+        </w:tc>
+        <w:tc>
+          <w:tcPr>
+            <w:tcW w:w="2074" w:type="dxa"/>
+            <w:tcBorders/>
+            <w:shd w:fill="auto" w:color="auto"/>
+            <w:vAlign w:val="center"/>
+          </w:tcPr>
+          <w:p>
+            <w:pPr>
+              <w:pBdr/>
+              <w:pStyle w:val="Normal"/>
+              <w:spacing w:before="0" w:after="0" w:line="240" w:lineRule="auto"/>
+              <w:ind/>
+              <w:rPr/>
+            </w:pPr>
+            <w:r>
+              <w:rPr>
+                <w:sz w:val="16"/>
+              </w:rPr>
+              <w:t xml:space="preserve">Yes/no category</w:t>
+            </w:r>
+          </w:p>
+        </w:tc>
+        <w:tc>
+          <w:tcPr>
+            <w:tcW w:w="2074" w:type="dxa"/>
+            <w:tcBorders/>
+            <w:shd w:fill="auto" w:color="auto"/>
+            <w:vAlign w:val="center"/>
+          </w:tcPr>
+          <w:p>
+            <w:pPr>
+              <w:pBdr/>
+              <w:pStyle w:val="Normal"/>
+              <w:spacing w:before="0" w:after="0" w:line="240" w:lineRule="auto"/>
+              <w:ind/>
+              <w:rPr/>
+            </w:pPr>
+            <w:r>
+              <w:rPr>
+                <w:sz w:val="16"/>
+              </w:rPr>
+              <w:t xml:space="preserve">Categorical - binary</w:t>
+            </w:r>
+          </w:p>
+        </w:tc>
+      </w:tr>
+      <w:tr>
+        <w:tblPrEx>
+          <w:tblBorders/>
+        </w:tblPrEx>
+        <w:trPr>
+          <w:trHeight w:hRule="atLeast" w:val="20"/>
+          <w:cantSplit/>
+        </w:trPr>
+        <w:tc>
+          <w:tcPr>
+            <w:tcW w:w="2074" w:type="dxa"/>
+            <w:tcBorders/>
+            <w:shd w:fill="auto" w:color="auto"/>
+            <w:vAlign w:val="center"/>
+          </w:tcPr>
+          <w:p>
+            <w:pPr>
+              <w:pBdr/>
+              <w:pStyle w:val="Normal"/>
+              <w:spacing w:before="0" w:after="0" w:line="240" w:lineRule="auto"/>
+              <w:ind/>
+              <w:rPr/>
+            </w:pPr>
+            <w:r>
+              <w:rPr>
+                <w:rFonts w:ascii="Aptos" w:hAnsi="Aptos"/>
+                <w:b w:val="0"/>
+                <w:sz w:val="16"/>
+              </w:rPr>
+              <w:t xml:space="preserve">Fruits</w:t>
+            </w:r>
+          </w:p>
+        </w:tc>
+        <w:tc>
+          <w:tcPr>
+            <w:tcW w:w="2074" w:type="dxa"/>
+            <w:tcBorders/>
+            <w:shd w:fill="auto" w:color="auto"/>
+            <w:vAlign w:val="center"/>
+          </w:tcPr>
+          <w:p>
+            <w:pPr>
+              <w:pBdr/>
+              <w:pStyle w:val="Normal"/>
+              <w:spacing w:before="0" w:after="0" w:line="240" w:lineRule="auto"/>
+              <w:ind/>
+              <w:rPr/>
+            </w:pPr>
+            <w:r>
+              <w:rPr>
+                <w:rFonts w:ascii="Aptos" w:hAnsi="Aptos"/>
+                <w:b w:val="0"/>
+                <w:sz w:val="16"/>
+              </w:rPr>
+              <w:t xml:space="preserve">Consumes fruit one or more times per day</w:t>
+            </w:r>
+          </w:p>
+        </w:tc>
+        <w:tc>
+          <w:tcPr>
+            <w:tcW w:w="2074" w:type="dxa"/>
+            <w:tcBorders/>
+            <w:shd w:fill="auto" w:color="auto"/>
+            <w:vAlign w:val="center"/>
+          </w:tcPr>
+          <w:p>
+            <w:pPr>
+              <w:pBdr/>
+              <w:pStyle w:val="Normal"/>
+              <w:spacing w:before="0" w:after="0" w:line="240" w:lineRule="auto"/>
+              <w:ind/>
+              <w:rPr/>
+            </w:pPr>
+            <w:r>
+              <w:rPr>
+                <w:rFonts w:ascii="Aptos" w:hAnsi="Aptos"/>
+                <w:b w:val="0"/>
+                <w:sz w:val="16"/>
+              </w:rPr>
+              <w:t xml:space="preserve">0 = no; 1 = yes</w:t>
+            </w:r>
+          </w:p>
+        </w:tc>
+        <w:tc>
+          <w:tcPr>
+            <w:tcW w:w="2074" w:type="dxa"/>
+            <w:tcBorders/>
+            <w:shd w:fill="auto" w:color="auto"/>
+            <w:vAlign w:val="center"/>
+          </w:tcPr>
+          <w:p>
+            <w:pPr>
+              <w:pBdr/>
+              <w:pStyle w:val="Normal"/>
+              <w:spacing w:before="0" w:after="0" w:line="240" w:lineRule="auto"/>
+              <w:ind/>
+              <w:rPr/>
+            </w:pPr>
+            <w:r>
+              <w:rPr>
+                <w:rFonts w:ascii="Aptos" w:hAnsi="Aptos"/>
+                <w:b w:val="0"/>
+                <w:sz w:val="16"/>
+              </w:rPr>
+              <w:t xml:space="preserve">Yes/no category</w:t>
+            </w:r>
+          </w:p>
+        </w:tc>
+        <w:tc>
+          <w:tcPr>
+            <w:tcW w:w="2074" w:type="dxa"/>
+            <w:tcBorders/>
+            <w:shd w:fill="auto" w:color="auto"/>
+            <w:vAlign w:val="center"/>
+          </w:tcPr>
+          <w:p>
+            <w:pPr>
+              <w:pBdr/>
+              <w:pStyle w:val="Normal"/>
+              <w:spacing w:before="0" w:after="0" w:line="240" w:lineRule="auto"/>
+              <w:ind/>
+              <w:rPr/>
+            </w:pPr>
+            <w:r>
+              <w:rPr>
+                <w:rFonts w:ascii="Aptos" w:hAnsi="Aptos"/>
+                <w:b w:val="0"/>
+                <w:sz w:val="16"/>
+              </w:rPr>
+              <w:t xml:space="preserve">Categorical - binary</w:t>
+            </w:r>
+          </w:p>
+        </w:tc>
+      </w:tr>
+      <w:tr>
+        <w:tblPrEx>
+          <w:tblBorders/>
+        </w:tblPrEx>
+        <w:trPr>
+          <w:trHeight w:hRule="atLeast" w:val="20"/>
+          <w:cantSplit/>
+        </w:trPr>
+        <w:tc>
+          <w:tcPr>
+            <w:tcW w:w="2074" w:type="dxa"/>
+            <w:tcBorders/>
+            <w:shd w:fill="auto" w:color="auto"/>
+            <w:vAlign w:val="center"/>
+          </w:tcPr>
+          <w:p>
+            <w:pPr>
+              <w:pBdr/>
+              <w:pStyle w:val="Normal"/>
+              <w:spacing w:before="0" w:after="0" w:line="240" w:lineRule="auto"/>
+              <w:ind/>
+              <w:rPr/>
+            </w:pPr>
+            <w:r>
+              <w:rPr>
+                <w:rFonts w:ascii="Aptos" w:hAnsi="Aptos"/>
+                <w:b w:val="0"/>
+                <w:sz w:val="16"/>
+              </w:rPr>
+              <w:t xml:space="preserve">Veggies</w:t>
+            </w:r>
+          </w:p>
+        </w:tc>
+        <w:tc>
+          <w:tcPr>
+            <w:tcW w:w="2074" w:type="dxa"/>
+            <w:tcBorders/>
+            <w:shd w:fill="auto" w:color="auto"/>
+            <w:vAlign w:val="center"/>
+          </w:tcPr>
+          <w:p>
+            <w:pPr>
+              <w:pBdr/>
+              <w:pStyle w:val="Normal"/>
+              <w:spacing w:before="0" w:after="0" w:line="240" w:lineRule="auto"/>
+              <w:ind/>
+              <w:rPr/>
+            </w:pPr>
+            <w:r>
+              <w:rPr>
+                <w:rFonts w:ascii="Aptos" w:hAnsi="Aptos"/>
+                <w:b w:val="0"/>
+                <w:sz w:val="16"/>
+              </w:rPr>
+              <w:t xml:space="preserve">Consumes vegetables one or more times per day</w:t>
+            </w:r>
+          </w:p>
+        </w:tc>
+        <w:tc>
+          <w:tcPr>
+            <w:tcW w:w="2074" w:type="dxa"/>
+            <w:tcBorders/>
+            <w:shd w:fill="auto" w:color="auto"/>
+            <w:vAlign w:val="center"/>
+          </w:tcPr>
+          <w:p>
+            <w:pPr>
+              <w:pBdr/>
+              <w:pStyle w:val="Normal"/>
+              <w:spacing w:before="0" w:after="0" w:line="240" w:lineRule="auto"/>
+              <w:ind/>
+              <w:rPr/>
+            </w:pPr>
+            <w:r>
+              <w:rPr>
+                <w:rFonts w:ascii="Aptos" w:hAnsi="Aptos"/>
+                <w:b w:val="0"/>
+                <w:sz w:val="16"/>
+              </w:rPr>
+              <w:t xml:space="preserve">0 = no; 1 = yes</w:t>
+            </w:r>
+          </w:p>
+        </w:tc>
+        <w:tc>
+          <w:tcPr>
+            <w:tcW w:w="2074" w:type="dxa"/>
+            <w:tcBorders/>
+            <w:shd w:fill="auto" w:color="auto"/>
+            <w:vAlign w:val="center"/>
+          </w:tcPr>
+          <w:p>
+            <w:pPr>
+              <w:pBdr/>
+              <w:pStyle w:val="Normal"/>
+              <w:spacing w:before="0" w:after="0" w:line="240" w:lineRule="auto"/>
+              <w:ind/>
+              <w:rPr/>
+            </w:pPr>
+            <w:r>
+              <w:rPr>
+                <w:rFonts w:ascii="Aptos" w:hAnsi="Aptos"/>
+                <w:b w:val="0"/>
+                <w:sz w:val="16"/>
+              </w:rPr>
+              <w:t xml:space="preserve">Yes/no category</w:t>
+            </w:r>
+          </w:p>
+        </w:tc>
+        <w:tc>
+          <w:tcPr>
+            <w:tcW w:w="2074" w:type="dxa"/>
+            <w:tcBorders/>
+            <w:shd w:fill="auto" w:color="auto"/>
+            <w:vAlign w:val="center"/>
+          </w:tcPr>
+          <w:p>
+            <w:pPr>
+              <w:pBdr/>
+              <w:pStyle w:val="Normal"/>
+              <w:spacing w:before="0" w:after="0" w:line="240" w:lineRule="auto"/>
+              <w:ind/>
+              <w:rPr/>
+            </w:pPr>
+            <w:r>
+              <w:rPr>
+                <w:rFonts w:ascii="Aptos" w:hAnsi="Aptos"/>
+                <w:b w:val="0"/>
+                <w:sz w:val="16"/>
+              </w:rPr>
+              <w:t xml:space="preserve">Categorical - binary</w:t>
+            </w:r>
+          </w:p>
+        </w:tc>
+      </w:tr>
+      <w:tr>
+        <w:tblPrEx>
+          <w:tblBorders/>
+        </w:tblPrEx>
+        <w:trPr>
+          <w:trHeight w:hRule="atLeast" w:val="20"/>
+          <w:cantSplit/>
+        </w:trPr>
+        <w:tc>
+          <w:tcPr>
+            <w:tcW w:w="2074" w:type="dxa"/>
+            <w:tcBorders/>
+            <w:shd w:fill="auto" w:color="auto"/>
+            <w:vAlign w:val="center"/>
+          </w:tcPr>
+          <w:p>
+            <w:pPr>
+              <w:pBdr/>
+              <w:pStyle w:val="Normal"/>
+              <w:spacing w:before="0" w:after="0" w:line="240" w:lineRule="auto"/>
+              <w:ind/>
+              <w:rPr/>
+            </w:pPr>
+            <w:r>
+              <w:rPr>
+                <w:sz w:val="16"/>
+              </w:rPr>
+              <w:t xml:space="preserve">HvyAlcoholConsump</w:t>
+            </w:r>
+          </w:p>
+        </w:tc>
+        <w:tc>
+          <w:tcPr>
+            <w:tcW w:w="2074" w:type="dxa"/>
+            <w:tcBorders/>
+            <w:shd w:fill="auto" w:color="auto"/>
+            <w:vAlign w:val="center"/>
+          </w:tcPr>
+          <w:p>
+            <w:pPr>
+              <w:pBdr/>
+              <w:pStyle w:val="Normal"/>
+              <w:spacing w:before="0" w:after="0" w:line="240" w:lineRule="auto"/>
+              <w:ind/>
+              <w:rPr/>
+            </w:pPr>
+            <w:r>
+              <w:rPr>
+                <w:sz w:val="16"/>
+              </w:rPr>
+              <w:t xml:space="preserve">Whether respondent meets the dataset definition of heavy alcohol consumption</w:t>
+            </w:r>
+          </w:p>
+        </w:tc>
+        <w:tc>
+          <w:tcPr>
+            <w:tcW w:w="2074" w:type="dxa"/>
+            <w:tcBorders/>
+            <w:shd w:fill="auto" w:color="auto"/>
+            <w:vAlign w:val="center"/>
+          </w:tcPr>
+          <w:p>
+            <w:pPr>
+              <w:pBdr/>
+              <w:pStyle w:val="Normal"/>
+              <w:spacing w:before="0" w:after="0" w:line="240" w:lineRule="auto"/>
+              <w:ind/>
+              <w:rPr/>
+            </w:pPr>
+            <w:r>
+              <w:rPr>
+                <w:sz w:val="16"/>
+              </w:rPr>
+              <w:t xml:space="preserve">0 = no; 1 = yes</w:t>
+            </w:r>
+          </w:p>
+        </w:tc>
+        <w:tc>
+          <w:tcPr>
+            <w:tcW w:w="2074" w:type="dxa"/>
+            <w:tcBorders/>
+            <w:shd w:fill="auto" w:color="auto"/>
+            <w:vAlign w:val="center"/>
+          </w:tcPr>
+          <w:p>
+            <w:pPr>
+              <w:pBdr/>
+              <w:pStyle w:val="Normal"/>
+              <w:spacing w:before="0" w:after="0" w:line="240" w:lineRule="auto"/>
+              <w:ind/>
+              <w:rPr/>
+            </w:pPr>
+            <w:r>
+              <w:rPr>
+                <w:sz w:val="16"/>
+              </w:rPr>
+              <w:t xml:space="preserve">Assignment definition: adult men &gt;=14 drinks/week or adult women &gt;=7 drinks/week</w:t>
+            </w:r>
+          </w:p>
+        </w:tc>
+        <w:tc>
+          <w:tcPr>
+            <w:tcW w:w="2074" w:type="dxa"/>
+            <w:tcBorders/>
+            <w:shd w:fill="auto" w:color="auto"/>
+            <w:vAlign w:val="center"/>
+          </w:tcPr>
+          <w:p>
+            <w:pPr>
+              <w:pBdr/>
+              <w:pStyle w:val="Normal"/>
+              <w:spacing w:before="0" w:after="0" w:line="240" w:lineRule="auto"/>
+              <w:ind/>
+              <w:rPr/>
+            </w:pPr>
+            <w:r>
+              <w:rPr>
+                <w:sz w:val="16"/>
+              </w:rPr>
+              <w:t xml:space="preserve">Categorical - binary</w:t>
+            </w:r>
+          </w:p>
+        </w:tc>
+      </w:tr>
+      <w:tr>
+        <w:tblPrEx>
+          <w:tblBorders/>
+        </w:tblPrEx>
+        <w:trPr>
+          <w:trHeight w:hRule="atLeast" w:val="20"/>
+          <w:cantSplit/>
+        </w:trPr>
+        <w:tc>
+          <w:tcPr>
+            <w:tcW w:w="2074" w:type="dxa"/>
+            <w:tcBorders/>
+            <w:shd w:fill="auto" w:color="auto"/>
+            <w:vAlign w:val="center"/>
+          </w:tcPr>
+          <w:p>
+            <w:pPr>
+              <w:pBdr/>
+              <w:pStyle w:val="Normal"/>
+              <w:spacing w:before="0" w:after="0" w:line="240" w:lineRule="auto"/>
+              <w:ind/>
+              <w:rPr/>
+            </w:pPr>
+            <w:r>
+              <w:rPr>
+                <w:sz w:val="16"/>
+              </w:rPr>
+              <w:t xml:space="preserve">AnyHealthcare</w:t>
+            </w:r>
+          </w:p>
+        </w:tc>
+        <w:tc>
+          <w:tcPr>
+            <w:tcW w:w="2074" w:type="dxa"/>
+            <w:tcBorders/>
+            <w:shd w:fill="auto" w:color="auto"/>
+            <w:vAlign w:val="center"/>
+          </w:tcPr>
+          <w:p>
+            <w:pPr>
+              <w:pBdr/>
+              <w:pStyle w:val="Normal"/>
+              <w:spacing w:before="0" w:after="0" w:line="240" w:lineRule="auto"/>
+              <w:ind/>
+              <w:rPr/>
+            </w:pPr>
+            <w:r>
+              <w:rPr>
+                <w:sz w:val="16"/>
+              </w:rPr>
+              <w:t xml:space="preserve">Whether respondent has any kind of health-care coverage</w:t>
+            </w:r>
+          </w:p>
+        </w:tc>
+        <w:tc>
+          <w:tcPr>
+            <w:tcW w:w="2074" w:type="dxa"/>
+            <w:tcBorders/>
+            <w:shd w:fill="auto" w:color="auto"/>
+            <w:vAlign w:val="center"/>
+          </w:tcPr>
+          <w:p>
+            <w:pPr>
+              <w:pBdr/>
+              <w:pStyle w:val="Normal"/>
+              <w:spacing w:before="0" w:after="0" w:line="240" w:lineRule="auto"/>
+              <w:ind/>
+              <w:rPr/>
+            </w:pPr>
+            <w:r>
+              <w:rPr>
+                <w:sz w:val="16"/>
+              </w:rPr>
+              <w:t xml:space="preserve">0 = no; 1 = yes</w:t>
+            </w:r>
+          </w:p>
+        </w:tc>
+        <w:tc>
+          <w:tcPr>
+            <w:tcW w:w="2074" w:type="dxa"/>
+            <w:tcBorders/>
+            <w:shd w:fill="auto" w:color="auto"/>
+            <w:vAlign w:val="center"/>
+          </w:tcPr>
+          <w:p>
+            <w:pPr>
+              <w:pBdr/>
+              <w:pStyle w:val="Normal"/>
+              <w:spacing w:before="0" w:after="0" w:line="240" w:lineRule="auto"/>
+              <w:ind/>
+              <w:rPr/>
+            </w:pPr>
+            <w:r>
+              <w:rPr>
+                <w:sz w:val="16"/>
+              </w:rPr>
+              <w:t xml:space="preserve">Includes health insurance or prepaid plans such as an HMO; yes/no category</w:t>
+            </w:r>
+          </w:p>
+        </w:tc>
+        <w:tc>
+          <w:tcPr>
+            <w:tcW w:w="2074" w:type="dxa"/>
+            <w:tcBorders/>
+            <w:shd w:fill="auto" w:color="auto"/>
+            <w:vAlign w:val="center"/>
+          </w:tcPr>
+          <w:p>
+            <w:pPr>
+              <w:pBdr/>
+              <w:pStyle w:val="Normal"/>
+              <w:spacing w:before="0" w:after="0" w:line="240" w:lineRule="auto"/>
+              <w:ind/>
+              <w:rPr/>
+            </w:pPr>
+            <w:r>
+              <w:rPr>
+                <w:sz w:val="16"/>
+              </w:rPr>
+              <w:t xml:space="preserve">Categorical - binary</w:t>
+            </w:r>
+          </w:p>
+        </w:tc>
+      </w:tr>
+      <w:tr>
+        <w:tblPrEx>
+          <w:tblBorders/>
+        </w:tblPrEx>
+        <w:trPr>
+          <w:trHeight w:hRule="atLeast" w:val="20"/>
+          <w:cantSplit/>
+        </w:trPr>
+        <w:tc>
+          <w:tcPr>
+            <w:tcW w:w="2074" w:type="dxa"/>
+            <w:tcBorders/>
+            <w:shd w:fill="auto" w:color="auto"/>
+            <w:vAlign w:val="center"/>
+          </w:tcPr>
+          <w:p>
+            <w:pPr>
+              <w:pBdr/>
+              <w:pStyle w:val="Normal"/>
+              <w:spacing w:before="0" w:after="0" w:line="240" w:lineRule="auto"/>
+              <w:ind/>
+              <w:rPr/>
+            </w:pPr>
+            <w:r>
+              <w:rPr>
+                <w:sz w:val="16"/>
+              </w:rPr>
+              <w:t xml:space="preserve">NoDocbcCost</w:t>
+            </w:r>
+          </w:p>
+        </w:tc>
+        <w:tc>
+          <w:tcPr>
+            <w:tcW w:w="2074" w:type="dxa"/>
+            <w:tcBorders/>
+            <w:shd w:fill="auto" w:color="auto"/>
+            <w:vAlign w:val="center"/>
+          </w:tcPr>
+          <w:p>
+            <w:pPr>
+              <w:pBdr/>
+              <w:pStyle w:val="Normal"/>
+              <w:spacing w:before="0" w:after="0" w:line="240" w:lineRule="auto"/>
+              <w:ind/>
+              <w:rPr/>
+            </w:pPr>
+            <w:r>
+              <w:rPr>
+                <w:sz w:val="16"/>
+              </w:rPr>
+              <w:t xml:space="preserve">Whether respondent needed to see a doctor in past 12 months but could not because of cost</w:t>
+            </w:r>
+          </w:p>
+        </w:tc>
+        <w:tc>
+          <w:tcPr>
+            <w:tcW w:w="2074" w:type="dxa"/>
+            <w:tcBorders/>
+            <w:shd w:fill="auto" w:color="auto"/>
+            <w:vAlign w:val="center"/>
+          </w:tcPr>
+          <w:p>
+            <w:pPr>
+              <w:pBdr/>
+              <w:pStyle w:val="Normal"/>
+              <w:spacing w:before="0" w:after="0" w:line="240" w:lineRule="auto"/>
+              <w:ind/>
+              <w:rPr/>
+            </w:pPr>
+            <w:r>
+              <w:rPr>
+                <w:sz w:val="16"/>
+              </w:rPr>
+              <w:t xml:space="preserve">0 = no; 1 = yes</w:t>
+            </w:r>
+          </w:p>
+        </w:tc>
+        <w:tc>
+          <w:tcPr>
+            <w:tcW w:w="2074" w:type="dxa"/>
+            <w:tcBorders/>
+            <w:shd w:fill="auto" w:color="auto"/>
+            <w:vAlign w:val="center"/>
+          </w:tcPr>
+          <w:p>
+            <w:pPr>
+              <w:pBdr/>
+              <w:pStyle w:val="Normal"/>
+              <w:spacing w:before="0" w:after="0" w:line="240" w:lineRule="auto"/>
+              <w:ind/>
+              <w:rPr/>
+            </w:pPr>
+            <w:r>
+              <w:rPr>
+                <w:sz w:val="16"/>
+              </w:rPr>
+              <w:t xml:space="preserve">Yes/no category</w:t>
+            </w:r>
+          </w:p>
+        </w:tc>
+        <w:tc>
+          <w:tcPr>
+            <w:tcW w:w="2074" w:type="dxa"/>
+            <w:tcBorders/>
+            <w:shd w:fill="auto" w:color="auto"/>
+            <w:vAlign w:val="center"/>
+          </w:tcPr>
+          <w:p>
+            <w:pPr>
+              <w:pBdr/>
+              <w:pStyle w:val="Normal"/>
+              <w:spacing w:before="0" w:after="0" w:line="240" w:lineRule="auto"/>
+              <w:ind/>
+              <w:rPr/>
+            </w:pPr>
+            <w:r>
+              <w:rPr>
+                <w:sz w:val="16"/>
+              </w:rPr>
+              <w:t xml:space="preserve">Categorical - binary</w:t>
+            </w:r>
+          </w:p>
+        </w:tc>
+      </w:tr>
+      <w:tr>
+        <w:tblPrEx>
+          <w:tblBorders/>
+        </w:tblPrEx>
+        <w:trPr>
+          <w:trHeight w:hRule="atLeast" w:val="20"/>
+          <w:cantSplit/>
+        </w:trPr>
+        <w:tc>
+          <w:tcPr>
+            <w:tcW w:w="2074" w:type="dxa"/>
+            <w:tcBorders/>
+            <w:shd w:fill="auto" w:color="auto"/>
+            <w:vAlign w:val="center"/>
+          </w:tcPr>
+          <w:p>
+            <w:pPr>
+              <w:pBdr/>
+              <w:pStyle w:val="Normal"/>
+              <w:spacing w:before="0" w:after="0" w:line="240" w:lineRule="auto"/>
+              <w:ind/>
+              <w:rPr/>
+            </w:pPr>
+            <w:r>
+              <w:rPr>
+                <w:rFonts w:ascii="Aptos" w:hAnsi="Aptos"/>
+                <w:b w:val="0"/>
+                <w:sz w:val="16"/>
+              </w:rPr>
+              <w:t xml:space="preserve">GenHlth</w:t>
+            </w:r>
+          </w:p>
+        </w:tc>
+        <w:tc>
+          <w:tcPr>
+            <w:tcW w:w="2074" w:type="dxa"/>
+            <w:tcBorders/>
+            <w:shd w:fill="auto" w:color="auto"/>
+            <w:vAlign w:val="center"/>
+          </w:tcPr>
+          <w:p>
+            <w:pPr>
+              <w:pBdr/>
+              <w:pStyle w:val="Normal"/>
+              <w:spacing w:before="0" w:after="0" w:line="240" w:lineRule="auto"/>
+              <w:ind/>
+              <w:rPr/>
+            </w:pPr>
+            <w:r>
+              <w:rPr>
+                <w:rFonts w:ascii="Aptos" w:hAnsi="Aptos"/>
+                <w:b w:val="0"/>
+                <w:sz w:val="16"/>
+              </w:rPr>
+              <w:t xml:space="preserve">Self-rated general health</w:t>
+            </w:r>
+          </w:p>
+        </w:tc>
+        <w:tc>
+          <w:tcPr>
+            <w:tcW w:w="2074" w:type="dxa"/>
+            <w:tcBorders/>
+            <w:shd w:fill="auto" w:color="auto"/>
+            <w:vAlign w:val="center"/>
+          </w:tcPr>
+          <w:p>
+            <w:pPr>
+              <w:pBdr/>
+              <w:pStyle w:val="Normal"/>
+              <w:spacing w:before="0" w:after="0" w:line="240" w:lineRule="auto"/>
+              <w:ind/>
+              <w:rPr/>
+            </w:pPr>
+            <w:r>
+              <w:rPr>
+                <w:rFonts w:ascii="Aptos" w:hAnsi="Aptos"/>
+                <w:b w:val="0"/>
+                <w:sz w:val="16"/>
+              </w:rPr>
+              <w:t xml:space="preserve">1 = excellent; 2 = very good; 3 = good; 4 = fair; 5 = poor</w:t>
+            </w:r>
+          </w:p>
+        </w:tc>
+        <w:tc>
+          <w:tcPr>
+            <w:tcW w:w="2074" w:type="dxa"/>
+            <w:tcBorders/>
+            <w:shd w:fill="auto" w:color="auto"/>
+            <w:vAlign w:val="center"/>
+          </w:tcPr>
+          <w:p>
+            <w:pPr>
+              <w:pBdr/>
+              <w:pStyle w:val="Normal"/>
+              <w:spacing w:before="0" w:after="0" w:line="240" w:lineRule="auto"/>
+              <w:ind/>
+              <w:rPr/>
+            </w:pPr>
+            <w:r>
+              <w:rPr>
+                <w:rFonts w:ascii="Aptos" w:hAnsi="Aptos"/>
+                <w:b w:val="0"/>
+                <w:sz w:val="16"/>
+              </w:rPr>
+              <w:t xml:space="preserve">Ordered health categories</w:t>
+            </w:r>
+          </w:p>
+        </w:tc>
+        <w:tc>
+          <w:tcPr>
+            <w:tcW w:w="2074" w:type="dxa"/>
+            <w:tcBorders/>
+            <w:shd w:fill="auto" w:color="auto"/>
+            <w:vAlign w:val="center"/>
+          </w:tcPr>
+          <w:p>
+            <w:pPr>
+              <w:pBdr/>
+              <w:pStyle w:val="Normal"/>
+              <w:spacing w:before="0" w:after="0" w:line="240" w:lineRule="auto"/>
+              <w:ind/>
+              <w:rPr/>
+            </w:pPr>
+            <w:r>
+              <w:rPr>
+                <w:rFonts w:ascii="Aptos" w:hAnsi="Aptos"/>
+                <w:b w:val="0"/>
+                <w:sz w:val="16"/>
+              </w:rPr>
+              <w:t xml:space="preserve">Categorical - ordinal</w:t>
+            </w:r>
+          </w:p>
+        </w:tc>
+      </w:tr>
+      <w:tr>
+        <w:tblPrEx>
+          <w:tblBorders/>
+        </w:tblPrEx>
+        <w:trPr>
+          <w:trHeight w:hRule="atLeast" w:val="20"/>
+          <w:cantSplit/>
+        </w:trPr>
+        <w:tc>
+          <w:tcPr>
+            <w:tcW w:w="2074" w:type="dxa"/>
+            <w:tcBorders/>
+            <w:shd w:fill="auto" w:color="auto"/>
+            <w:vAlign w:val="center"/>
+          </w:tcPr>
+          <w:p>
+            <w:pPr>
+              <w:pBdr/>
+              <w:pStyle w:val="Normal"/>
+              <w:spacing w:before="0" w:after="0" w:line="240" w:lineRule="auto"/>
+              <w:ind/>
+              <w:rPr/>
+            </w:pPr>
+            <w:r>
+              <w:rPr>
+                <w:rFonts w:ascii="Aptos" w:hAnsi="Aptos"/>
+                <w:b w:val="0"/>
+                <w:sz w:val="16"/>
+              </w:rPr>
+              <w:t xml:space="preserve">MentHlth</w:t>
+            </w:r>
+          </w:p>
+        </w:tc>
+        <w:tc>
+          <w:tcPr>
+            <w:tcW w:w="2074" w:type="dxa"/>
+            <w:tcBorders/>
+            <w:shd w:fill="auto" w:color="auto"/>
+            <w:vAlign w:val="center"/>
+          </w:tcPr>
+          <w:p>
+            <w:pPr>
+              <w:pBdr/>
+              <w:pStyle w:val="Normal"/>
+              <w:spacing w:before="0" w:after="0" w:line="240" w:lineRule="auto"/>
+              <w:ind/>
+              <w:rPr/>
+            </w:pPr>
+            <w:r>
+              <w:rPr>
+                <w:rFonts w:ascii="Aptos" w:hAnsi="Aptos"/>
+                <w:b w:val="0"/>
+                <w:sz w:val="16"/>
+              </w:rPr>
+              <w:t xml:space="preserve">Days mental health was not good in past 30 days</w:t>
+            </w:r>
+          </w:p>
+        </w:tc>
+        <w:tc>
+          <w:tcPr>
+            <w:tcW w:w="2074" w:type="dxa"/>
+            <w:tcBorders/>
+            <w:shd w:fill="auto" w:color="auto"/>
+            <w:vAlign w:val="center"/>
+          </w:tcPr>
+          <w:p>
+            <w:pPr>
+              <w:pBdr/>
+              <w:pStyle w:val="Normal"/>
+              <w:spacing w:before="0" w:after="0" w:line="240" w:lineRule="auto"/>
+              <w:ind/>
+              <w:rPr/>
+            </w:pPr>
+            <w:r>
+              <w:rPr>
+                <w:rFonts w:ascii="Aptos" w:hAnsi="Aptos"/>
+                <w:b w:val="0"/>
+                <w:sz w:val="16"/>
+              </w:rPr>
+              <w:t xml:space="preserve">0-30 days in supplied CSV</w:t>
+            </w:r>
+          </w:p>
+        </w:tc>
+        <w:tc>
+          <w:tcPr>
+            <w:tcW w:w="2074" w:type="dxa"/>
+            <w:tcBorders/>
+            <w:shd w:fill="auto" w:color="auto"/>
+            <w:vAlign w:val="center"/>
+          </w:tcPr>
+          <w:p>
+            <w:pPr>
+              <w:pBdr/>
+              <w:pStyle w:val="Normal"/>
+              <w:spacing w:before="0" w:after="0" w:line="240" w:lineRule="auto"/>
+              <w:ind/>
+              <w:rPr/>
+            </w:pPr>
+            <w:r>
+              <w:rPr>
+                <w:rFonts w:ascii="Aptos" w:hAnsi="Aptos"/>
+                <w:b w:val="0"/>
+                <w:sz w:val="16"/>
+              </w:rPr>
+              <w:t xml:space="preserve">A genuine number of days</w:t>
+            </w:r>
+          </w:p>
+        </w:tc>
+        <w:tc>
+          <w:tcPr>
+            <w:tcW w:w="2074" w:type="dxa"/>
+            <w:tcBorders/>
+            <w:shd w:fill="auto" w:color="auto"/>
+            <w:vAlign w:val="center"/>
+          </w:tcPr>
+          <w:p>
+            <w:pPr>
+              <w:pBdr/>
+              <w:pStyle w:val="Normal"/>
+              <w:spacing w:before="0" w:after="0" w:line="240" w:lineRule="auto"/>
+              <w:ind/>
+              <w:rPr/>
+            </w:pPr>
+            <w:r>
+              <w:rPr>
+                <w:rFonts w:ascii="Aptos" w:hAnsi="Aptos"/>
+                <w:b w:val="0"/>
+                <w:sz w:val="16"/>
+              </w:rPr>
+              <w:t xml:space="preserve">Numerical - discrete/count</w:t>
+            </w:r>
+          </w:p>
+        </w:tc>
+      </w:tr>
+      <w:tr>
+        <w:tblPrEx>
+          <w:tblBorders/>
+        </w:tblPrEx>
+        <w:trPr>
+          <w:trHeight w:hRule="atLeast" w:val="20"/>
+          <w:cantSplit/>
+        </w:trPr>
+        <w:tc>
+          <w:tcPr>
+            <w:tcW w:w="2074" w:type="dxa"/>
+            <w:tcBorders/>
+            <w:shd w:fill="auto" w:color="auto"/>
+            <w:vAlign w:val="center"/>
+          </w:tcPr>
+          <w:p>
+            <w:pPr>
+              <w:pBdr/>
+              <w:pStyle w:val="Normal"/>
+              <w:spacing w:before="0" w:after="0" w:line="240" w:lineRule="auto"/>
+              <w:ind/>
+              <w:rPr/>
+            </w:pPr>
+            <w:r>
+              <w:rPr>
+                <w:rFonts w:ascii="Aptos" w:hAnsi="Aptos"/>
+                <w:b w:val="0"/>
+                <w:sz w:val="16"/>
+              </w:rPr>
+              <w:t xml:space="preserve">PhysHlth</w:t>
+            </w:r>
+          </w:p>
+        </w:tc>
+        <w:tc>
+          <w:tcPr>
+            <w:tcW w:w="2074" w:type="dxa"/>
+            <w:tcBorders/>
+            <w:shd w:fill="auto" w:color="auto"/>
+            <w:vAlign w:val="center"/>
+          </w:tcPr>
+          <w:p>
+            <w:pPr>
+              <w:pBdr/>
+              <w:pStyle w:val="Normal"/>
+              <w:spacing w:before="0" w:after="0" w:line="240" w:lineRule="auto"/>
+              <w:ind/>
+              <w:rPr/>
+            </w:pPr>
+            <w:r>
+              <w:rPr>
+                <w:rFonts w:ascii="Aptos" w:hAnsi="Aptos"/>
+                <w:b w:val="0"/>
+                <w:sz w:val="16"/>
+              </w:rPr>
+              <w:t xml:space="preserve">Days physical health was not good in past 30 days</w:t>
+            </w:r>
+          </w:p>
+        </w:tc>
+        <w:tc>
+          <w:tcPr>
+            <w:tcW w:w="2074" w:type="dxa"/>
+            <w:tcBorders/>
+            <w:shd w:fill="auto" w:color="auto"/>
+            <w:vAlign w:val="center"/>
+          </w:tcPr>
+          <w:p>
+            <w:pPr>
+              <w:pBdr/>
+              <w:pStyle w:val="Normal"/>
+              <w:spacing w:before="0" w:after="0" w:line="240" w:lineRule="auto"/>
+              <w:ind/>
+              <w:rPr/>
+            </w:pPr>
+            <w:r>
+              <w:rPr>
+                <w:rFonts w:ascii="Aptos" w:hAnsi="Aptos"/>
+                <w:b w:val="0"/>
+                <w:sz w:val="16"/>
+              </w:rPr>
+              <w:t xml:space="preserve">0-30 days in supplied CSV</w:t>
+            </w:r>
+          </w:p>
+        </w:tc>
+        <w:tc>
+          <w:tcPr>
+            <w:tcW w:w="2074" w:type="dxa"/>
+            <w:tcBorders/>
+            <w:shd w:fill="auto" w:color="auto"/>
+            <w:vAlign w:val="center"/>
+          </w:tcPr>
+          <w:p>
+            <w:pPr>
+              <w:pBdr/>
+              <w:pStyle w:val="Normal"/>
+              <w:spacing w:before="0" w:after="0" w:line="240" w:lineRule="auto"/>
+              <w:ind/>
+              <w:rPr/>
+            </w:pPr>
+            <w:r>
+              <w:rPr>
+                <w:rFonts w:ascii="Aptos" w:hAnsi="Aptos"/>
+                <w:b w:val="0"/>
+                <w:sz w:val="16"/>
+              </w:rPr>
+              <w:t xml:space="preserve">A genuine number of days</w:t>
+            </w:r>
+          </w:p>
+        </w:tc>
+        <w:tc>
+          <w:tcPr>
+            <w:tcW w:w="2074" w:type="dxa"/>
+            <w:tcBorders/>
+            <w:shd w:fill="auto" w:color="auto"/>
+            <w:vAlign w:val="center"/>
+          </w:tcPr>
+          <w:p>
+            <w:pPr>
+              <w:pBdr/>
+              <w:pStyle w:val="Normal"/>
+              <w:spacing w:before="0" w:after="0" w:line="240" w:lineRule="auto"/>
+              <w:ind/>
+              <w:rPr/>
+            </w:pPr>
+            <w:r>
+              <w:rPr>
+                <w:rFonts w:ascii="Aptos" w:hAnsi="Aptos"/>
+                <w:b w:val="0"/>
+                <w:sz w:val="16"/>
+              </w:rPr>
+              <w:t xml:space="preserve">Numerical - discrete/count</w:t>
+            </w:r>
+          </w:p>
+        </w:tc>
+      </w:tr>
+      <w:tr>
+        <w:tblPrEx>
+          <w:tblBorders/>
+        </w:tblPrEx>
+        <w:trPr>
+          <w:trHeight w:hRule="atLeast" w:val="20"/>
+          <w:cantSplit/>
+        </w:trPr>
+        <w:tc>
+          <w:tcPr>
+            <w:tcW w:w="2074" w:type="dxa"/>
+            <w:tcBorders/>
+            <w:shd w:fill="auto" w:color="auto"/>
+            <w:vAlign w:val="center"/>
+          </w:tcPr>
+          <w:p>
+            <w:pPr>
+              <w:pBdr/>
+              <w:pStyle w:val="Normal"/>
+              <w:spacing w:before="0" w:after="0" w:line="240" w:lineRule="auto"/>
+              <w:ind/>
+              <w:rPr/>
+            </w:pPr>
+            <w:r>
+              <w:rPr>
+                <w:rFonts w:ascii="Aptos" w:hAnsi="Aptos"/>
+                <w:b w:val="0"/>
+                <w:sz w:val="16"/>
+              </w:rPr>
+              <w:t xml:space="preserve">DiffWalk</w:t>
+            </w:r>
+          </w:p>
+        </w:tc>
+        <w:tc>
+          <w:tcPr>
+            <w:tcW w:w="2074" w:type="dxa"/>
+            <w:tcBorders/>
+            <w:shd w:fill="auto" w:color="auto"/>
+            <w:vAlign w:val="center"/>
+          </w:tcPr>
+          <w:p>
+            <w:pPr>
+              <w:pBdr/>
+              <w:pStyle w:val="Normal"/>
+              <w:spacing w:before="0" w:after="0" w:line="240" w:lineRule="auto"/>
+              <w:ind/>
+              <w:rPr/>
+            </w:pPr>
+            <w:r>
+              <w:rPr>
+                <w:rFonts w:ascii="Aptos" w:hAnsi="Aptos"/>
+                <w:b w:val="0"/>
+                <w:sz w:val="16"/>
+              </w:rPr>
+              <w:t xml:space="preserve">Serious difficulty walking or climbing stairs</w:t>
+            </w:r>
+          </w:p>
+        </w:tc>
+        <w:tc>
+          <w:tcPr>
+            <w:tcW w:w="2074" w:type="dxa"/>
+            <w:tcBorders/>
+            <w:shd w:fill="auto" w:color="auto"/>
+            <w:vAlign w:val="center"/>
+          </w:tcPr>
+          <w:p>
+            <w:pPr>
+              <w:pBdr/>
+              <w:pStyle w:val="Normal"/>
+              <w:spacing w:before="0" w:after="0" w:line="240" w:lineRule="auto"/>
+              <w:ind/>
+              <w:rPr/>
+            </w:pPr>
+            <w:r>
+              <w:rPr>
+                <w:rFonts w:ascii="Aptos" w:hAnsi="Aptos"/>
+                <w:b w:val="0"/>
+                <w:sz w:val="16"/>
+              </w:rPr>
+              <w:t xml:space="preserve">0 = no; 1 = yes</w:t>
+            </w:r>
+          </w:p>
+        </w:tc>
+        <w:tc>
+          <w:tcPr>
+            <w:tcW w:w="2074" w:type="dxa"/>
+            <w:tcBorders/>
+            <w:shd w:fill="auto" w:color="auto"/>
+            <w:vAlign w:val="center"/>
+          </w:tcPr>
+          <w:p>
+            <w:pPr>
+              <w:pBdr/>
+              <w:pStyle w:val="Normal"/>
+              <w:spacing w:before="0" w:after="0" w:line="240" w:lineRule="auto"/>
+              <w:ind/>
+              <w:rPr/>
+            </w:pPr>
+            <w:r>
+              <w:rPr>
+                <w:rFonts w:ascii="Aptos" w:hAnsi="Aptos"/>
+                <w:b w:val="0"/>
+                <w:sz w:val="16"/>
+              </w:rPr>
+              <w:t xml:space="preserve">Yes/no category</w:t>
+            </w:r>
+          </w:p>
+        </w:tc>
+        <w:tc>
+          <w:tcPr>
+            <w:tcW w:w="2074" w:type="dxa"/>
+            <w:tcBorders/>
+            <w:shd w:fill="auto" w:color="auto"/>
+            <w:vAlign w:val="center"/>
+          </w:tcPr>
+          <w:p>
+            <w:pPr>
+              <w:pBdr/>
+              <w:pStyle w:val="Normal"/>
+              <w:spacing w:before="0" w:after="0" w:line="240" w:lineRule="auto"/>
+              <w:ind/>
+              <w:rPr/>
+            </w:pPr>
+            <w:r>
+              <w:rPr>
+                <w:rFonts w:ascii="Aptos" w:hAnsi="Aptos"/>
+                <w:b w:val="0"/>
+                <w:sz w:val="16"/>
+              </w:rPr>
+              <w:t xml:space="preserve">Categorical - binary</w:t>
+            </w:r>
+          </w:p>
+        </w:tc>
+      </w:tr>
+      <w:tr>
+        <w:tblPrEx>
+          <w:tblBorders/>
+        </w:tblPrEx>
+        <w:trPr>
+          <w:trHeight w:hRule="atLeast" w:val="20"/>
+          <w:cantSplit/>
+        </w:trPr>
+        <w:tc>
+          <w:tcPr>
+            <w:tcW w:w="2074" w:type="dxa"/>
+            <w:tcBorders/>
+            <w:shd w:fill="auto" w:color="auto"/>
+            <w:vAlign w:val="center"/>
+          </w:tcPr>
+          <w:p>
+            <w:pPr>
+              <w:pBdr/>
+              <w:pStyle w:val="Normal"/>
+              <w:spacing w:before="0" w:after="0" w:line="240" w:lineRule="auto"/>
+              <w:ind/>
+              <w:rPr/>
+            </w:pPr>
+            <w:r>
+              <w:rPr>
+                <w:rFonts w:ascii="Aptos" w:hAnsi="Aptos"/>
+                <w:b w:val="0"/>
+                <w:sz w:val="16"/>
+              </w:rPr>
+              <w:t xml:space="preserve">Sex</w:t>
+            </w:r>
+          </w:p>
+        </w:tc>
+        <w:tc>
+          <w:tcPr>
+            <w:tcW w:w="2074" w:type="dxa"/>
+            <w:tcBorders/>
+            <w:shd w:fill="auto" w:color="auto"/>
+            <w:vAlign w:val="center"/>
+          </w:tcPr>
+          <w:p>
+            <w:pPr>
+              <w:pBdr/>
+              <w:pStyle w:val="Normal"/>
+              <w:spacing w:before="0" w:after="0" w:line="240" w:lineRule="auto"/>
+              <w:ind/>
+              <w:rPr/>
+            </w:pPr>
+            <w:r>
+              <w:rPr>
+                <w:rFonts w:ascii="Aptos" w:hAnsi="Aptos"/>
+                <w:b w:val="0"/>
+                <w:sz w:val="16"/>
+              </w:rPr>
+              <w:t xml:space="preserve">Respondent's sex</w:t>
+            </w:r>
+          </w:p>
+        </w:tc>
+        <w:tc>
+          <w:tcPr>
+            <w:tcW w:w="2074" w:type="dxa"/>
+            <w:tcBorders/>
+            <w:shd w:fill="auto" w:color="auto"/>
+            <w:vAlign w:val="center"/>
+          </w:tcPr>
+          <w:p>
+            <w:pPr>
+              <w:pBdr/>
+              <w:pStyle w:val="Normal"/>
+              <w:spacing w:before="0" w:after="0" w:line="240" w:lineRule="auto"/>
+              <w:ind/>
+              <w:rPr/>
+            </w:pPr>
+            <w:r>
+              <w:rPr>
+                <w:rFonts w:ascii="Aptos" w:hAnsi="Aptos"/>
+                <w:b w:val="0"/>
+                <w:sz w:val="16"/>
+              </w:rPr>
+              <w:t xml:space="preserve">0 = female; 1 = male</w:t>
+            </w:r>
+          </w:p>
+        </w:tc>
+        <w:tc>
+          <w:tcPr>
+            <w:tcW w:w="2074" w:type="dxa"/>
+            <w:tcBorders/>
+            <w:shd w:fill="auto" w:color="auto"/>
+            <w:vAlign w:val="center"/>
+          </w:tcPr>
+          <w:p>
+            <w:pPr>
+              <w:pBdr/>
+              <w:pStyle w:val="Normal"/>
+              <w:spacing w:before="0" w:after="0" w:line="240" w:lineRule="auto"/>
+              <w:ind/>
+              <w:rPr/>
+            </w:pPr>
+            <w:r>
+              <w:rPr>
+                <w:rFonts w:ascii="Aptos" w:hAnsi="Aptos"/>
+                <w:b w:val="0"/>
+                <w:sz w:val="16"/>
+              </w:rPr>
+              <w:t xml:space="preserve">Two category states</w:t>
+            </w:r>
+          </w:p>
+        </w:tc>
+        <w:tc>
+          <w:tcPr>
+            <w:tcW w:w="2074" w:type="dxa"/>
+            <w:tcBorders/>
+            <w:shd w:fill="auto" w:color="auto"/>
+            <w:vAlign w:val="center"/>
+          </w:tcPr>
+          <w:p>
+            <w:pPr>
+              <w:pBdr/>
+              <w:pStyle w:val="Normal"/>
+              <w:spacing w:before="0" w:after="0" w:line="240" w:lineRule="auto"/>
+              <w:ind/>
+              <w:rPr/>
+            </w:pPr>
+            <w:r>
+              <w:rPr>
+                <w:rFonts w:ascii="Aptos" w:hAnsi="Aptos"/>
+                <w:b w:val="0"/>
+                <w:sz w:val="16"/>
+              </w:rPr>
+              <w:t xml:space="preserve">Categorical - binary</w:t>
+            </w:r>
+          </w:p>
+        </w:tc>
+      </w:tr>
+      <w:tr>
+        <w:tblPrEx>
+          <w:tblBorders/>
+        </w:tblPrEx>
+        <w:trPr>
+          <w:trHeight w:hRule="atLeast" w:val="20"/>
+          <w:cantSplit/>
+        </w:trPr>
+        <w:tc>
+          <w:tcPr>
+            <w:tcW w:w="2074" w:type="dxa"/>
+            <w:tcBorders/>
+            <w:shd w:fill="auto" w:color="auto"/>
+            <w:vAlign w:val="center"/>
+          </w:tcPr>
+          <w:p>
+            <w:pPr>
+              <w:pBdr/>
+              <w:pStyle w:val="Normal"/>
+              <w:spacing w:before="0" w:after="0" w:line="240" w:lineRule="auto"/>
+              <w:ind/>
+              <w:rPr/>
+            </w:pPr>
+            <w:r>
+              <w:rPr>
+                <w:rFonts w:ascii="Aptos" w:hAnsi="Aptos"/>
+                <w:b w:val="0"/>
+                <w:sz w:val="16"/>
+              </w:rPr>
+              <w:t xml:space="preserve">Age</w:t>
+            </w:r>
+          </w:p>
+        </w:tc>
+        <w:tc>
+          <w:tcPr>
+            <w:tcW w:w="2074" w:type="dxa"/>
+            <w:tcBorders/>
+            <w:shd w:fill="auto" w:color="auto"/>
+            <w:vAlign w:val="center"/>
+          </w:tcPr>
+          <w:p>
+            <w:pPr>
+              <w:pBdr/>
+              <w:pStyle w:val="Normal"/>
+              <w:spacing w:before="0" w:after="0" w:line="240" w:lineRule="auto"/>
+              <w:ind/>
+              <w:rPr/>
+            </w:pPr>
+            <w:r>
+              <w:rPr>
+                <w:rFonts w:ascii="Aptos" w:hAnsi="Aptos"/>
+                <w:b w:val="0"/>
+                <w:sz w:val="16"/>
+              </w:rPr>
+              <w:t xml:space="preserve">Age group</w:t>
+            </w:r>
+          </w:p>
+        </w:tc>
+        <w:tc>
+          <w:tcPr>
+            <w:tcW w:w="2074" w:type="dxa"/>
+            <w:tcBorders/>
+            <w:shd w:fill="auto" w:color="auto"/>
+            <w:vAlign w:val="center"/>
+          </w:tcPr>
+          <w:p>
+            <w:pPr>
+              <w:pBdr/>
+              <w:pStyle w:val="Normal"/>
+              <w:spacing w:before="0" w:after="0" w:line="240" w:lineRule="auto"/>
+              <w:ind/>
+              <w:rPr/>
+            </w:pPr>
+            <w:r>
+              <w:rPr>
+                <w:rFonts w:ascii="Aptos" w:hAnsi="Aptos"/>
+                <w:b w:val="0"/>
+                <w:sz w:val="16"/>
+              </w:rPr>
+              <w:t xml:space="preserve">1=18-24; 2=25-29; 3=30-34; 4=35-39; 5=40-44; 6=45-49; 7=50-54; 8=55-59; 9=60-64; 10=65-69; 11=70-74; 12=75-79; 13=80+</w:t>
+            </w:r>
+          </w:p>
+        </w:tc>
+        <w:tc>
+          <w:tcPr>
+            <w:tcW w:w="2074" w:type="dxa"/>
+            <w:tcBorders/>
+            <w:shd w:fill="auto" w:color="auto"/>
+            <w:vAlign w:val="center"/>
+          </w:tcPr>
+          <w:p>
+            <w:pPr>
+              <w:pBdr/>
+              <w:pStyle w:val="Normal"/>
+              <w:spacing w:before="0" w:after="0" w:line="240" w:lineRule="auto"/>
+              <w:ind/>
+              <w:rPr/>
+            </w:pPr>
+            <w:r>
+              <w:rPr>
+                <w:rFonts w:ascii="Aptos" w:hAnsi="Aptos"/>
+                <w:b w:val="0"/>
+                <w:sz w:val="16"/>
+              </w:rPr>
+              <w:t xml:space="preserve">Ordered age groups; code is not age in years</w:t>
+            </w:r>
+          </w:p>
+        </w:tc>
+        <w:tc>
+          <w:tcPr>
+            <w:tcW w:w="2074" w:type="dxa"/>
+            <w:tcBorders/>
+            <w:shd w:fill="auto" w:color="auto"/>
+            <w:vAlign w:val="center"/>
+          </w:tcPr>
+          <w:p>
+            <w:pPr>
+              <w:pBdr/>
+              <w:pStyle w:val="Normal"/>
+              <w:spacing w:before="0" w:after="0" w:line="240" w:lineRule="auto"/>
+              <w:ind/>
+              <w:rPr/>
+            </w:pPr>
+            <w:r>
+              <w:rPr>
+                <w:rFonts w:ascii="Aptos" w:hAnsi="Aptos"/>
+                <w:b w:val="0"/>
+                <w:sz w:val="16"/>
+              </w:rPr>
+              <w:t xml:space="preserve">Categorical - ordinal</w:t>
+            </w:r>
+          </w:p>
+        </w:tc>
+      </w:tr>
+      <w:tr>
+        <w:tblPrEx>
+          <w:tblBorders/>
+        </w:tblPrEx>
+        <w:trPr>
+          <w:trHeight w:hRule="atLeast" w:val="20"/>
+          <w:cantSplit/>
+        </w:trPr>
+        <w:tc>
+          <w:tcPr>
+            <w:tcW w:w="2074" w:type="dxa"/>
+            <w:tcBorders/>
+            <w:shd w:fill="auto" w:color="auto"/>
+            <w:vAlign w:val="center"/>
+          </w:tcPr>
+          <w:p>
+            <w:pPr>
+              <w:pBdr/>
+              <w:pStyle w:val="Normal"/>
+              <w:spacing w:before="0" w:after="0" w:line="240" w:lineRule="auto"/>
+              <w:ind/>
+              <w:rPr/>
+            </w:pPr>
+            <w:r>
+              <w:rPr>
+                <w:rFonts w:ascii="Aptos" w:hAnsi="Aptos"/>
+                <w:b w:val="0"/>
+                <w:sz w:val="16"/>
+              </w:rPr>
+              <w:t xml:space="preserve">Education</w:t>
+            </w:r>
+          </w:p>
+        </w:tc>
+        <w:tc>
+          <w:tcPr>
+            <w:tcW w:w="2074" w:type="dxa"/>
+            <w:tcBorders/>
+            <w:shd w:fill="auto" w:color="auto"/>
+            <w:vAlign w:val="center"/>
+          </w:tcPr>
+          <w:p>
+            <w:pPr>
+              <w:pBdr/>
+              <w:pStyle w:val="Normal"/>
+              <w:spacing w:before="0" w:after="0" w:line="240" w:lineRule="auto"/>
+              <w:ind/>
+              <w:rPr/>
+            </w:pPr>
+            <w:r>
+              <w:rPr>
+                <w:rFonts w:ascii="Aptos" w:hAnsi="Aptos"/>
+                <w:b w:val="0"/>
+                <w:sz w:val="16"/>
+              </w:rPr>
+              <w:t xml:space="preserve">Highest education category</w:t>
+            </w:r>
+          </w:p>
+        </w:tc>
+        <w:tc>
+          <w:tcPr>
+            <w:tcW w:w="2074" w:type="dxa"/>
+            <w:tcBorders/>
+            <w:shd w:fill="auto" w:color="auto"/>
+            <w:vAlign w:val="center"/>
+          </w:tcPr>
+          <w:p>
+            <w:pPr>
+              <w:pBdr/>
+              <w:pStyle w:val="Normal"/>
+              <w:spacing w:before="0" w:after="0" w:line="240" w:lineRule="auto"/>
+              <w:ind/>
+              <w:rPr/>
+            </w:pPr>
+            <w:r>
+              <w:rPr>
+                <w:rFonts w:ascii="Aptos" w:hAnsi="Aptos"/>
+                <w:b w:val="0"/>
+                <w:sz w:val="16"/>
+              </w:rPr>
+              <w:t xml:space="preserve">1=no school/kindergarten; 2=grades 1-8; 3=grades 9-</w:t>
+            </w:r>
+            <w:r>
+              <w:rPr>
+                <w:rFonts w:ascii="Aptos" w:hAnsi="Aptos"/>
+                <w:b w:val="0"/>
+                <w:sz w:val="16"/>
+              </w:rPr>
+              <w:t xml:space="preserve">11; 4=high-school graduate; 5=some college/technical school; 6=college/technical-</w:t>
+            </w:r>
+            <w:r>
+              <w:rPr>
+                <w:rFonts w:ascii="Aptos" w:hAnsi="Aptos"/>
+                <w:b w:val="0"/>
+                <w:sz w:val="16"/>
+              </w:rPr>
+              <w:t xml:space="preserve">school graduate</w:t>
+            </w:r>
+          </w:p>
+        </w:tc>
+        <w:tc>
+          <w:tcPr>
+            <w:tcW w:w="2074" w:type="dxa"/>
+            <w:tcBorders/>
+            <w:shd w:fill="auto" w:color="auto"/>
+            <w:vAlign w:val="center"/>
+          </w:tcPr>
+          <w:p>
+            <w:pPr>
+              <w:pBdr/>
+              <w:pStyle w:val="Normal"/>
+              <w:spacing w:before="0" w:after="0" w:line="240" w:lineRule="auto"/>
+              <w:ind/>
+              <w:rPr/>
+            </w:pPr>
+            <w:r>
+              <w:rPr>
+                <w:rFonts w:ascii="Aptos" w:hAnsi="Aptos"/>
+                <w:b w:val="0"/>
+                <w:sz w:val="16"/>
+              </w:rPr>
+              <w:t xml:space="preserve">Ordered education categories</w:t>
+            </w:r>
+          </w:p>
+        </w:tc>
+        <w:tc>
+          <w:tcPr>
+            <w:tcW w:w="2074" w:type="dxa"/>
+            <w:tcBorders/>
+            <w:shd w:fill="auto" w:color="auto"/>
+            <w:vAlign w:val="center"/>
+          </w:tcPr>
+          <w:p>
+            <w:pPr>
+              <w:pBdr/>
+              <w:pStyle w:val="Normal"/>
+              <w:spacing w:before="0" w:after="0" w:line="240" w:lineRule="auto"/>
+              <w:ind/>
+              <w:rPr/>
+            </w:pPr>
+            <w:r>
+              <w:rPr>
+                <w:rFonts w:ascii="Aptos" w:hAnsi="Aptos"/>
+                <w:b w:val="0"/>
+                <w:sz w:val="16"/>
+              </w:rPr>
+              <w:t xml:space="preserve">Categorical - ordinal</w:t>
+            </w:r>
+          </w:p>
+        </w:tc>
+      </w:tr>
+      <w:tr>
+        <w:tblPrEx>
+          <w:tblBorders/>
+        </w:tblPrEx>
+        <w:trPr>
+          <w:trHeight w:hRule="atLeast" w:val="20"/>
+          <w:cantSplit/>
+        </w:trPr>
+        <w:tc>
+          <w:tcPr>
+            <w:tcW w:w="2074" w:type="dxa"/>
+            <w:tcBorders/>
+            <w:shd w:fill="auto" w:color="auto"/>
+            <w:vAlign w:val="center"/>
+          </w:tcPr>
+          <w:p>
+            <w:pPr>
+              <w:pBdr/>
+              <w:pStyle w:val="Normal"/>
+              <w:spacing w:before="0" w:after="0" w:line="240" w:lineRule="auto"/>
+              <w:ind/>
+              <w:rPr/>
+            </w:pPr>
+            <w:r>
+              <w:rPr>
+                <w:rFonts w:ascii="Aptos" w:hAnsi="Aptos"/>
+                <w:b w:val="0"/>
+                <w:sz w:val="16"/>
+              </w:rPr>
+              <w:t xml:space="preserve">Income</w:t>
+            </w:r>
+          </w:p>
+        </w:tc>
+        <w:tc>
+          <w:tcPr>
+            <w:tcW w:w="2074" w:type="dxa"/>
+            <w:tcBorders/>
+            <w:shd w:fill="auto" w:color="auto"/>
+            <w:vAlign w:val="center"/>
+          </w:tcPr>
+          <w:p>
+            <w:pPr>
+              <w:pBdr/>
+              <w:pStyle w:val="Normal"/>
+              <w:spacing w:before="0" w:after="0" w:line="240" w:lineRule="auto"/>
+              <w:ind/>
+              <w:rPr/>
+            </w:pPr>
+            <w:r>
+              <w:rPr>
+                <w:rFonts w:ascii="Aptos" w:hAnsi="Aptos"/>
+                <w:b w:val="0"/>
+                <w:sz w:val="16"/>
+              </w:rPr>
+              <w:t xml:space="preserve">Household income category</w:t>
+            </w:r>
+          </w:p>
+        </w:tc>
+        <w:tc>
+          <w:tcPr>
+            <w:tcW w:w="2074" w:type="dxa"/>
+            <w:tcBorders/>
+            <w:shd w:fill="auto" w:color="auto"/>
+            <w:vAlign w:val="center"/>
+          </w:tcPr>
+          <w:p>
+            <w:pPr>
+              <w:pBdr/>
+              <w:pStyle w:val="Normal"/>
+              <w:spacing w:before="0" w:after="0" w:line="240" w:lineRule="auto"/>
+              <w:ind/>
+              <w:rPr/>
+            </w:pPr>
+            <w:r>
+              <w:rPr>
+                <w:rFonts w:ascii="Aptos" w:hAnsi="Aptos"/>
+                <w:b w:val="0"/>
+                <w:sz w:val="16"/>
+              </w:rPr>
+              <w:t xml:space="preserve">1=&lt; $10k; 2=$10k-&lt;15k; 3=$15k-&lt;20k; 4=$20k-</w:t>
+            </w:r>
+            <w:r>
+              <w:rPr>
+                <w:rFonts w:ascii="Aptos" w:hAnsi="Aptos"/>
+                <w:b w:val="0"/>
+                <w:sz w:val="16"/>
+              </w:rPr>
+              <w:t xml:space="preserve">&lt;25k; 5=$25k-&lt;35k; 6=$35k-&lt;50k; 7=$50k-</w:t>
+            </w:r>
+            <w:r>
+              <w:rPr>
+                <w:rFonts w:ascii="Aptos" w:hAnsi="Aptos"/>
+                <w:b w:val="0"/>
+                <w:sz w:val="16"/>
+              </w:rPr>
+              <w:t xml:space="preserve">&lt;75k; 8=$75k+</w:t>
+            </w:r>
+          </w:p>
+        </w:tc>
+        <w:tc>
+          <w:tcPr>
+            <w:tcW w:w="2074" w:type="dxa"/>
+            <w:tcBorders/>
+            <w:shd w:fill="auto" w:color="auto"/>
+            <w:vAlign w:val="center"/>
+          </w:tcPr>
+          <w:p>
+            <w:pPr>
+              <w:pBdr/>
+              <w:pStyle w:val="Normal"/>
+              <w:spacing w:before="0" w:after="0" w:line="240" w:lineRule="auto"/>
+              <w:ind/>
+              <w:rPr/>
+            </w:pPr>
+            <w:r>
+              <w:rPr>
+                <w:rFonts w:ascii="Aptos" w:hAnsi="Aptos"/>
+                <w:b w:val="0"/>
+                <w:sz w:val="16"/>
+              </w:rPr>
+              <w:t xml:space="preserve">Ordered income groups; code is not income in dollars</w:t>
+            </w:r>
+          </w:p>
+        </w:tc>
+        <w:tc>
+          <w:tcPr>
+            <w:tcW w:w="2074" w:type="dxa"/>
+            <w:tcBorders/>
+            <w:shd w:fill="auto" w:color="auto"/>
+            <w:vAlign w:val="center"/>
+          </w:tcPr>
+          <w:p>
+            <w:pPr>
+              <w:pBdr/>
+              <w:pStyle w:val="Normal"/>
+              <w:spacing w:before="0" w:after="0" w:line="240" w:lineRule="auto"/>
+              <w:ind/>
+              <w:rPr/>
+            </w:pPr>
+            <w:r>
+              <w:rPr>
+                <w:rFonts w:ascii="Aptos" w:hAnsi="Aptos"/>
+                <w:b w:val="0"/>
+                <w:sz w:val="16"/>
+              </w:rPr>
+              <w:t xml:space="preserve">Categorical - ordinal</w:t>
+            </w:r>
+          </w:p>
+        </w:tc>
+      </w:tr>
+    </w:tbl>
+    <w:p>
+      <w:pPr>
+        <w:pBdr/>
+        <w:pStyle w:val="Normal"/>
+        <w:spacing w:after="80"/>
+        <w:ind/>
+        <w:rPr/>
+      </w:pPr>
+      <w:r>
+        <w:rPr/>
+        <w:t xml:space="preserve">4. Detailed coding notes for ordered variables</w:t>
       </w:r>
     </w:p>
     <w:p>
       <w:pPr>
         <w:pBdr/>
         <w:pStyle w:val="Normal"/>
-        <w:spacing/>
+        <w:spacing w:after="80"/>
+        <w:ind/>
+        <w:rPr/>
+      </w:pPr>
+    </w:p>
+    <w:p>
+      <w:pPr>
+        <w:pBdr/>
+        <w:pStyle w:val="Normal"/>
+        <w:spacing w:after="80"/>
         <w:ind/>
         <w:rPr/>
       </w:pPr>
       <w:r>
         <w:rPr/>
-        <w:t xml:space="preserve">Calculate and report the required evaluation metrics for your model and for the two decision thresholds. There is no required minimum value that your model must achieve. Your task is to correctly interpret the results and explain the trade-offs between the metrics, rather than optimize the model to reach a particular performance value.</w:t>
+        <w:t xml:space="preserve">Age is a 13-level ordered age-group variable, not age in years: 1=18-24, 2=25-29, 3=30-34, 4=35-39, 5=40-44, 6=45-49, 7=50-54, 8=55-59, 9=60-64, 10=65-69, 11=70-74, 12=75-79, 13=80+.</w:t>
       </w:r>
     </w:p>
     <w:p>
       <w:pPr>
         <w:pBdr/>
-        <w:pStyle w:val="Heading 1"/>
-        <w:spacing/>
+        <w:pStyle w:val="Normal"/>
+        <w:spacing w:after="80"/>
+        <w:ind/>
+        <w:rPr/>
+      </w:pPr>
+    </w:p>
+    <w:p>
+      <w:pPr>
+        <w:pBdr/>
+        <w:pStyle w:val="Normal"/>
+        <w:spacing w:after="80"/>
         <w:ind/>
         <w:rPr/>
       </w:pPr>
       <w:r>
         <w:rPr/>
-        <w:t xml:space="preserve">8. Submission</w:t>
+        <w:t xml:space="preserve">Education is ordered from 1 to 6: 1=no school/kindergarten, 2=grades 1-8, 3=grades 9-11, 4=high-school graduate, 5=some college/technical school, 6=college/technical-school graduate.</w:t>
       </w:r>
     </w:p>
     <w:p>
       <w:pPr>
         <w:pBdr/>
-        <w:pStyle w:val="List Bullet"/>
-        <w:spacing w:after="20"/>
+        <w:pStyle w:val="Normal"/>
+        <w:spacing w:after="80"/>
+        <w:ind/>
+        <w:rPr/>
+      </w:pPr>
+    </w:p>
+    <w:p>
+      <w:pPr>
+        <w:pBdr/>
+        <w:pStyle w:val="Normal"/>
+        <w:spacing w:after="80"/>
         <w:ind/>
         <w:rPr/>
       </w:pPr>
       <w:r>
         <w:rPr/>
-        <w:t xml:space="preserve">GitHub repository containing the completed notebook, code, relevant outputs and visualizations.</w:t>
+        <w:t xml:space="preserve">Income is an ordered household-income category: 1=&lt; $10,000; 2=$10,000-&lt;15,000; 3=$15,000-&lt;20,000; 4=$20,000-&lt;25,000; 5=$25,000-&lt;35,000; 6=$35,000-&lt;50,000; 7=$50,000-&lt;75,000; 8=$75,000+.</w:t>
       </w:r>
     </w:p>
     <w:p>
       <w:pPr>
         <w:pBdr/>
-        <w:pStyle w:val="List Bullet"/>
-        <w:spacing w:after="20"/>
+        <w:pStyle w:val="Normal"/>
+        <w:spacing w:after="80"/>
+        <w:ind/>
+        <w:rPr/>
+      </w:pPr>
+    </w:p>
+    <w:p>
+      <w:pPr>
+        <w:pBdr/>
+        <w:pStyle w:val="Normal"/>
+        <w:spacing w:after="80"/>
         <w:ind/>
         <w:rPr/>
       </w:pPr>
       <w:r>
         <w:rPr/>
-        <w:t xml:space="preserve">Short written document answering Q1-Q7 and the two group-work questions G1-G2. Refer to evidence from your notebook; do not copy all code into the written answers.</w:t>
+        <w:t xml:space="preserve">GenHlth is ordered: 1=excellent, 2=very good, 3=good, 4=fair, 5=poor.</w:t>
       </w:r>
     </w:p>
     <w:p>
       <w:pPr>
         <w:pBdr/>
-        <w:pStyle w:val="List Bullet"/>
-        <w:spacing w:after="20"/>
+        <w:pStyle w:val="Heading 1"/>
+        <w:spacing/>
         <w:ind/>
         <w:rPr/>
       </w:pPr>
       <w:r>
         <w:rPr/>
-        <w:t xml:space="preserve">Brief group-work reflection. Answer these two questions:</w:t>
+        <w:t xml:space="preserve">5. Important points before EDA</w:t>
       </w:r>
     </w:p>
     <w:p>
       <w:pPr>
         <w:pBdr/>
-        <w:pStyle w:val="List Bullet"/>
-        <w:spacing/>
-        <w:ind/>
-        <w:rPr/>
-      </w:pPr>
-      <w:r>
-        <w:rPr/>
-        <w:t xml:space="preserve">G1. How was the work divided among group members, and what did each member contribute?</w:t>
-      </w:r>
-    </w:p>
-    <w:p>
-      <w:pPr>
-        <w:pBdr/>
-        <w:pStyle w:val="List Bullet"/>
-        <w:spacing/>
-        <w:ind/>
-        <w:rPr/>
-      </w:pPr>
-      <w:r>
-        <w:rPr/>
-        <w:t xml:space="preserve">G2. How did your group make sure that everyone understood the complete solution, not only the part they worked on?</w:t>
-      </w:r>
-    </w:p>
-    <w:p>
-      <w:pPr>
-        <w:pBdr/>
-        <w:pStyle w:val="Heading 1"/>
-        <w:spacing/>
-        <w:ind/>
-        <w:rPr/>
-      </w:pPr>
-      <w:r>
-        <w:rPr/>
-        <w:t xml:space="preserve">9. Feedback discussion</w:t>
-      </w:r>
-    </w:p>
-    <w:p>
-      <w:pPr>
-        <w:pBdr/>
         <w:pStyle w:val="Normal"/>
         <w:spacing/>
         <w:ind/>
-        <w:rPr/>
-      </w:pPr>
-      <w:r>
-        <w:rPr/>
-        <w:t xml:space="preserve">Any group member may be asked to explain a feature meaning, an EDA result, the TRAIN/TEST split, a preprocessing step, a confusion-matrix entry, precision versus recall, or what changed when the threshold changed. The focus is understanding and reasoning, not memorizing code.</w:t>
-      </w:r>
-    </w:p>
-    <w:p>
-      <w:pPr>
-        <w:pBdr/>
-        <w:pStyle w:val="Normal"/>
-        <w:spacing/>
-        <w:ind/>
-        <w:jc w:val="center"/>
         <w:rPr/>
       </w:pPr>
       <w:r>
         <w:rPr>
           <w:b/>
         </w:rPr>
-        <w:t xml:space="preserve">Meaning first -&gt; evidence -&gt; decision. Keep TEST protected. Association is not causation. Accuracy is not enough by itself.</w:t>
+        <w:t xml:space="preserve">Duplicate rows: </w:t>
+      </w:r>
+      <w:r>
+        <w:rPr/>
+        <w:t xml:space="preserve">You may find rows that have identical values across all columns. Keep these rows in this assignment; do not remove them using drop_duplicates(). The dataset does not contain a respondent identifier that would allow us to determine that identical rows represent the same person recorded more than once. Because many variables have only a small number of possible values, different respondents can have exactly the same combination of recorded values. Therefore, use the supplied dataset without removing these rows.</w:t>
+      </w:r>
+    </w:p>
+    <w:p>
+      <w:pPr>
+        <w:pBdr/>
+        <w:pStyle w:val="List Bullet"/>
+        <w:spacing w:after="20"/>
+        <w:ind/>
+        <w:rPr/>
+      </w:pPr>
+      <w:r>
+        <w:rPr/>
+        <w:t xml:space="preserve">All columns are stored as numbers, but they do not all represent numerical measurements.</w:t>
+      </w:r>
+    </w:p>
+    <w:p>
+      <w:pPr>
+        <w:pBdr/>
+        <w:pStyle w:val="List Bullet"/>
+        <w:spacing w:after="20"/>
+        <w:ind/>
+        <w:rPr/>
+      </w:pPr>
+      <w:r>
+        <w:rPr/>
+        <w:t xml:space="preserve">Binary 0/1 features are categories with two states. Their values already provide a simple 0/1 representation.</w:t>
+      </w:r>
+    </w:p>
+    <w:p>
+      <w:pPr>
+        <w:pBdr/>
+        <w:pStyle w:val="List Bullet"/>
+        <w:spacing w:after="20"/>
+        <w:ind/>
+        <w:rPr/>
+      </w:pPr>
+      <w:r>
+        <w:rPr/>
+        <w:t xml:space="preserve">Age, Education, Income and GenHlth are ordered categories. The codes represent ordered groups, not measured distances.</w:t>
+      </w:r>
+    </w:p>
+    <w:p>
+      <w:pPr>
+        <w:pBdr/>
+        <w:pStyle w:val="List Bullet"/>
+        <w:spacing w:after="20"/>
+        <w:ind/>
+        <w:rPr/>
+      </w:pPr>
+      <w:r>
+        <w:rPr/>
+        <w:t xml:space="preserve">BMI is a numerical measurement. MentHlth and PhysHlth are numerical counts of days.</w:t>
+      </w:r>
+    </w:p>
+    <w:p>
+      <w:pPr>
+        <w:pBdr/>
+        <w:pStyle w:val="List Bullet"/>
+        <w:spacing w:after="20"/>
+        <w:ind/>
+        <w:rPr/>
+      </w:pPr>
+      <w:r>
+        <w:rPr/>
+        <w:t xml:space="preserve">There are no NaNs in the supplied CSV, so missing-value imputation is not needed. You still need to reason about feature meaning and representation.</w:t>
+      </w:r>
+    </w:p>
+    <w:p>
+      <w:pPr>
+        <w:pBdr/>
+        <w:pStyle w:val="List Bullet"/>
+        <w:spacing w:after="20"/>
+        <w:ind/>
+        <w:rPr/>
+      </w:pPr>
+      <w:r>
+        <w:rPr/>
+        <w:t xml:space="preserve">The target combines prediabetes and diabetes into class 1. Therefore the model predicts the supplied binary outcome; it does not distinguish prediabetes from diabetes.</w:t>
+      </w:r>
+    </w:p>
+    <w:p>
+      <w:pPr>
+        <w:pBdr/>
+        <w:pStyle w:val="Normal"/>
+        <w:spacing w:after="80"/>
+        <w:ind/>
+        <w:rPr/>
+      </w:pPr>
+    </w:p>
+    <w:p>
+      <w:pPr>
+        <w:pBdr/>
+        <w:pStyle w:val="Normal"/>
+        <w:spacing w:after="80"/>
+        <w:ind/>
+        <w:rPr/>
+      </w:pPr>
+      <w:r>
+        <w:rPr/>
+        <w:t xml:space="preserve">Representation reminder for Logistic Regression: binary 0/1 variables are already encoded and need no additional categorical encoding; BMI, MentHlth and PhysHlth are genuine numerical values; Age, Education, Income and GenHlth are ordered categories and should be treated as ordered rather than as measured amounts.</w:t>
+      </w:r>
+    </w:p>
+    <w:p>
+      <w:pPr>
+        <w:pBdr/>
+        <w:pStyle w:val="Heading 1"/>
+        <w:spacing/>
+        <w:ind/>
+        <w:rPr/>
+      </w:pPr>
+      <w:r>
+        <w:rPr/>
+        <w:t xml:space="preserve">6. EDA: ask a question before making a plot</w:t>
+      </w:r>
+    </w:p>
+    <w:tbl>
+      <w:tblPr>
+        <w:tblStyle w:val="Table Grid"/>
+        <w:tblW w:w="0" w:type="auto"/>
+        <w:jc w:val="center"/>
+        <w:tblInd w:w="0" w:type="dxa"/>
+        <w:tblCellMar>
+          <w:top w:w="0" w:type="dxa"/>
+          <w:left w:w="108" w:type="dxa"/>
+          <w:bottom w:w="0" w:type="dxa"/>
+          <w:right w:w="108" w:type="dxa"/>
+        </w:tblCellMar>
+        <w:tblBorders>
+          <w:top w:val="single" w:color="000000" w:sz="4" w:space="0"/>
+          <w:left w:val="single" w:color="000000" w:sz="4" w:space="0"/>
+          <w:bottom w:val="single" w:color="000000" w:sz="4" w:space="0"/>
+          <w:right w:val="single" w:color="000000" w:sz="4" w:space="0"/>
+          <w:insideH w:val="single" w:color="000000" w:sz="4" w:space="0"/>
+          <w:insideV w:val="single" w:color="000000" w:sz="4" w:space="0"/>
+        </w:tblBorders>
+        <w:shd w:fill="auto" w:color="auto"/>
+      </w:tblPr>
+      <w:tblGrid>
+        <w:gridCol w:w="3456"/>
+        <w:gridCol w:w="3456"/>
+        <w:gridCol w:w="3456"/>
+      </w:tblGrid>
+      <w:tr>
+        <w:tblPrEx>
+          <w:tblBorders/>
+        </w:tblPrEx>
+        <w:trPr>
+          <w:trHeight w:hRule="atLeast" w:val="20"/>
+          <w:cantSplit/>
+          <w:tblHeader/>
+        </w:trPr>
+        <w:tc>
+          <w:tcPr>
+            <w:tcW w:w="3456" w:type="dxa"/>
+            <w:tcBorders/>
+            <w:shd w:fill="D9EAF7" w:color="auto" w:val="clear"/>
+            <w:vAlign w:val="center"/>
+          </w:tcPr>
+          <w:p>
+            <w:pPr>
+              <w:pBdr/>
+              <w:pStyle w:val="Normal"/>
+              <w:spacing w:before="0" w:after="0" w:line="240" w:lineRule="auto"/>
+              <w:ind/>
+              <w:rPr/>
+            </w:pPr>
+            <w:r>
+              <w:rPr>
+                <w:rFonts w:ascii="Aptos" w:hAnsi="Aptos"/>
+                <w:b/>
+                <w:sz w:val="16"/>
+              </w:rPr>
+              <w:t xml:space="preserve">Question</w:t>
+            </w:r>
+          </w:p>
+        </w:tc>
+        <w:tc>
+          <w:tcPr>
+            <w:tcW w:w="3456" w:type="dxa"/>
+            <w:tcBorders/>
+            <w:shd w:fill="D9EAF7" w:color="auto" w:val="clear"/>
+            <w:vAlign w:val="center"/>
+          </w:tcPr>
+          <w:p>
+            <w:pPr>
+              <w:pBdr/>
+              <w:pStyle w:val="Normal"/>
+              <w:spacing w:before="0" w:after="0" w:line="240" w:lineRule="auto"/>
+              <w:ind/>
+              <w:rPr/>
+            </w:pPr>
+            <w:r>
+              <w:rPr>
+                <w:rFonts w:ascii="Aptos" w:hAnsi="Aptos"/>
+                <w:b/>
+                <w:sz w:val="16"/>
+              </w:rPr>
+              <w:t xml:space="preserve">Useful evidence</w:t>
+            </w:r>
+          </w:p>
+        </w:tc>
+        <w:tc>
+          <w:tcPr>
+            <w:tcW w:w="3456" w:type="dxa"/>
+            <w:tcBorders/>
+            <w:shd w:fill="D9EAF7" w:color="auto" w:val="clear"/>
+            <w:vAlign w:val="center"/>
+          </w:tcPr>
+          <w:p>
+            <w:pPr>
+              <w:pBdr/>
+              <w:pStyle w:val="Normal"/>
+              <w:spacing w:before="0" w:after="0" w:line="240" w:lineRule="auto"/>
+              <w:ind/>
+              <w:rPr/>
+            </w:pPr>
+            <w:r>
+              <w:rPr>
+                <w:rFonts w:ascii="Aptos" w:hAnsi="Aptos"/>
+                <w:b/>
+                <w:sz w:val="16"/>
+              </w:rPr>
+              <w:t xml:space="preserve">What you may conclude</w:t>
+            </w:r>
+          </w:p>
+        </w:tc>
+      </w:tr>
+      <w:tr>
+        <w:tblPrEx>
+          <w:tblBorders/>
+        </w:tblPrEx>
+        <w:trPr>
+          <w:trHeight w:hRule="atLeast" w:val="20"/>
+          <w:cantSplit/>
+        </w:trPr>
+        <w:tc>
+          <w:tcPr>
+            <w:tcW w:w="3456" w:type="dxa"/>
+            <w:tcBorders/>
+            <w:shd w:fill="auto" w:color="auto"/>
+            <w:vAlign w:val="center"/>
+          </w:tcPr>
+          <w:p>
+            <w:pPr>
+              <w:pBdr/>
+              <w:pStyle w:val="Normal"/>
+              <w:spacing w:before="0" w:after="0" w:line="240" w:lineRule="auto"/>
+              <w:ind/>
+              <w:rPr/>
+            </w:pPr>
+            <w:r>
+              <w:rPr>
+                <w:rFonts w:ascii="Aptos" w:hAnsi="Aptos"/>
+                <w:b w:val="0"/>
+                <w:sz w:val="16"/>
+              </w:rPr>
+              <w:t xml:space="preserve">How imbalanced is the target?</w:t>
+            </w:r>
+          </w:p>
+        </w:tc>
+        <w:tc>
+          <w:tcPr>
+            <w:tcW w:w="3456" w:type="dxa"/>
+            <w:tcBorders/>
+            <w:shd w:fill="auto" w:color="auto"/>
+            <w:vAlign w:val="center"/>
+          </w:tcPr>
+          <w:p>
+            <w:pPr>
+              <w:pBdr/>
+              <w:pStyle w:val="Normal"/>
+              <w:spacing w:before="0" w:after="0" w:line="240" w:lineRule="auto"/>
+              <w:ind/>
+              <w:rPr/>
+            </w:pPr>
+            <w:r>
+              <w:rPr>
+                <w:rFonts w:ascii="Aptos" w:hAnsi="Aptos"/>
+                <w:b w:val="0"/>
+                <w:sz w:val="16"/>
+              </w:rPr>
+              <w:t xml:space="preserve">Counts and proportions of Diabetes_binary</w:t>
+            </w:r>
+          </w:p>
+        </w:tc>
+        <w:tc>
+          <w:tcPr>
+            <w:tcW w:w="3456" w:type="dxa"/>
+            <w:tcBorders/>
+            <w:shd w:fill="auto" w:color="auto"/>
+            <w:vAlign w:val="center"/>
+          </w:tcPr>
+          <w:p>
+            <w:pPr>
+              <w:pBdr/>
+              <w:pStyle w:val="Normal"/>
+              <w:spacing w:before="0" w:after="0" w:line="240" w:lineRule="auto"/>
+              <w:ind/>
+              <w:rPr/>
+            </w:pPr>
+            <w:r>
+              <w:rPr>
+                <w:rFonts w:ascii="Aptos" w:hAnsi="Aptos"/>
+                <w:b w:val="0"/>
+                <w:sz w:val="16"/>
+              </w:rPr>
+              <w:t xml:space="preserve">How common each class is in this dataset.</w:t>
+            </w:r>
+          </w:p>
+        </w:tc>
+      </w:tr>
+      <w:tr>
+        <w:tblPrEx>
+          <w:tblBorders/>
+        </w:tblPrEx>
+        <w:trPr>
+          <w:trHeight w:hRule="atLeast" w:val="20"/>
+          <w:cantSplit/>
+        </w:trPr>
+        <w:tc>
+          <w:tcPr>
+            <w:tcW w:w="3456" w:type="dxa"/>
+            <w:tcBorders/>
+            <w:shd w:fill="auto" w:color="auto"/>
+            <w:vAlign w:val="center"/>
+          </w:tcPr>
+          <w:p>
+            <w:pPr>
+              <w:pBdr/>
+              <w:pStyle w:val="Normal"/>
+              <w:spacing w:before="0" w:after="0" w:line="240" w:lineRule="auto"/>
+              <w:ind/>
+              <w:rPr/>
+            </w:pPr>
+            <w:r>
+              <w:rPr>
+                <w:rFonts w:ascii="Aptos" w:hAnsi="Aptos"/>
+                <w:b w:val="0"/>
+                <w:sz w:val="16"/>
+              </w:rPr>
+              <w:t xml:space="preserve">Does BMI differ between the two classes?</w:t>
+            </w:r>
+          </w:p>
+        </w:tc>
+        <w:tc>
+          <w:tcPr>
+            <w:tcW w:w="3456" w:type="dxa"/>
+            <w:tcBorders/>
+            <w:shd w:fill="auto" w:color="auto"/>
+            <w:vAlign w:val="center"/>
+          </w:tcPr>
+          <w:p>
+            <w:pPr>
+              <w:pBdr/>
+              <w:pStyle w:val="Normal"/>
+              <w:spacing w:before="0" w:after="0" w:line="240" w:lineRule="auto"/>
+              <w:ind/>
+              <w:rPr/>
+            </w:pPr>
+            <w:r>
+              <w:rPr>
+                <w:rFonts w:ascii="Aptos" w:hAnsi="Aptos"/>
+                <w:b w:val="0"/>
+                <w:sz w:val="16"/>
+              </w:rPr>
+              <w:t xml:space="preserve">Class-wise distributions / boxplots</w:t>
+            </w:r>
+          </w:p>
+        </w:tc>
+        <w:tc>
+          <w:tcPr>
+            <w:tcW w:w="3456" w:type="dxa"/>
+            <w:tcBorders/>
+            <w:shd w:fill="auto" w:color="auto"/>
+            <w:vAlign w:val="center"/>
+          </w:tcPr>
+          <w:p>
+            <w:pPr>
+              <w:pBdr/>
+              <w:pStyle w:val="Normal"/>
+              <w:spacing w:before="0" w:after="0" w:line="240" w:lineRule="auto"/>
+              <w:ind/>
+              <w:rPr/>
+            </w:pPr>
+            <w:r>
+              <w:rPr>
+                <w:rFonts w:ascii="Aptos" w:hAnsi="Aptos"/>
+                <w:b w:val="0"/>
+                <w:sz w:val="16"/>
+              </w:rPr>
+              <w:t xml:space="preserve">Whether the observed BMI distributions differ; not that BMI causes diabetes.</w:t>
+            </w:r>
+          </w:p>
+        </w:tc>
+      </w:tr>
+      <w:tr>
+        <w:tblPrEx>
+          <w:tblBorders/>
+        </w:tblPrEx>
+        <w:trPr>
+          <w:trHeight w:hRule="atLeast" w:val="20"/>
+          <w:cantSplit/>
+        </w:trPr>
+        <w:tc>
+          <w:tcPr>
+            <w:tcW w:w="3456" w:type="dxa"/>
+            <w:tcBorders/>
+            <w:shd w:fill="auto" w:color="auto"/>
+            <w:vAlign w:val="center"/>
+          </w:tcPr>
+          <w:p>
+            <w:pPr>
+              <w:pBdr/>
+              <w:pStyle w:val="Normal"/>
+              <w:spacing w:before="0" w:after="0" w:line="240" w:lineRule="auto"/>
+              <w:ind/>
+              <w:rPr/>
+            </w:pPr>
+            <w:r>
+              <w:rPr>
+                <w:rFonts w:ascii="Aptos" w:hAnsi="Aptos"/>
+                <w:b w:val="0"/>
+                <w:sz w:val="16"/>
+              </w:rPr>
+              <w:t xml:space="preserve">Does diabetes proportion differ between HighBP = 0 and HighBP = 1?</w:t>
+            </w:r>
+          </w:p>
+        </w:tc>
+        <w:tc>
+          <w:tcPr>
+            <w:tcW w:w="3456" w:type="dxa"/>
+            <w:tcBorders/>
+            <w:shd w:fill="auto" w:color="auto"/>
+            <w:vAlign w:val="center"/>
+          </w:tcPr>
+          <w:p>
+            <w:pPr>
+              <w:pBdr/>
+              <w:pStyle w:val="Normal"/>
+              <w:spacing w:before="0" w:after="0" w:line="240" w:lineRule="auto"/>
+              <w:ind/>
+              <w:rPr/>
+            </w:pPr>
+            <w:r>
+              <w:rPr>
+                <w:rFonts w:ascii="Aptos" w:hAnsi="Aptos"/>
+                <w:b w:val="0"/>
+                <w:sz w:val="16"/>
+              </w:rPr>
+              <w:t xml:space="preserve">Crosstab with row proportions</w:t>
+            </w:r>
+          </w:p>
+        </w:tc>
+        <w:tc>
+          <w:tcPr>
+            <w:tcW w:w="3456" w:type="dxa"/>
+            <w:tcBorders/>
+            <w:shd w:fill="auto" w:color="auto"/>
+            <w:vAlign w:val="center"/>
+          </w:tcPr>
+          <w:p>
+            <w:pPr>
+              <w:pBdr/>
+              <w:pStyle w:val="Normal"/>
+              <w:spacing w:before="0" w:after="0" w:line="240" w:lineRule="auto"/>
+              <w:ind/>
+              <w:rPr/>
+            </w:pPr>
+            <w:r>
+              <w:rPr>
+                <w:rFonts w:ascii="Aptos" w:hAnsi="Aptos"/>
+                <w:b w:val="0"/>
+                <w:sz w:val="16"/>
+              </w:rPr>
+              <w:t xml:space="preserve">Whether HighBP is associated with the target in this dataset.</w:t>
+            </w:r>
+          </w:p>
+        </w:tc>
+      </w:tr>
+      <w:tr>
+        <w:tblPrEx>
+          <w:tblBorders/>
+        </w:tblPrEx>
+        <w:trPr>
+          <w:trHeight w:hRule="atLeast" w:val="20"/>
+          <w:cantSplit/>
+        </w:trPr>
+        <w:tc>
+          <w:tcPr>
+            <w:tcW w:w="3456" w:type="dxa"/>
+            <w:tcBorders/>
+            <w:shd w:fill="auto" w:color="auto"/>
+            <w:vAlign w:val="center"/>
+          </w:tcPr>
+          <w:p>
+            <w:pPr>
+              <w:pBdr/>
+              <w:pStyle w:val="Normal"/>
+              <w:spacing w:before="0" w:after="0" w:line="240" w:lineRule="auto"/>
+              <w:ind/>
+              <w:rPr/>
+            </w:pPr>
+            <w:r>
+              <w:rPr>
+                <w:rFonts w:ascii="Aptos" w:hAnsi="Aptos"/>
+                <w:b w:val="0"/>
+                <w:sz w:val="16"/>
+              </w:rPr>
+              <w:t xml:space="preserve">Does diabetes proportion change across Age groups?</w:t>
+            </w:r>
+          </w:p>
+        </w:tc>
+        <w:tc>
+          <w:tcPr>
+            <w:tcW w:w="3456" w:type="dxa"/>
+            <w:tcBorders/>
+            <w:shd w:fill="auto" w:color="auto"/>
+            <w:vAlign w:val="center"/>
+          </w:tcPr>
+          <w:p>
+            <w:pPr>
+              <w:pBdr/>
+              <w:pStyle w:val="Normal"/>
+              <w:spacing w:before="0" w:after="0" w:line="240" w:lineRule="auto"/>
+              <w:ind/>
+              <w:rPr/>
+            </w:pPr>
+            <w:r>
+              <w:rPr>
+                <w:rFonts w:ascii="Aptos" w:hAnsi="Aptos"/>
+                <w:b w:val="0"/>
+                <w:sz w:val="16"/>
+              </w:rPr>
+              <w:t xml:space="preserve">Proportional bar plot / crosstab</w:t>
+            </w:r>
+          </w:p>
+        </w:tc>
+        <w:tc>
+          <w:tcPr>
+            <w:tcW w:w="3456" w:type="dxa"/>
+            <w:tcBorders/>
+            <w:shd w:fill="auto" w:color="auto"/>
+            <w:vAlign w:val="center"/>
+          </w:tcPr>
+          <w:p>
+            <w:pPr>
+              <w:pBdr/>
+              <w:pStyle w:val="Normal"/>
+              <w:spacing w:before="0" w:after="0" w:line="240" w:lineRule="auto"/>
+              <w:ind/>
+              <w:rPr/>
+            </w:pPr>
+            <w:r>
+              <w:rPr>
+                <w:rFonts w:ascii="Aptos" w:hAnsi="Aptos"/>
+                <w:b w:val="0"/>
+                <w:sz w:val="16"/>
+              </w:rPr>
+              <w:t xml:space="preserve">Whether the target proportion changes across ordered age groups.</w:t>
+            </w:r>
+          </w:p>
+        </w:tc>
+      </w:tr>
+      <w:tr>
+        <w:tblPrEx>
+          <w:tblBorders/>
+        </w:tblPrEx>
+        <w:trPr>
+          <w:trHeight w:hRule="atLeast" w:val="20"/>
+          <w:cantSplit/>
+        </w:trPr>
+        <w:tc>
+          <w:tcPr>
+            <w:tcW w:w="3456" w:type="dxa"/>
+            <w:tcBorders/>
+            <w:shd w:fill="auto" w:color="auto"/>
+            <w:vAlign w:val="center"/>
+          </w:tcPr>
+          <w:p>
+            <w:pPr>
+              <w:pBdr/>
+              <w:pStyle w:val="Normal"/>
+              <w:spacing w:before="0" w:after="0" w:line="240" w:lineRule="auto"/>
+              <w:ind/>
+              <w:rPr/>
+            </w:pPr>
+            <w:r>
+              <w:rPr>
+                <w:rFonts w:ascii="Aptos" w:hAnsi="Aptos"/>
+                <w:b w:val="0"/>
+                <w:sz w:val="16"/>
+              </w:rPr>
+              <w:t xml:space="preserve">Are two numerical variables related?</w:t>
+            </w:r>
+          </w:p>
+        </w:tc>
+        <w:tc>
+          <w:tcPr>
+            <w:tcW w:w="3456" w:type="dxa"/>
+            <w:tcBorders/>
+            <w:shd w:fill="auto" w:color="auto"/>
+            <w:vAlign w:val="center"/>
+          </w:tcPr>
+          <w:p>
+            <w:pPr>
+              <w:pBdr/>
+              <w:pStyle w:val="Normal"/>
+              <w:spacing w:before="0" w:after="0" w:line="240" w:lineRule="auto"/>
+              <w:ind/>
+              <w:rPr/>
+            </w:pPr>
+            <w:r>
+              <w:rPr>
+                <w:rFonts w:ascii="Aptos" w:hAnsi="Aptos"/>
+                <w:b w:val="0"/>
+                <w:sz w:val="16"/>
+              </w:rPr>
+              <w:t xml:space="preserve">Scatterplot/correlation where appropriate</w:t>
+            </w:r>
+          </w:p>
+        </w:tc>
+        <w:tc>
+          <w:tcPr>
+            <w:tcW w:w="3456" w:type="dxa"/>
+            <w:tcBorders/>
+            <w:shd w:fill="auto" w:color="auto"/>
+            <w:vAlign w:val="center"/>
+          </w:tcPr>
+          <w:p>
+            <w:pPr>
+              <w:pBdr/>
+              <w:pStyle w:val="Normal"/>
+              <w:spacing w:before="0" w:after="0" w:line="240" w:lineRule="auto"/>
+              <w:ind/>
+              <w:rPr/>
+            </w:pPr>
+            <w:r>
+              <w:rPr>
+                <w:rFonts w:ascii="Aptos" w:hAnsi="Aptos"/>
+                <w:b w:val="0"/>
+                <w:sz w:val="16"/>
+              </w:rPr>
+              <w:t xml:space="preserve">Association, not causation and not automatically model importance.</w:t>
+            </w:r>
+          </w:p>
+        </w:tc>
+      </w:tr>
+    </w:tbl>
+    <w:p>
+      <w:pPr>
+        <w:pBdr/>
+        <w:pStyle w:val="Normal"/>
+        <w:spacing w:after="80"/>
+        <w:ind/>
+        <w:rPr/>
+      </w:pPr>
+      <w:r>
+        <w:rPr/>
+        <w:t xml:space="preserve">Memory rule: EDA describes patterns in the observed data. It does not by itself establish causation.</w:t>
+      </w:r>
+    </w:p>
+    <w:p>
+      <w:pPr>
+        <w:pBdr/>
+        <w:pStyle w:val="Normal"/>
+        <w:spacing w:after="80"/>
+        <w:ind/>
+        <w:rPr/>
+      </w:pPr>
+    </w:p>
+    <w:p>
+      <w:pPr>
+        <w:pBdr/>
+        <w:pStyle w:val="Normal"/>
+        <w:spacing w:after="80"/>
+        <w:ind/>
+        <w:rPr/>
+      </w:pPr>
+      <w:r>
+        <w:rPr/>
+        <w:t xml:space="preserve">For categorical features, do not force ordinary numerical correlation onto category codes. Compare target proportions across categories using a crosstab or proportional bar chart. For genuinely numerical variables, scatterplots/correlation may be appropriate. In both cases, describe association rather than causation.</w:t>
+      </w:r>
+    </w:p>
+    <w:p>
+      <w:pPr>
+        <w:pBdr/>
+        <w:pStyle w:val="Heading 1"/>
+        <w:spacing/>
+        <w:ind/>
+        <w:rPr/>
+      </w:pPr>
+      <w:r>
+        <w:rPr/>
+        <w:t xml:space="preserve">7. Classification questions that matter in this dataset</w:t>
+      </w:r>
+    </w:p>
+    <w:p>
+      <w:pPr>
+        <w:pBdr/>
+        <w:pStyle w:val="List Bullet"/>
+        <w:spacing w:after="20"/>
+        <w:ind/>
+        <w:rPr/>
+      </w:pPr>
+      <w:r>
+        <w:rPr/>
+        <w:t xml:space="preserve">Because class 1 is much less common, accuracy alone can hide poor detection of class 1.</w:t>
+      </w:r>
+    </w:p>
+    <w:p>
+      <w:pPr>
+        <w:pBdr/>
+        <w:pStyle w:val="List Bullet"/>
+        <w:spacing w:after="20"/>
+        <w:ind/>
+        <w:rPr/>
+      </w:pPr>
+      <w:r>
+        <w:rPr/>
+        <w:t xml:space="preserve">Recall asks: of the respondents who are actually class 1, how many did the model find?</w:t>
+      </w:r>
+    </w:p>
+    <w:p>
+      <w:pPr>
+        <w:pBdr/>
+        <w:pStyle w:val="List Bullet"/>
+        <w:spacing w:after="20"/>
+        <w:ind/>
+        <w:rPr/>
+      </w:pPr>
+      <w:r>
+        <w:rPr/>
+        <w:t xml:space="preserve">Precision asks: of the respondents predicted as class 1, how many are actually class 1?</w:t>
+      </w:r>
+    </w:p>
+    <w:p>
+      <w:pPr>
+        <w:pBdr/>
+        <w:pStyle w:val="Normal"/>
+        <w:spacing w:after="80"/>
+        <w:ind/>
+        <w:rPr/>
+      </w:pPr>
+    </w:p>
+    <w:p>
+      <w:pPr>
+        <w:pBdr/>
+        <w:pStyle w:val="Normal"/>
+        <w:spacing w:after="80"/>
+        <w:ind/>
+        <w:rPr/>
+      </w:pPr>
+      <w:r>
+        <w:rPr/>
+        <w:t xml:space="preserve">Specificity asks: of the respondents who are actually class 0, how many did the model correctly predict as class 0?</w:t>
+      </w:r>
+    </w:p>
+    <w:p>
+      <w:pPr>
+        <w:pBdr/>
+        <w:pStyle w:val="Normal"/>
+        <w:spacing w:after="80"/>
+        <w:ind/>
+        <w:rPr/>
+      </w:pPr>
+    </w:p>
+    <w:p>
+      <w:pPr>
+        <w:pBdr/>
+        <w:pStyle w:val="Normal"/>
+        <w:spacing w:after="80"/>
+        <w:ind/>
+        <w:rPr/>
+      </w:pPr>
+      <w:r>
+        <w:rPr/>
+        <w:t xml:space="preserve">Accuracy asks: of all respondents, what proportion did the model classify correctly?</w:t>
+      </w:r>
+    </w:p>
+    <w:p>
+      <w:pPr>
+        <w:pBdr/>
+        <w:pStyle w:val="List Bullet"/>
+        <w:spacing w:after="20"/>
+        <w:ind/>
+        <w:rPr/>
+      </w:pPr>
+      <w:r>
+        <w:rPr/>
+        <w:t xml:space="preserve">A false negative is an actual class-1 respondent predicted as class 0. A false positive is an actual class-0 respondent predicted as class 1.</w:t>
+      </w:r>
+    </w:p>
+    <w:p>
+      <w:pPr>
+        <w:pBdr/>
+        <w:pStyle w:val="Normal"/>
+        <w:spacing w:after="80"/>
+        <w:ind/>
+        <w:rPr/>
+      </w:pPr>
+    </w:p>
+    <w:p>
+      <w:pPr>
+        <w:pBdr/>
+        <w:pStyle w:val="Normal"/>
+        <w:spacing w:after="80"/>
+        <w:ind/>
+        <w:rPr/>
+      </w:pPr>
+      <w:r>
+        <w:rPr/>
+        <w:t xml:space="preserve">Metric formulas: Accuracy = (TP + TN) / (TP + TN + FP + FN); Precision = TP / (TP + FP); Recall = TP / (TP + FN); Specificity = TN / (TN + FP).</w:t>
+      </w:r>
+    </w:p>
+    <w:p>
+      <w:pPr>
+        <w:pBdr/>
+        <w:pStyle w:val="List Bullet"/>
+        <w:spacing w:after="20"/>
+        <w:ind/>
+        <w:rPr/>
+      </w:pPr>
+      <w:r>
+        <w:rPr/>
+        <w:t xml:space="preserve">A probability is not yet a class. The threshold converts a predicted probability into class 0 or class 1.</w:t>
+      </w:r>
+    </w:p>
+    <w:p>
+      <w:pPr>
+        <w:pBdr/>
+        <w:pStyle w:val="List Bullet"/>
+        <w:spacing w:after="20"/>
+        <w:ind/>
+        <w:rPr/>
+      </w:pPr>
+      <w:r>
+        <w:rPr/>
+        <w:t xml:space="preserve">Changing the threshold changes the predicted classes and the FP/FN trade-off; it does not retrain the fitted model.</w:t>
+      </w:r>
+    </w:p>
+    <w:p>
+      <w:pPr>
+        <w:pBdr/>
+        <w:pStyle w:val="Heading 1"/>
+        <w:spacing/>
+        <w:ind/>
+        <w:rPr/>
+      </w:pPr>
+      <w:r>
+        <w:rPr/>
+        <w:t xml:space="preserve">8. TRAIN and TEST</w:t>
+      </w:r>
+    </w:p>
+    <w:p>
+      <w:pPr>
+        <w:pBdr/>
+        <w:pStyle w:val="Normal"/>
+        <w:spacing w:after="80"/>
+        <w:ind/>
+        <w:rPr/>
+      </w:pPr>
+      <w:r>
+        <w:rPr/>
+        <w:t xml:space="preserve">Split before learning from the data. For this classification problem, use the target classes when stratifying the split so that TRAIN and TEST contain approximately the same proportion of class 0 and class 1. In the code, this is done using stratify=y. Learn any data-</w:t>
+      </w:r>
+      <w:r>
+        <w:rPr/>
+        <w:t xml:space="preserve">dependent preprocessing and model parameters from TRAIN only. Keep TEST unchanged for final evaluation. Do not balance or resample the TEST set: it should remain an unseen evaluation set.</w:t>
+      </w:r>
+    </w:p>
+    <w:p>
+      <w:pPr>
+        <w:pBdr/>
+        <w:pStyle w:val="Normal"/>
+        <w:spacing w:after="80"/>
+        <w:ind/>
+        <w:rPr/>
+      </w:pPr>
+      <w:r>
+        <w:rPr/>
+        <w:t xml:space="preserve">Core workflow: UNDERSTAND -&gt; EDA -&gt; SPLIT -&gt; PREPARE -&gt; FIT -&gt; PREDICT -&gt; EVALUATE -&gt; INTERPRET</w:t>
       </w:r>
     </w:p>
     <w:sectPr>
@@ -2450,12 +5651,12 @@
     <w:next w:val="Normal"/>
     <w:pPr>
       <w:pBdr/>
-      <w:spacing w:after="80"/>
+      <w:spacing/>
       <w:ind/>
     </w:pPr>
     <w:rPr>
       <w:rFonts w:ascii="Aptos" w:hAnsi="Aptos"/>
-      <w:sz w:val="20"/>
+      <w:sz w:val="19"/>
     </w:rPr>
   </w:style>
   <w:style w:type="paragraph" w:styleId="Header">
@@ -2582,14 +5783,15 @@
       <w:keepNext/>
       <w:keepLines/>
       <w:outlineLvl w:val="2"/>
-      <w:spacing w:before="200" w:after="0"/>
+      <w:spacing w:before="140" w:after="60"/>
       <w:ind/>
     </w:pPr>
     <w:rPr>
-      <w:rFonts w:asciiTheme="majorHAnsi" w:eastAsiaTheme="majorEastAsia" w:hAnsiTheme="majorHAnsi" w:cstheme="majorBidi"/>
+      <w:rFonts w:ascii="Aptos Display" w:eastAsiaTheme="majorEastAsia" w:hAnsi="Aptos Display" w:cstheme="majorBidi"/>
       <w:b/>
       <w:bCs/>
       <w:color w:val="4F81BD"/>
+      <w:sz w:val="21"/>
     </w:rPr>
   </w:style>
   <w:style w:type="character" w:styleId="Heading 3 Char">
